--- a/data/raw/Courses_Offered.docx
+++ b/data/raw/Courses_Offered.docx
@@ -14,183 +14,3885 @@
           <w:b/>
           <w:bCs/>
         </w:rPr>
-        <w:t>Courses Offered &amp; Career Prospects</w:t>
-      </w:r>
-    </w:p>
-    <w:p>
-      <w:r>
-        <w:t>The college offers a variety of courses such as B.A</w:t>
-      </w:r>
-      <w:r>
-        <w:t xml:space="preserve">. </w:t>
-      </w:r>
-      <w:r>
-        <w:t>English Literature, B.Sc. Computer Science,</w:t>
-      </w:r>
-    </w:p>
-    <w:p>
-      <w:r>
-        <w:t xml:space="preserve">B.Com Accounting &amp; Finance, B.Sc. Psychology, </w:t>
-      </w:r>
-      <w:r>
+        <w:t>Courses Offered &amp; Career Prospects at Powerpuff Girls Arts and Science College</w:t>
+      </w:r>
+    </w:p>
+    <w:p>
+      <w:pPr>
+        <w:rPr>
+          <w:b/>
+          <w:bCs/>
+        </w:rPr>
+      </w:pPr>
+      <w:r>
+        <w:rPr>
+          <w:b/>
+          <w:bCs/>
+        </w:rPr>
+        <w:t>Powerpuff Girls Arts and Science College, located in Townsville, Tamil Nadu, offers diverse undergraduate (UG) and postgraduate (PG) programs designed to empower women with academic excellence and career-ready skills. Affiliated with the University of Townsville and holding NAAC A+ accreditation, the college provides state-of-the-art facilities, industry-aligned curricula, and robust placement support. Below are detailed overviews of the programs, integrating syllabi and career prospects.</w:t>
+      </w:r>
+    </w:p>
+    <w:p>
+      <w:pPr>
+        <w:rPr>
+          <w:b/>
+          <w:bCs/>
+        </w:rPr>
+      </w:pPr>
+      <w:r>
+        <w:rPr>
+          <w:b/>
+          <w:bCs/>
+        </w:rPr>
+        <w:t>B.A. English Literature</w:t>
+      </w:r>
+    </w:p>
+    <w:p>
+      <w:pPr>
+        <w:rPr>
+          <w:b/>
+          <w:bCs/>
+        </w:rPr>
+      </w:pPr>
+      <w:r>
+        <w:rPr>
+          <w:b/>
+          <w:bCs/>
+        </w:rPr>
+        <w:t>Program Overview: A 3-year (6-semester, 130 credits) UG program fostering communication, critical thinking, and creativity through global literature, linguistics, and theory. Includes practical components like creative writing and media analysis.</w:t>
+      </w:r>
+    </w:p>
+    <w:p>
+      <w:pPr>
+        <w:rPr>
+          <w:b/>
+          <w:bCs/>
+        </w:rPr>
+      </w:pPr>
+      <w:r>
+        <w:rPr>
+          <w:b/>
+          <w:bCs/>
+        </w:rPr>
+        <w:t>Curriculum Highlights:</w:t>
+      </w:r>
+    </w:p>
+    <w:p>
+      <w:pPr>
+        <w:numPr>
+          <w:ilvl w:val="0"/>
+          <w:numId w:val="1"/>
+        </w:numPr>
+        <w:rPr>
+          <w:b/>
+          <w:bCs/>
+        </w:rPr>
+      </w:pPr>
+      <w:r>
+        <w:rPr>
+          <w:b/>
+          <w:bCs/>
+        </w:rPr>
+        <w:t>Year 1 – Semester 1:</w:t>
+      </w:r>
+    </w:p>
+    <w:p>
+      <w:pPr>
+        <w:numPr>
+          <w:ilvl w:val="1"/>
+          <w:numId w:val="1"/>
+        </w:numPr>
+        <w:rPr>
+          <w:b/>
+          <w:bCs/>
+        </w:rPr>
+      </w:pPr>
+      <w:r>
+        <w:rPr>
+          <w:b/>
+          <w:bCs/>
+        </w:rPr>
+        <w:t>Introduction to Literary Studies (4 credits): Genres (poetry, drama), literary terms, analysis methods (close reading).</w:t>
+      </w:r>
+    </w:p>
+    <w:p>
+      <w:pPr>
+        <w:numPr>
+          <w:ilvl w:val="1"/>
+          <w:numId w:val="1"/>
+        </w:numPr>
+        <w:rPr>
+          <w:b/>
+          <w:bCs/>
+        </w:rPr>
+      </w:pPr>
+      <w:r>
+        <w:rPr>
+          <w:b/>
+          <w:bCs/>
+        </w:rPr>
+        <w:t>British Literature I (4 credits): Chaucer (</w:t>
+      </w:r>
+      <w:r>
+        <w:rPr>
+          <w:b/>
+          <w:bCs/>
+          <w:i/>
+          <w:iCs/>
+        </w:rPr>
+        <w:t>Canterbury Tales</w:t>
+      </w:r>
+      <w:r>
+        <w:rPr>
+          <w:b/>
+          <w:bCs/>
+        </w:rPr>
+        <w:t>), Shakespeare’s early plays, historical contexts.</w:t>
+      </w:r>
+    </w:p>
+    <w:p>
+      <w:pPr>
+        <w:numPr>
+          <w:ilvl w:val="1"/>
+          <w:numId w:val="1"/>
+        </w:numPr>
+        <w:rPr>
+          <w:b/>
+          <w:bCs/>
+        </w:rPr>
+      </w:pPr>
+      <w:r>
+        <w:rPr>
+          <w:b/>
+          <w:bCs/>
+        </w:rPr>
+        <w:t>Language through Literature (3 credits): Grammar, vocabulary, comprehension via texts.</w:t>
+      </w:r>
+    </w:p>
+    <w:p>
+      <w:pPr>
+        <w:numPr>
+          <w:ilvl w:val="1"/>
+          <w:numId w:val="1"/>
+        </w:numPr>
+        <w:rPr>
+          <w:b/>
+          <w:bCs/>
+        </w:rPr>
+      </w:pPr>
+      <w:r>
+        <w:rPr>
+          <w:b/>
+          <w:bCs/>
+        </w:rPr>
+        <w:t>Environmental Studies (3 credits): Ecosystems, sustainability, eco-literature.</w:t>
+      </w:r>
+    </w:p>
+    <w:p>
+      <w:pPr>
+        <w:numPr>
+          <w:ilvl w:val="0"/>
+          <w:numId w:val="1"/>
+        </w:numPr>
+        <w:rPr>
+          <w:b/>
+          <w:bCs/>
+        </w:rPr>
+      </w:pPr>
+      <w:r>
+        <w:rPr>
+          <w:b/>
+          <w:bCs/>
+        </w:rPr>
+        <w:t>Year 2 – Semester 2:</w:t>
+      </w:r>
+    </w:p>
+    <w:p>
+      <w:pPr>
+        <w:numPr>
+          <w:ilvl w:val="1"/>
+          <w:numId w:val="1"/>
+        </w:numPr>
+        <w:rPr>
+          <w:b/>
+          <w:bCs/>
+        </w:rPr>
+      </w:pPr>
+      <w:r>
+        <w:rPr>
+          <w:b/>
+          <w:bCs/>
+        </w:rPr>
+        <w:t>American Literature (4 credits): Thoreau, Whitman, Morrison (</w:t>
+      </w:r>
+      <w:r>
+        <w:rPr>
+          <w:b/>
+          <w:bCs/>
+          <w:i/>
+          <w:iCs/>
+        </w:rPr>
+        <w:t>Beloved</w:t>
+      </w:r>
+      <w:r>
+        <w:rPr>
+          <w:b/>
+          <w:bCs/>
+        </w:rPr>
+        <w:t>), American identity.</w:t>
+      </w:r>
+    </w:p>
+    <w:p>
+      <w:pPr>
+        <w:numPr>
+          <w:ilvl w:val="1"/>
+          <w:numId w:val="1"/>
+        </w:numPr>
+        <w:rPr>
+          <w:b/>
+          <w:bCs/>
+        </w:rPr>
+      </w:pPr>
+      <w:r>
+        <w:rPr>
+          <w:b/>
+          <w:bCs/>
+        </w:rPr>
+        <w:t>Drama Studies (4 credits): Sophocles (</w:t>
+      </w:r>
+      <w:r>
+        <w:rPr>
+          <w:b/>
+          <w:bCs/>
+          <w:i/>
+          <w:iCs/>
+        </w:rPr>
+        <w:t>Oedipus Rex</w:t>
+      </w:r>
+      <w:r>
+        <w:rPr>
+          <w:b/>
+          <w:bCs/>
+        </w:rPr>
+        <w:t>), Ibsen (</w:t>
+      </w:r>
+      <w:r>
+        <w:rPr>
+          <w:b/>
+          <w:bCs/>
+          <w:i/>
+          <w:iCs/>
+        </w:rPr>
+        <w:t>A Doll’s House</w:t>
+      </w:r>
+      <w:r>
+        <w:rPr>
+          <w:b/>
+          <w:bCs/>
+        </w:rPr>
+        <w:t>), staging workshops.</w:t>
+      </w:r>
+    </w:p>
+    <w:p>
+      <w:pPr>
+        <w:numPr>
+          <w:ilvl w:val="1"/>
+          <w:numId w:val="1"/>
+        </w:numPr>
+        <w:rPr>
+          <w:b/>
+          <w:bCs/>
+        </w:rPr>
+      </w:pPr>
+      <w:r>
+        <w:rPr>
+          <w:b/>
+          <w:bCs/>
+        </w:rPr>
+        <w:t>Creative Writing (3 credits): Short stories, poetry, scriptwriting, portfolio development.</w:t>
+      </w:r>
+    </w:p>
+    <w:p>
+      <w:pPr>
+        <w:numPr>
+          <w:ilvl w:val="1"/>
+          <w:numId w:val="1"/>
+        </w:numPr>
+        <w:rPr>
+          <w:b/>
+          <w:bCs/>
+        </w:rPr>
+      </w:pPr>
+      <w:r>
+        <w:rPr>
+          <w:b/>
+          <w:bCs/>
+        </w:rPr>
+        <w:t>Elective I: Media and Literature (3 credits): Film adaptations, digital storytelling.</w:t>
+      </w:r>
+    </w:p>
+    <w:p>
+      <w:pPr>
+        <w:numPr>
+          <w:ilvl w:val="0"/>
+          <w:numId w:val="1"/>
+        </w:numPr>
+        <w:rPr>
+          <w:b/>
+          <w:bCs/>
+        </w:rPr>
+      </w:pPr>
+      <w:r>
+        <w:rPr>
+          <w:b/>
+          <w:bCs/>
+        </w:rPr>
+        <w:t>Year 3 – Semester 3:</w:t>
+      </w:r>
+    </w:p>
+    <w:p>
+      <w:pPr>
+        <w:numPr>
+          <w:ilvl w:val="1"/>
+          <w:numId w:val="1"/>
+        </w:numPr>
+        <w:rPr>
+          <w:b/>
+          <w:bCs/>
+        </w:rPr>
+      </w:pPr>
+      <w:r>
+        <w:rPr>
+          <w:b/>
+          <w:bCs/>
+        </w:rPr>
+        <w:t xml:space="preserve">Shakespeare Studies (4 credits): </w:t>
+      </w:r>
+      <w:r>
+        <w:rPr>
+          <w:b/>
+          <w:bCs/>
+          <w:i/>
+          <w:iCs/>
+        </w:rPr>
+        <w:t>Hamlet</w:t>
+      </w:r>
+      <w:r>
+        <w:rPr>
+          <w:b/>
+          <w:bCs/>
+        </w:rPr>
+        <w:t xml:space="preserve">, </w:t>
+      </w:r>
+      <w:r>
+        <w:rPr>
+          <w:b/>
+          <w:bCs/>
+          <w:i/>
+          <w:iCs/>
+        </w:rPr>
+        <w:t>Twelfth Night</w:t>
+      </w:r>
+      <w:r>
+        <w:rPr>
+          <w:b/>
+          <w:bCs/>
+        </w:rPr>
+        <w:t>, sonnets.</w:t>
+      </w:r>
+    </w:p>
+    <w:p>
+      <w:pPr>
+        <w:numPr>
+          <w:ilvl w:val="1"/>
+          <w:numId w:val="1"/>
+        </w:numPr>
+        <w:rPr>
+          <w:b/>
+          <w:bCs/>
+        </w:rPr>
+      </w:pPr>
+      <w:r>
+        <w:rPr>
+          <w:b/>
+          <w:bCs/>
+        </w:rPr>
+        <w:t>World Literature (4 credits): Tagore, Achebe, Márquez, comparative studies.</w:t>
+      </w:r>
+    </w:p>
+    <w:p>
+      <w:pPr>
+        <w:numPr>
+          <w:ilvl w:val="1"/>
+          <w:numId w:val="1"/>
+        </w:numPr>
+        <w:rPr>
+          <w:b/>
+          <w:bCs/>
+        </w:rPr>
+      </w:pPr>
+      <w:r>
+        <w:rPr>
+          <w:b/>
+          <w:bCs/>
+        </w:rPr>
+        <w:t>Research Methodology (3 credits): MLA citation, thesis planning, ethics.</w:t>
+      </w:r>
+    </w:p>
+    <w:p>
+      <w:pPr>
+        <w:numPr>
+          <w:ilvl w:val="1"/>
+          <w:numId w:val="1"/>
+        </w:numPr>
+        <w:rPr>
+          <w:b/>
+          <w:bCs/>
+        </w:rPr>
+      </w:pPr>
+      <w:r>
+        <w:rPr>
+          <w:b/>
+          <w:bCs/>
+        </w:rPr>
+        <w:t>Elective II: Feminist Writings (3 credits): Woolf, Atwood, Kamala Das.</w:t>
+      </w:r>
+    </w:p>
+    <w:p>
+      <w:pPr>
+        <w:rPr>
+          <w:b/>
+          <w:bCs/>
+        </w:rPr>
+      </w:pPr>
+      <w:r>
+        <w:rPr>
+          <w:b/>
+          <w:bCs/>
+        </w:rPr>
+        <w:t>Career Prospects:</w:t>
+      </w:r>
+    </w:p>
+    <w:p>
+      <w:pPr>
+        <w:numPr>
+          <w:ilvl w:val="0"/>
+          <w:numId w:val="2"/>
+        </w:numPr>
+        <w:rPr>
+          <w:b/>
+          <w:bCs/>
+        </w:rPr>
+      </w:pPr>
+      <w:r>
+        <w:rPr>
+          <w:b/>
+          <w:bCs/>
+        </w:rPr>
+        <w:t>Roles: Teaching, publishing (Penguin), journalism (The Hindu), content writing (digital startups), PR (Edelman), civil services.</w:t>
+      </w:r>
+    </w:p>
+    <w:p>
+      <w:pPr>
+        <w:numPr>
+          <w:ilvl w:val="0"/>
+          <w:numId w:val="2"/>
+        </w:numPr>
+        <w:rPr>
+          <w:b/>
+          <w:bCs/>
+        </w:rPr>
+      </w:pPr>
+      <w:r>
+        <w:rPr>
+          <w:b/>
+          <w:bCs/>
+        </w:rPr>
+        <w:lastRenderedPageBreak/>
+        <w:t>Advanced Studies: M.A. English, NET/JRF, Ph.D., or certifications in creative writing.</w:t>
+      </w:r>
+    </w:p>
+    <w:p>
+      <w:pPr>
+        <w:numPr>
+          <w:ilvl w:val="0"/>
+          <w:numId w:val="2"/>
+        </w:numPr>
+        <w:rPr>
+          <w:b/>
+          <w:bCs/>
+        </w:rPr>
+      </w:pPr>
+      <w:r>
+        <w:rPr>
+          <w:b/>
+          <w:bCs/>
+        </w:rPr>
+        <w:t>Industry Demand: High demand for communicators in media and education; 85% placement rate, salaries ₹3–5 lakhs p.a.</w:t>
+      </w:r>
+    </w:p>
+    <w:p>
+      <w:pPr>
+        <w:numPr>
+          <w:ilvl w:val="0"/>
+          <w:numId w:val="2"/>
+        </w:numPr>
+        <w:rPr>
+          <w:b/>
+          <w:bCs/>
+        </w:rPr>
+      </w:pPr>
+      <w:r>
+        <w:rPr>
+          <w:b/>
+          <w:bCs/>
+        </w:rPr>
+        <w:t>College Support: Workshops on UPSC, internships with publishers, portfolio development.</w:t>
+      </w:r>
+    </w:p>
+    <w:p>
+      <w:pPr>
+        <w:rPr>
+          <w:b/>
+          <w:bCs/>
+        </w:rPr>
+      </w:pPr>
+      <w:r>
+        <w:rPr>
+          <w:b/>
+          <w:bCs/>
+        </w:rPr>
+        <w:t>Textbooks:</w:t>
+      </w:r>
+    </w:p>
+    <w:p>
+      <w:pPr>
+        <w:numPr>
+          <w:ilvl w:val="0"/>
+          <w:numId w:val="3"/>
+        </w:numPr>
+        <w:rPr>
+          <w:b/>
+          <w:bCs/>
+        </w:rPr>
+      </w:pPr>
+      <w:r>
+        <w:rPr>
+          <w:b/>
+          <w:bCs/>
+          <w:i/>
+          <w:iCs/>
+        </w:rPr>
+        <w:t>A Glossary of Literary Terms</w:t>
+      </w:r>
+      <w:r>
+        <w:rPr>
+          <w:b/>
+          <w:bCs/>
+        </w:rPr>
+        <w:t xml:space="preserve"> by M.H. Abrams.</w:t>
+      </w:r>
+    </w:p>
+    <w:p>
+      <w:pPr>
+        <w:numPr>
+          <w:ilvl w:val="0"/>
+          <w:numId w:val="3"/>
+        </w:numPr>
+        <w:rPr>
+          <w:b/>
+          <w:bCs/>
+        </w:rPr>
+      </w:pPr>
+      <w:r>
+        <w:rPr>
+          <w:b/>
+          <w:bCs/>
+          <w:i/>
+          <w:iCs/>
+        </w:rPr>
+        <w:t>Norton Anthology of English Literature</w:t>
+      </w:r>
+      <w:r>
+        <w:rPr>
+          <w:b/>
+          <w:bCs/>
+        </w:rPr>
+        <w:t>.</w:t>
+      </w:r>
+    </w:p>
+    <w:p>
+      <w:pPr>
+        <w:numPr>
+          <w:ilvl w:val="0"/>
+          <w:numId w:val="3"/>
+        </w:numPr>
+        <w:rPr>
+          <w:b/>
+          <w:bCs/>
+        </w:rPr>
+      </w:pPr>
+      <w:r>
+        <w:rPr>
+          <w:b/>
+          <w:bCs/>
+        </w:rPr>
+        <w:t>Online: JSTOR, Purdue OWL.</w:t>
+      </w:r>
+    </w:p>
+    <w:p>
+      <w:pPr>
+        <w:rPr>
+          <w:b/>
+          <w:bCs/>
+        </w:rPr>
+      </w:pPr>
+      <w:r>
+        <w:rPr>
+          <w:b/>
+          <w:bCs/>
+        </w:rPr>
+        <w:t>Assessments: 40% internals (quizzes 10%, essays 15%, projects 15%); 60% exams (theory 40%, practical 20%).</w:t>
+      </w:r>
+    </w:p>
+    <w:p>
+      <w:pPr>
+        <w:rPr>
+          <w:b/>
+          <w:bCs/>
+        </w:rPr>
+      </w:pPr>
+      <w:r>
+        <w:rPr>
+          <w:b/>
+          <w:bCs/>
+        </w:rPr>
+        <w:pict w14:anchorId="0AEB5450">
+          <v:rect id="_x0000_i1074" style="width:0;height:1.5pt" o:hralign="center" o:hrstd="t" o:hr="t" fillcolor="#a0a0a0" stroked="f"/>
+        </w:pict>
+      </w:r>
+    </w:p>
+    <w:p>
+      <w:pPr>
+        <w:rPr>
+          <w:b/>
+          <w:bCs/>
+        </w:rPr>
+      </w:pPr>
+      <w:r>
+        <w:rPr>
+          <w:b/>
+          <w:bCs/>
+        </w:rPr>
+        <w:t>B.Sc. Computer Science</w:t>
+      </w:r>
+    </w:p>
+    <w:p>
+      <w:pPr>
+        <w:rPr>
+          <w:b/>
+          <w:bCs/>
+        </w:rPr>
+      </w:pPr>
+      <w:r>
+        <w:rPr>
+          <w:b/>
+          <w:bCs/>
+        </w:rPr>
+        <w:t>Program Overview: A 3-year (6-semester, 135 credits) UG program building skills in programming, algorithms, and emerging tech like AI and cloud computing, with labs and internships.</w:t>
+      </w:r>
+    </w:p>
+    <w:p>
+      <w:pPr>
+        <w:rPr>
+          <w:b/>
+          <w:bCs/>
+        </w:rPr>
+      </w:pPr>
+      <w:r>
+        <w:rPr>
+          <w:b/>
+          <w:bCs/>
+        </w:rPr>
+        <w:t>Curriculum Highlights:</w:t>
+      </w:r>
+    </w:p>
+    <w:p>
+      <w:pPr>
+        <w:numPr>
+          <w:ilvl w:val="0"/>
+          <w:numId w:val="4"/>
+        </w:numPr>
+        <w:rPr>
+          <w:b/>
+          <w:bCs/>
+        </w:rPr>
+      </w:pPr>
+      <w:r>
+        <w:rPr>
+          <w:b/>
+          <w:bCs/>
+        </w:rPr>
+        <w:t>Year 1 – Semester 1:</w:t>
+      </w:r>
+    </w:p>
+    <w:p>
+      <w:pPr>
+        <w:numPr>
+          <w:ilvl w:val="1"/>
+          <w:numId w:val="4"/>
+        </w:numPr>
+        <w:rPr>
+          <w:b/>
+          <w:bCs/>
+        </w:rPr>
+      </w:pPr>
+      <w:r>
+        <w:rPr>
+          <w:b/>
+          <w:bCs/>
+        </w:rPr>
+        <w:t>Programming in C (4 credits): Loops, arrays, pointers, problem-solving labs.</w:t>
+      </w:r>
+    </w:p>
+    <w:p>
+      <w:pPr>
+        <w:numPr>
+          <w:ilvl w:val="1"/>
+          <w:numId w:val="4"/>
+        </w:numPr>
+        <w:rPr>
+          <w:b/>
+          <w:bCs/>
+        </w:rPr>
+      </w:pPr>
+      <w:r>
+        <w:rPr>
+          <w:b/>
+          <w:bCs/>
+        </w:rPr>
+        <w:t>Digital Principles (4 credits): Logic gates, flip-flops, circuit design.</w:t>
+      </w:r>
+    </w:p>
+    <w:p>
+      <w:pPr>
+        <w:numPr>
+          <w:ilvl w:val="1"/>
+          <w:numId w:val="4"/>
+        </w:numPr>
+        <w:rPr>
+          <w:b/>
+          <w:bCs/>
+        </w:rPr>
+      </w:pPr>
+      <w:r>
+        <w:rPr>
+          <w:b/>
+          <w:bCs/>
+        </w:rPr>
+        <w:t>Mathematics I (3 credits): Algebra, calculus, set theory.</w:t>
+      </w:r>
+    </w:p>
+    <w:p>
+      <w:pPr>
+        <w:numPr>
+          <w:ilvl w:val="1"/>
+          <w:numId w:val="4"/>
+        </w:numPr>
+        <w:rPr>
+          <w:b/>
+          <w:bCs/>
+        </w:rPr>
+      </w:pPr>
+      <w:r>
+        <w:rPr>
+          <w:b/>
+          <w:bCs/>
+        </w:rPr>
+        <w:t>Computer Fundamentals (3 credits): Hardware, OS basics, computing history.</w:t>
+      </w:r>
+    </w:p>
+    <w:p>
+      <w:pPr>
+        <w:numPr>
+          <w:ilvl w:val="0"/>
+          <w:numId w:val="4"/>
+        </w:numPr>
+        <w:rPr>
+          <w:b/>
+          <w:bCs/>
+        </w:rPr>
+      </w:pPr>
+      <w:r>
+        <w:rPr>
+          <w:b/>
+          <w:bCs/>
+        </w:rPr>
+        <w:t>Year 2 – Semester 2:</w:t>
+      </w:r>
+    </w:p>
+    <w:p>
+      <w:pPr>
+        <w:numPr>
+          <w:ilvl w:val="1"/>
+          <w:numId w:val="4"/>
+        </w:numPr>
+        <w:rPr>
+          <w:b/>
+          <w:bCs/>
+        </w:rPr>
+      </w:pPr>
+      <w:r>
+        <w:rPr>
+          <w:b/>
+          <w:bCs/>
+        </w:rPr>
+        <w:t>Java Programming (4 credits): OOP, GUI programming, application projects.</w:t>
+      </w:r>
+    </w:p>
+    <w:p>
+      <w:pPr>
+        <w:numPr>
+          <w:ilvl w:val="1"/>
+          <w:numId w:val="4"/>
+        </w:numPr>
+        <w:rPr>
+          <w:b/>
+          <w:bCs/>
+        </w:rPr>
+      </w:pPr>
+      <w:r>
+        <w:rPr>
+          <w:b/>
+          <w:bCs/>
+        </w:rPr>
+        <w:t>Database Management Systems (4 credits): SQL, ER diagrams, MySQL labs.</w:t>
+      </w:r>
+    </w:p>
+    <w:p>
+      <w:pPr>
+        <w:numPr>
+          <w:ilvl w:val="1"/>
+          <w:numId w:val="4"/>
+        </w:numPr>
+        <w:rPr>
+          <w:b/>
+          <w:bCs/>
+        </w:rPr>
+      </w:pPr>
+      <w:r>
+        <w:rPr>
+          <w:b/>
+          <w:bCs/>
+        </w:rPr>
+        <w:t>Operating Systems (3 credits): Process scheduling, memory management.</w:t>
+      </w:r>
+    </w:p>
+    <w:p>
+      <w:pPr>
+        <w:numPr>
+          <w:ilvl w:val="1"/>
+          <w:numId w:val="4"/>
+        </w:numPr>
+        <w:rPr>
+          <w:b/>
+          <w:bCs/>
+        </w:rPr>
+      </w:pPr>
+      <w:r>
+        <w:rPr>
+          <w:b/>
+          <w:bCs/>
+        </w:rPr>
+        <w:t>Mathematics III (3 credits): Probability, statistics, graph theory.</w:t>
+      </w:r>
+    </w:p>
+    <w:p>
+      <w:pPr>
+        <w:numPr>
+          <w:ilvl w:val="0"/>
+          <w:numId w:val="4"/>
+        </w:numPr>
+        <w:rPr>
+          <w:b/>
+          <w:bCs/>
+        </w:rPr>
+      </w:pPr>
+      <w:r>
+        <w:rPr>
+          <w:b/>
+          <w:bCs/>
+        </w:rPr>
+        <w:t>Year 3 – Semester 3:</w:t>
+      </w:r>
+    </w:p>
+    <w:p>
+      <w:pPr>
+        <w:numPr>
+          <w:ilvl w:val="1"/>
+          <w:numId w:val="4"/>
+        </w:numPr>
+        <w:rPr>
+          <w:b/>
+          <w:bCs/>
+        </w:rPr>
+      </w:pPr>
+      <w:r>
+        <w:rPr>
+          <w:b/>
+          <w:bCs/>
+        </w:rPr>
+        <w:t>Python for Data Science (4 credits): Pandas, NumPy, basic ML, visualization projects.</w:t>
+      </w:r>
+    </w:p>
+    <w:p>
+      <w:pPr>
+        <w:numPr>
+          <w:ilvl w:val="1"/>
+          <w:numId w:val="4"/>
+        </w:numPr>
+        <w:rPr>
+          <w:b/>
+          <w:bCs/>
+        </w:rPr>
+      </w:pPr>
+      <w:r>
+        <w:rPr>
+          <w:b/>
+          <w:bCs/>
+        </w:rPr>
+        <w:t>Web Technologies (4 credits): HTML5, CSS3, JavaScript, PHP, web projects.</w:t>
+      </w:r>
+    </w:p>
+    <w:p>
+      <w:pPr>
+        <w:numPr>
+          <w:ilvl w:val="1"/>
+          <w:numId w:val="4"/>
+        </w:numPr>
+        <w:rPr>
+          <w:b/>
+          <w:bCs/>
+        </w:rPr>
+      </w:pPr>
+      <w:r>
+        <w:rPr>
+          <w:b/>
+          <w:bCs/>
+        </w:rPr>
+        <w:t>Software Engineering (3 credits): SDLC, UML, testing methodologies.</w:t>
+      </w:r>
+    </w:p>
+    <w:p>
+      <w:pPr>
+        <w:numPr>
+          <w:ilvl w:val="1"/>
+          <w:numId w:val="4"/>
+        </w:numPr>
+        <w:rPr>
+          <w:b/>
+          <w:bCs/>
+        </w:rPr>
+      </w:pPr>
+      <w:r>
+        <w:rPr>
+          <w:b/>
+          <w:bCs/>
+        </w:rPr>
+        <w:t>Elective I: Cloud Computing / Cybersecurity (3 credits): AWS/Azure or encryption basics.</w:t>
+      </w:r>
+    </w:p>
+    <w:p>
+      <w:pPr>
+        <w:rPr>
+          <w:b/>
+          <w:bCs/>
+        </w:rPr>
+      </w:pPr>
+      <w:r>
+        <w:rPr>
+          <w:b/>
+          <w:bCs/>
+        </w:rPr>
+        <w:t>Career Prospects:</w:t>
+      </w:r>
+    </w:p>
+    <w:p>
+      <w:pPr>
+        <w:numPr>
+          <w:ilvl w:val="0"/>
+          <w:numId w:val="5"/>
+        </w:numPr>
+        <w:rPr>
+          <w:b/>
+          <w:bCs/>
+        </w:rPr>
+      </w:pPr>
+      <w:r>
+        <w:rPr>
+          <w:b/>
+          <w:bCs/>
+        </w:rPr>
+        <w:lastRenderedPageBreak/>
+        <w:t>Roles: Software developer (TCS), systems analyst (Wipro), data analyst (Zoho), cybersecurity expert (Deloitte).</w:t>
+      </w:r>
+    </w:p>
+    <w:p>
+      <w:pPr>
+        <w:numPr>
+          <w:ilvl w:val="0"/>
+          <w:numId w:val="5"/>
+        </w:numPr>
+        <w:rPr>
+          <w:b/>
+          <w:bCs/>
+        </w:rPr>
+      </w:pPr>
+      <w:r>
+        <w:rPr>
+          <w:b/>
+          <w:bCs/>
+        </w:rPr>
+        <w:t>Advanced Studies: M.Sc. CS, certifications (AWS, CEH), MBA IT.</w:t>
+      </w:r>
+    </w:p>
+    <w:p>
+      <w:pPr>
+        <w:numPr>
+          <w:ilvl w:val="0"/>
+          <w:numId w:val="5"/>
+        </w:numPr>
+        <w:rPr>
+          <w:b/>
+          <w:bCs/>
+        </w:rPr>
+      </w:pPr>
+      <w:r>
+        <w:rPr>
+          <w:b/>
+          <w:bCs/>
+        </w:rPr>
+        <w:t>Industry Demand: IT sector growth to $350 billion by 2026; 90% placement rate, salaries ₹4–12 lakhs p.a.</w:t>
+      </w:r>
+    </w:p>
+    <w:p>
+      <w:pPr>
+        <w:numPr>
+          <w:ilvl w:val="0"/>
+          <w:numId w:val="5"/>
+        </w:numPr>
+        <w:rPr>
+          <w:b/>
+          <w:bCs/>
+        </w:rPr>
+      </w:pPr>
+      <w:r>
+        <w:rPr>
+          <w:b/>
+          <w:bCs/>
+        </w:rPr>
+        <w:t>College Support: Coding bootcamps, hackathons, internships with Zoho, Infosys.</w:t>
+      </w:r>
+    </w:p>
+    <w:p>
+      <w:pPr>
+        <w:rPr>
+          <w:b/>
+          <w:bCs/>
+        </w:rPr>
+      </w:pPr>
+      <w:r>
+        <w:rPr>
+          <w:b/>
+          <w:bCs/>
+        </w:rPr>
+        <w:t>Textbooks:</w:t>
+      </w:r>
+    </w:p>
+    <w:p>
+      <w:pPr>
+        <w:numPr>
+          <w:ilvl w:val="0"/>
+          <w:numId w:val="6"/>
+        </w:numPr>
+        <w:rPr>
+          <w:b/>
+          <w:bCs/>
+        </w:rPr>
+      </w:pPr>
+      <w:r>
+        <w:rPr>
+          <w:b/>
+          <w:bCs/>
+          <w:i/>
+          <w:iCs/>
+        </w:rPr>
+        <w:t>Let Us C</w:t>
+      </w:r>
+      <w:r>
+        <w:rPr>
+          <w:b/>
+          <w:bCs/>
+        </w:rPr>
+        <w:t xml:space="preserve"> by Yashavant Kanetkar.</w:t>
+      </w:r>
+    </w:p>
+    <w:p>
+      <w:pPr>
+        <w:numPr>
+          <w:ilvl w:val="0"/>
+          <w:numId w:val="6"/>
+        </w:numPr>
+        <w:rPr>
+          <w:b/>
+          <w:bCs/>
+        </w:rPr>
+      </w:pPr>
+      <w:r>
+        <w:rPr>
+          <w:b/>
+          <w:bCs/>
+          <w:i/>
+          <w:iCs/>
+        </w:rPr>
+        <w:t>Database System Concepts</w:t>
+      </w:r>
+      <w:r>
+        <w:rPr>
+          <w:b/>
+          <w:bCs/>
+        </w:rPr>
+        <w:t xml:space="preserve"> by Silberschatz.</w:t>
+      </w:r>
+    </w:p>
+    <w:p>
+      <w:pPr>
+        <w:numPr>
+          <w:ilvl w:val="0"/>
+          <w:numId w:val="6"/>
+        </w:numPr>
+        <w:rPr>
+          <w:b/>
+          <w:bCs/>
+        </w:rPr>
+      </w:pPr>
+      <w:r>
+        <w:rPr>
+          <w:b/>
+          <w:bCs/>
+        </w:rPr>
+        <w:t>Online: W3Schools, Python.org.</w:t>
+      </w:r>
+    </w:p>
+    <w:p>
+      <w:pPr>
+        <w:rPr>
+          <w:b/>
+          <w:bCs/>
+        </w:rPr>
+      </w:pPr>
+      <w:r>
+        <w:rPr>
+          <w:b/>
+          <w:bCs/>
+        </w:rPr>
+        <w:t>Assessments: 40% internals (coding 20%, lab tests 10%, quizzes 10%); 60% exams (theory 40%, practical 20%).</w:t>
+      </w:r>
+    </w:p>
+    <w:p>
+      <w:pPr>
+        <w:rPr>
+          <w:b/>
+          <w:bCs/>
+        </w:rPr>
+      </w:pPr>
+      <w:r>
+        <w:rPr>
+          <w:b/>
+          <w:bCs/>
+        </w:rPr>
+        <w:pict w14:anchorId="010E25C8">
+          <v:rect id="_x0000_i1075" style="width:0;height:1.5pt" o:hralign="center" o:hrstd="t" o:hr="t" fillcolor="#a0a0a0" stroked="f"/>
+        </w:pict>
+      </w:r>
+    </w:p>
+    <w:p>
+      <w:pPr>
+        <w:rPr>
+          <w:b/>
+          <w:bCs/>
+        </w:rPr>
+      </w:pPr>
+      <w:proofErr w:type="gramStart"/>
+      <w:r>
+        <w:rPr>
+          <w:b/>
+          <w:bCs/>
+        </w:rPr>
+        <w:t>B.Com</w:t>
+      </w:r>
+      <w:proofErr w:type="gramEnd"/>
+      <w:r>
+        <w:rPr>
+          <w:b/>
+          <w:bCs/>
+        </w:rPr>
+        <w:t xml:space="preserve"> Accounting &amp; Finance</w:t>
+      </w:r>
+    </w:p>
+    <w:p>
+      <w:pPr>
+        <w:rPr>
+          <w:b/>
+          <w:bCs/>
+        </w:rPr>
+      </w:pPr>
+      <w:r>
+        <w:rPr>
+          <w:b/>
+          <w:bCs/>
+        </w:rPr>
+        <w:t>Program Overview: A 3-year (6-semester, 130 credits) UG program focusing on accounting, taxation, auditing, and finance, with training in Tally and Excel for financial careers.</w:t>
+      </w:r>
+    </w:p>
+    <w:p>
+      <w:pPr>
+        <w:rPr>
+          <w:b/>
+          <w:bCs/>
+        </w:rPr>
+      </w:pPr>
+      <w:r>
+        <w:rPr>
+          <w:b/>
+          <w:bCs/>
+        </w:rPr>
+        <w:t>Curriculum Highlights:</w:t>
+      </w:r>
+    </w:p>
+    <w:p>
+      <w:pPr>
+        <w:numPr>
+          <w:ilvl w:val="0"/>
+          <w:numId w:val="7"/>
+        </w:numPr>
+        <w:rPr>
+          <w:b/>
+          <w:bCs/>
+        </w:rPr>
+      </w:pPr>
+      <w:r>
+        <w:rPr>
+          <w:b/>
+          <w:bCs/>
+        </w:rPr>
+        <w:t>Year 1 – Semester 1:</w:t>
+      </w:r>
+    </w:p>
+    <w:p>
+      <w:pPr>
+        <w:numPr>
+          <w:ilvl w:val="1"/>
+          <w:numId w:val="7"/>
+        </w:numPr>
+        <w:rPr>
+          <w:b/>
+          <w:bCs/>
+        </w:rPr>
+      </w:pPr>
+      <w:r>
+        <w:rPr>
+          <w:b/>
+          <w:bCs/>
+        </w:rPr>
+        <w:t>Financial Accounting I (4 credits): Ledger, journal, trial balance, reconciliation.</w:t>
+      </w:r>
+    </w:p>
+    <w:p>
+      <w:pPr>
+        <w:numPr>
+          <w:ilvl w:val="1"/>
+          <w:numId w:val="7"/>
+        </w:numPr>
+        <w:rPr>
+          <w:b/>
+          <w:bCs/>
+        </w:rPr>
+      </w:pPr>
+      <w:r>
+        <w:rPr>
+          <w:b/>
+          <w:bCs/>
+        </w:rPr>
+        <w:t>Business Economics (4 credits): Demand, supply, market structures.</w:t>
+      </w:r>
+    </w:p>
+    <w:p>
+      <w:pPr>
+        <w:numPr>
+          <w:ilvl w:val="1"/>
+          <w:numId w:val="7"/>
+        </w:numPr>
+        <w:rPr>
+          <w:b/>
+          <w:bCs/>
+        </w:rPr>
+      </w:pPr>
+      <w:r>
+        <w:rPr>
+          <w:b/>
+          <w:bCs/>
+        </w:rPr>
+        <w:t>Business Communication (3 credits): Letters, emails, presentations.</w:t>
+      </w:r>
+    </w:p>
+    <w:p>
+      <w:pPr>
+        <w:numPr>
+          <w:ilvl w:val="1"/>
+          <w:numId w:val="7"/>
+        </w:numPr>
+        <w:rPr>
+          <w:b/>
+          <w:bCs/>
+        </w:rPr>
+      </w:pPr>
+      <w:r>
+        <w:rPr>
+          <w:b/>
+          <w:bCs/>
+        </w:rPr>
+        <w:t>Environmental Studies (3 credits): Corporate sustainability, green accounting.</w:t>
+      </w:r>
+    </w:p>
+    <w:p>
+      <w:pPr>
+        <w:numPr>
+          <w:ilvl w:val="0"/>
+          <w:numId w:val="7"/>
+        </w:numPr>
+        <w:rPr>
+          <w:b/>
+          <w:bCs/>
+        </w:rPr>
+      </w:pPr>
+      <w:r>
+        <w:rPr>
+          <w:b/>
+          <w:bCs/>
+        </w:rPr>
+        <w:t>Year 2 – Semester 2:</w:t>
+      </w:r>
+    </w:p>
+    <w:p>
+      <w:pPr>
+        <w:numPr>
+          <w:ilvl w:val="1"/>
+          <w:numId w:val="7"/>
+        </w:numPr>
+        <w:rPr>
+          <w:b/>
+          <w:bCs/>
+        </w:rPr>
+      </w:pPr>
+      <w:r>
+        <w:rPr>
+          <w:b/>
+          <w:bCs/>
+        </w:rPr>
+        <w:t>Cost Accounting (4 credits): Job, process, marginal costing, CVP analysis.</w:t>
+      </w:r>
+    </w:p>
+    <w:p>
+      <w:pPr>
+        <w:numPr>
+          <w:ilvl w:val="1"/>
+          <w:numId w:val="7"/>
+        </w:numPr>
+        <w:rPr>
+          <w:b/>
+          <w:bCs/>
+        </w:rPr>
+      </w:pPr>
+      <w:r>
+        <w:rPr>
+          <w:b/>
+          <w:bCs/>
+        </w:rPr>
+        <w:t>Business Law (4 credits): Contract Act, Companies Act, consumer laws.</w:t>
+      </w:r>
+    </w:p>
+    <w:p>
+      <w:pPr>
+        <w:numPr>
+          <w:ilvl w:val="1"/>
+          <w:numId w:val="7"/>
+        </w:numPr>
+        <w:rPr>
+          <w:b/>
+          <w:bCs/>
+        </w:rPr>
+      </w:pPr>
+      <w:r>
+        <w:rPr>
+          <w:b/>
+          <w:bCs/>
+        </w:rPr>
+        <w:t>Computer Applications in Business (3 credits): Excel, Tally, ERP systems.</w:t>
+      </w:r>
+    </w:p>
+    <w:p>
+      <w:pPr>
+        <w:numPr>
+          <w:ilvl w:val="1"/>
+          <w:numId w:val="7"/>
+        </w:numPr>
+        <w:rPr>
+          <w:b/>
+          <w:bCs/>
+        </w:rPr>
+      </w:pPr>
+      <w:r>
+        <w:rPr>
+          <w:b/>
+          <w:bCs/>
+        </w:rPr>
+        <w:t>Mathematics for Commerce (3 credits): Ratios, interest, annuities.</w:t>
+      </w:r>
+    </w:p>
+    <w:p>
+      <w:pPr>
+        <w:numPr>
+          <w:ilvl w:val="0"/>
+          <w:numId w:val="7"/>
+        </w:numPr>
+        <w:rPr>
+          <w:b/>
+          <w:bCs/>
+        </w:rPr>
+      </w:pPr>
+      <w:r>
+        <w:rPr>
+          <w:b/>
+          <w:bCs/>
+        </w:rPr>
+        <w:t>Year 3 – Semester 3:</w:t>
+      </w:r>
+    </w:p>
+    <w:p>
+      <w:pPr>
+        <w:numPr>
+          <w:ilvl w:val="1"/>
+          <w:numId w:val="7"/>
+        </w:numPr>
+        <w:rPr>
+          <w:b/>
+          <w:bCs/>
+        </w:rPr>
+      </w:pPr>
+      <w:r>
+        <w:rPr>
+          <w:b/>
+          <w:bCs/>
+        </w:rPr>
+        <w:t>Financial Management (4 credits): Capital budgeting, risk-return analysis.</w:t>
+      </w:r>
+    </w:p>
+    <w:p>
+      <w:pPr>
+        <w:numPr>
+          <w:ilvl w:val="1"/>
+          <w:numId w:val="7"/>
+        </w:numPr>
+        <w:rPr>
+          <w:b/>
+          <w:bCs/>
+        </w:rPr>
+      </w:pPr>
+      <w:r>
+        <w:rPr>
+          <w:b/>
+          <w:bCs/>
+        </w:rPr>
+        <w:t>Management Accounting (4 credits): Variance analysis, break-even, cash flow.</w:t>
+      </w:r>
+    </w:p>
+    <w:p>
+      <w:pPr>
+        <w:numPr>
+          <w:ilvl w:val="1"/>
+          <w:numId w:val="7"/>
+        </w:numPr>
+        <w:rPr>
+          <w:b/>
+          <w:bCs/>
+        </w:rPr>
+      </w:pPr>
+      <w:r>
+        <w:rPr>
+          <w:b/>
+          <w:bCs/>
+        </w:rPr>
+        <w:t>Elective I: Investment Management / FinTech (3 credits): Portfolio theory or blockchain.</w:t>
+      </w:r>
+    </w:p>
+    <w:p>
+      <w:pPr>
+        <w:numPr>
+          <w:ilvl w:val="1"/>
+          <w:numId w:val="7"/>
+        </w:numPr>
+        <w:rPr>
+          <w:b/>
+          <w:bCs/>
+        </w:rPr>
+      </w:pPr>
+      <w:r>
+        <w:rPr>
+          <w:b/>
+          <w:bCs/>
+        </w:rPr>
+        <w:t>Entrepreneurship (3 credits): Startup models, venture capital.</w:t>
+      </w:r>
+    </w:p>
+    <w:p>
+      <w:pPr>
+        <w:rPr>
+          <w:b/>
+          <w:bCs/>
+        </w:rPr>
+      </w:pPr>
+      <w:r>
+        <w:rPr>
+          <w:b/>
+          <w:bCs/>
+        </w:rPr>
+        <w:lastRenderedPageBreak/>
+        <w:t>Career Prospects:</w:t>
+      </w:r>
+    </w:p>
+    <w:p>
+      <w:pPr>
+        <w:numPr>
+          <w:ilvl w:val="0"/>
+          <w:numId w:val="8"/>
+        </w:numPr>
+        <w:rPr>
+          <w:b/>
+          <w:bCs/>
+        </w:rPr>
+      </w:pPr>
+      <w:r>
+        <w:rPr>
+          <w:b/>
+          <w:bCs/>
+        </w:rPr>
+        <w:t>Roles: Accountants (Deloitte), credit analysts (HDFC), financial consultants (EY).</w:t>
+      </w:r>
+    </w:p>
+    <w:p>
+      <w:pPr>
+        <w:numPr>
+          <w:ilvl w:val="0"/>
+          <w:numId w:val="8"/>
+        </w:numPr>
+        <w:rPr>
+          <w:b/>
+          <w:bCs/>
+        </w:rPr>
+      </w:pPr>
+      <w:r>
+        <w:rPr>
+          <w:b/>
+          <w:bCs/>
+        </w:rPr>
+        <w:t>Advanced Studies: CA, CMA, MBA Finance, FinTech certifications.</w:t>
+      </w:r>
+    </w:p>
+    <w:p>
+      <w:pPr>
+        <w:numPr>
+          <w:ilvl w:val="0"/>
+          <w:numId w:val="8"/>
+        </w:numPr>
+        <w:rPr>
+          <w:b/>
+          <w:bCs/>
+        </w:rPr>
+      </w:pPr>
+      <w:r>
+        <w:rPr>
+          <w:b/>
+          <w:bCs/>
+        </w:rPr>
+        <w:t>Industry Demand: Financial sector ($2 trillion); 90% placement rate, salaries ₹3.5–10 lakhs p.a.</w:t>
+      </w:r>
+    </w:p>
+    <w:p>
+      <w:pPr>
+        <w:numPr>
+          <w:ilvl w:val="0"/>
+          <w:numId w:val="8"/>
+        </w:numPr>
+        <w:rPr>
+          <w:b/>
+          <w:bCs/>
+        </w:rPr>
+      </w:pPr>
+      <w:r>
+        <w:rPr>
+          <w:b/>
+          <w:bCs/>
+        </w:rPr>
+        <w:t>College Support: Tally certification, CA coaching, internships with accounting firms.</w:t>
+      </w:r>
+    </w:p>
+    <w:p>
+      <w:pPr>
+        <w:rPr>
+          <w:b/>
+          <w:bCs/>
+        </w:rPr>
+      </w:pPr>
+      <w:r>
+        <w:rPr>
+          <w:b/>
+          <w:bCs/>
+        </w:rPr>
+        <w:t>Textbooks:</w:t>
+      </w:r>
+    </w:p>
+    <w:p>
+      <w:pPr>
+        <w:numPr>
+          <w:ilvl w:val="0"/>
+          <w:numId w:val="9"/>
+        </w:numPr>
+        <w:rPr>
+          <w:b/>
+          <w:bCs/>
+        </w:rPr>
+      </w:pPr>
+      <w:r>
+        <w:rPr>
+          <w:b/>
+          <w:bCs/>
+          <w:i/>
+          <w:iCs/>
+        </w:rPr>
+        <w:t>Financial Accounting</w:t>
+      </w:r>
+      <w:r>
+        <w:rPr>
+          <w:b/>
+          <w:bCs/>
+        </w:rPr>
+        <w:t xml:space="preserve"> by T.S. Reddy &amp; Murthy.</w:t>
+      </w:r>
+    </w:p>
+    <w:p>
+      <w:pPr>
+        <w:numPr>
+          <w:ilvl w:val="0"/>
+          <w:numId w:val="9"/>
+        </w:numPr>
+        <w:rPr>
+          <w:b/>
+          <w:bCs/>
+        </w:rPr>
+      </w:pPr>
+      <w:r>
+        <w:rPr>
+          <w:b/>
+          <w:bCs/>
+          <w:i/>
+          <w:iCs/>
+        </w:rPr>
+        <w:t>Business Law</w:t>
+      </w:r>
+      <w:r>
+        <w:rPr>
+          <w:b/>
+          <w:bCs/>
+        </w:rPr>
+        <w:t xml:space="preserve"> by N.D. Kapoor.</w:t>
+      </w:r>
+    </w:p>
+    <w:p>
+      <w:pPr>
+        <w:numPr>
+          <w:ilvl w:val="0"/>
+          <w:numId w:val="9"/>
+        </w:numPr>
+        <w:rPr>
+          <w:b/>
+          <w:bCs/>
+        </w:rPr>
+      </w:pPr>
+      <w:r>
+        <w:rPr>
+          <w:b/>
+          <w:bCs/>
+        </w:rPr>
+        <w:t>Online: Tally tutorials, NSE India.</w:t>
+      </w:r>
+    </w:p>
+    <w:p>
+      <w:pPr>
+        <w:rPr>
+          <w:b/>
+          <w:bCs/>
+        </w:rPr>
+      </w:pPr>
+      <w:r>
+        <w:rPr>
+          <w:b/>
+          <w:bCs/>
+        </w:rPr>
+        <w:t>Assessments: 40% internals (assignments 20%, quizzes 10%, projects 10%); 60% exams (theory 40%, practical 20%).</w:t>
+      </w:r>
+    </w:p>
+    <w:p>
+      <w:pPr>
+        <w:rPr>
+          <w:b/>
+          <w:bCs/>
+        </w:rPr>
+      </w:pPr>
+      <w:r>
+        <w:rPr>
+          <w:b/>
+          <w:bCs/>
+        </w:rPr>
+        <w:pict w14:anchorId="16CC1D49">
+          <v:rect id="_x0000_i1076" style="width:0;height:1.5pt" o:hralign="center" o:hrstd="t" o:hr="t" fillcolor="#a0a0a0" stroked="f"/>
+        </w:pict>
+      </w:r>
+    </w:p>
+    <w:p>
+      <w:pPr>
+        <w:rPr>
+          <w:b/>
+          <w:bCs/>
+        </w:rPr>
+      </w:pPr>
+      <w:r>
+        <w:rPr>
+          <w:b/>
+          <w:bCs/>
+        </w:rPr>
+        <w:t>B.Sc. Psychology</w:t>
+      </w:r>
+    </w:p>
+    <w:p>
+      <w:pPr>
+        <w:rPr>
+          <w:b/>
+          <w:bCs/>
+        </w:rPr>
+      </w:pPr>
+      <w:r>
+        <w:rPr>
+          <w:b/>
+          <w:bCs/>
+        </w:rPr>
+        <w:t>Program Overview: A 3-year (6-semester, 130 credits) UG program studying human behavior, mental processes, and applications in counseling and research, with internships.</w:t>
+      </w:r>
+    </w:p>
+    <w:p>
+      <w:pPr>
+        <w:rPr>
+          <w:b/>
+          <w:bCs/>
+        </w:rPr>
+      </w:pPr>
+      <w:r>
+        <w:rPr>
+          <w:b/>
+          <w:bCs/>
+        </w:rPr>
+        <w:t>Curriculum Highlights:</w:t>
+      </w:r>
+    </w:p>
+    <w:p>
+      <w:pPr>
+        <w:numPr>
+          <w:ilvl w:val="0"/>
+          <w:numId w:val="10"/>
+        </w:numPr>
+        <w:rPr>
+          <w:b/>
+          <w:bCs/>
+        </w:rPr>
+      </w:pPr>
+      <w:r>
+        <w:rPr>
+          <w:b/>
+          <w:bCs/>
+        </w:rPr>
+        <w:t>Year 1 – Semester 1:</w:t>
+      </w:r>
+    </w:p>
+    <w:p>
+      <w:pPr>
+        <w:numPr>
+          <w:ilvl w:val="1"/>
+          <w:numId w:val="10"/>
+        </w:numPr>
+        <w:rPr>
+          <w:b/>
+          <w:bCs/>
+        </w:rPr>
+      </w:pPr>
+      <w:r>
+        <w:rPr>
+          <w:b/>
+          <w:bCs/>
+        </w:rPr>
+        <w:t>Introduction to Psychology (4 credits): History, schools, research methods.</w:t>
+      </w:r>
+    </w:p>
+    <w:p>
+      <w:pPr>
+        <w:numPr>
+          <w:ilvl w:val="1"/>
+          <w:numId w:val="10"/>
+        </w:numPr>
+        <w:rPr>
+          <w:b/>
+          <w:bCs/>
+        </w:rPr>
+      </w:pPr>
+      <w:r>
+        <w:rPr>
+          <w:b/>
+          <w:bCs/>
+        </w:rPr>
+        <w:t>Biopsychology (4 credits): Brain, neurotransmitters, perception labs.</w:t>
+      </w:r>
+    </w:p>
+    <w:p>
+      <w:pPr>
+        <w:numPr>
+          <w:ilvl w:val="1"/>
+          <w:numId w:val="10"/>
+        </w:numPr>
+        <w:rPr>
+          <w:b/>
+          <w:bCs/>
+        </w:rPr>
+      </w:pPr>
+      <w:r>
+        <w:rPr>
+          <w:b/>
+          <w:bCs/>
+        </w:rPr>
+        <w:t>Statistics I (3 credits): Central tendency, dispersion, correlation.</w:t>
+      </w:r>
+    </w:p>
+    <w:p>
+      <w:pPr>
+        <w:numPr>
+          <w:ilvl w:val="1"/>
+          <w:numId w:val="10"/>
+        </w:numPr>
+        <w:rPr>
+          <w:b/>
+          <w:bCs/>
+        </w:rPr>
+      </w:pPr>
+      <w:r>
+        <w:rPr>
+          <w:b/>
+          <w:bCs/>
+        </w:rPr>
+        <w:t>English Communication (3 credits): Counseling communication, case reports.</w:t>
+      </w:r>
+    </w:p>
+    <w:p>
+      <w:pPr>
+        <w:numPr>
+          <w:ilvl w:val="0"/>
+          <w:numId w:val="10"/>
+        </w:numPr>
+        <w:rPr>
+          <w:b/>
+          <w:bCs/>
+        </w:rPr>
+      </w:pPr>
+      <w:r>
+        <w:rPr>
+          <w:b/>
+          <w:bCs/>
+        </w:rPr>
+        <w:t>Year 2 – Semester 2:</w:t>
+      </w:r>
+    </w:p>
+    <w:p>
+      <w:pPr>
+        <w:numPr>
+          <w:ilvl w:val="1"/>
+          <w:numId w:val="10"/>
+        </w:numPr>
+        <w:rPr>
+          <w:b/>
+          <w:bCs/>
+        </w:rPr>
+      </w:pPr>
+      <w:r>
+        <w:rPr>
+          <w:b/>
+          <w:bCs/>
+        </w:rPr>
+        <w:t>Social Psychology (4 credits): Attitudes, leadership, group dynamics.</w:t>
+      </w:r>
+    </w:p>
+    <w:p>
+      <w:pPr>
+        <w:numPr>
+          <w:ilvl w:val="1"/>
+          <w:numId w:val="10"/>
+        </w:numPr>
+        <w:rPr>
+          <w:b/>
+          <w:bCs/>
+        </w:rPr>
+      </w:pPr>
+      <w:r>
+        <w:rPr>
+          <w:b/>
+          <w:bCs/>
+        </w:rPr>
+        <w:t>Counseling Psychology I (4 credits): Rapport, micro-skills, role-plays.</w:t>
+      </w:r>
+    </w:p>
+    <w:p>
+      <w:pPr>
+        <w:numPr>
+          <w:ilvl w:val="1"/>
+          <w:numId w:val="10"/>
+        </w:numPr>
+        <w:rPr>
+          <w:b/>
+          <w:bCs/>
+        </w:rPr>
+      </w:pPr>
+      <w:r>
+        <w:rPr>
+          <w:b/>
+          <w:bCs/>
+        </w:rPr>
+        <w:t>Experimental Psychology I (3 credits): Experiment design, lab reporting.</w:t>
+      </w:r>
+    </w:p>
+    <w:p>
+      <w:pPr>
+        <w:numPr>
+          <w:ilvl w:val="1"/>
+          <w:numId w:val="10"/>
+        </w:numPr>
+        <w:rPr>
+          <w:b/>
+          <w:bCs/>
+        </w:rPr>
+      </w:pPr>
+      <w:r>
+        <w:rPr>
+          <w:b/>
+          <w:bCs/>
+        </w:rPr>
+        <w:t>Research Methodology (3 credits): Hypotheses, ethics, sampling.</w:t>
+      </w:r>
+    </w:p>
+    <w:p>
+      <w:pPr>
+        <w:numPr>
+          <w:ilvl w:val="0"/>
+          <w:numId w:val="10"/>
+        </w:numPr>
+        <w:rPr>
+          <w:b/>
+          <w:bCs/>
+        </w:rPr>
+      </w:pPr>
+      <w:r>
+        <w:rPr>
+          <w:b/>
+          <w:bCs/>
+        </w:rPr>
+        <w:t>Year 3 – Semester 3:</w:t>
+      </w:r>
+    </w:p>
+    <w:p>
+      <w:pPr>
+        <w:numPr>
+          <w:ilvl w:val="1"/>
+          <w:numId w:val="10"/>
+        </w:numPr>
+        <w:rPr>
+          <w:b/>
+          <w:bCs/>
+        </w:rPr>
+      </w:pPr>
+      <w:r>
+        <w:rPr>
+          <w:b/>
+          <w:bCs/>
+        </w:rPr>
+        <w:t>Clinical Psychology (4 credits): DSM-5, therapies, case studies.</w:t>
+      </w:r>
+    </w:p>
+    <w:p>
+      <w:pPr>
+        <w:numPr>
+          <w:ilvl w:val="1"/>
+          <w:numId w:val="10"/>
+        </w:numPr>
+        <w:rPr>
+          <w:b/>
+          <w:bCs/>
+        </w:rPr>
+      </w:pPr>
+      <w:r>
+        <w:rPr>
+          <w:b/>
+          <w:bCs/>
+        </w:rPr>
+        <w:t>Psychological Testing (4 credits): IQ, personality tests, administration labs.</w:t>
+      </w:r>
+    </w:p>
+    <w:p>
+      <w:pPr>
+        <w:numPr>
+          <w:ilvl w:val="1"/>
+          <w:numId w:val="10"/>
+        </w:numPr>
+        <w:rPr>
+          <w:b/>
+          <w:bCs/>
+        </w:rPr>
+      </w:pPr>
+      <w:r>
+        <w:rPr>
+          <w:b/>
+          <w:bCs/>
+        </w:rPr>
+        <w:t>Elective I: Educational/Health Psychology (3 credits): Learning theories or stress management.</w:t>
+      </w:r>
+    </w:p>
+    <w:p>
+      <w:pPr>
+        <w:numPr>
+          <w:ilvl w:val="1"/>
+          <w:numId w:val="10"/>
+        </w:numPr>
+        <w:rPr>
+          <w:b/>
+          <w:bCs/>
+        </w:rPr>
+      </w:pPr>
+      <w:r>
+        <w:rPr>
+          <w:b/>
+          <w:bCs/>
+        </w:rPr>
+        <w:lastRenderedPageBreak/>
+        <w:t>Internship (3 credits): Observational training, reflective reports.</w:t>
+      </w:r>
+    </w:p>
+    <w:p>
+      <w:pPr>
+        <w:rPr>
+          <w:b/>
+          <w:bCs/>
+        </w:rPr>
+      </w:pPr>
+      <w:r>
+        <w:rPr>
+          <w:b/>
+          <w:bCs/>
+        </w:rPr>
+        <w:t>Career Prospects:</w:t>
+      </w:r>
+    </w:p>
+    <w:p>
+      <w:pPr>
+        <w:numPr>
+          <w:ilvl w:val="0"/>
+          <w:numId w:val="11"/>
+        </w:numPr>
+        <w:rPr>
+          <w:b/>
+          <w:bCs/>
+        </w:rPr>
+      </w:pPr>
+      <w:r>
+        <w:rPr>
+          <w:b/>
+          <w:bCs/>
+        </w:rPr>
+        <w:t>Roles: Counselors (NGOs), HR specialists (TCS), therapists (Fortis), educators.</w:t>
+      </w:r>
+    </w:p>
+    <w:p>
+      <w:pPr>
+        <w:numPr>
+          <w:ilvl w:val="0"/>
+          <w:numId w:val="11"/>
+        </w:numPr>
+        <w:rPr>
+          <w:b/>
+          <w:bCs/>
+        </w:rPr>
+      </w:pPr>
+      <w:r>
+        <w:rPr>
+          <w:b/>
+          <w:bCs/>
+        </w:rPr>
+        <w:t>Advanced Studies: M.Sc. Psychology, CBT certifications, Ph.D.</w:t>
+      </w:r>
+    </w:p>
+    <w:p>
+      <w:pPr>
+        <w:numPr>
+          <w:ilvl w:val="0"/>
+          <w:numId w:val="11"/>
+        </w:numPr>
+        <w:rPr>
+          <w:b/>
+          <w:bCs/>
+        </w:rPr>
+      </w:pPr>
+      <w:r>
+        <w:rPr>
+          <w:b/>
+          <w:bCs/>
+        </w:rPr>
+        <w:t>Industry Demand: Mental health sector growth (20% by 2030); 85% placement rate, salaries ₹3–8 lakhs p.a.</w:t>
+      </w:r>
+    </w:p>
+    <w:p>
+      <w:pPr>
+        <w:numPr>
+          <w:ilvl w:val="0"/>
+          <w:numId w:val="11"/>
+        </w:numPr>
+        <w:rPr>
+          <w:b/>
+          <w:bCs/>
+        </w:rPr>
+      </w:pPr>
+      <w:r>
+        <w:rPr>
+          <w:b/>
+          <w:bCs/>
+        </w:rPr>
+        <w:t>College Support: Counseling workshops, internships with hospitals, psychometric training.</w:t>
+      </w:r>
+    </w:p>
+    <w:p>
+      <w:pPr>
+        <w:rPr>
+          <w:b/>
+          <w:bCs/>
+        </w:rPr>
+      </w:pPr>
+      <w:r>
+        <w:rPr>
+          <w:b/>
+          <w:bCs/>
+        </w:rPr>
+        <w:t>Textbooks:</w:t>
+      </w:r>
+    </w:p>
+    <w:p>
+      <w:pPr>
+        <w:numPr>
+          <w:ilvl w:val="0"/>
+          <w:numId w:val="12"/>
+        </w:numPr>
+        <w:rPr>
+          <w:b/>
+          <w:bCs/>
+        </w:rPr>
+      </w:pPr>
+      <w:r>
+        <w:rPr>
+          <w:b/>
+          <w:bCs/>
+          <w:i/>
+          <w:iCs/>
+        </w:rPr>
+        <w:t>Psychology</w:t>
+      </w:r>
+      <w:r>
+        <w:rPr>
+          <w:b/>
+          <w:bCs/>
+        </w:rPr>
+        <w:t xml:space="preserve"> by David G. Myers.</w:t>
+      </w:r>
+    </w:p>
+    <w:p>
+      <w:pPr>
+        <w:numPr>
+          <w:ilvl w:val="0"/>
+          <w:numId w:val="12"/>
+        </w:numPr>
+        <w:rPr>
+          <w:b/>
+          <w:bCs/>
+        </w:rPr>
+      </w:pPr>
+      <w:r>
+        <w:rPr>
+          <w:b/>
+          <w:bCs/>
+          <w:i/>
+          <w:iCs/>
+        </w:rPr>
+        <w:t>Abnormal Psychology</w:t>
+      </w:r>
+      <w:r>
+        <w:rPr>
+          <w:b/>
+          <w:bCs/>
+        </w:rPr>
+        <w:t xml:space="preserve"> by Ronald J. Comer.</w:t>
+      </w:r>
+    </w:p>
+    <w:p>
+      <w:pPr>
+        <w:numPr>
+          <w:ilvl w:val="0"/>
+          <w:numId w:val="12"/>
+        </w:numPr>
+        <w:rPr>
+          <w:b/>
+          <w:bCs/>
+        </w:rPr>
+      </w:pPr>
+      <w:r>
+        <w:rPr>
+          <w:b/>
+          <w:bCs/>
+        </w:rPr>
+        <w:t>Online: APA journals, PsychInfo.</w:t>
+      </w:r>
+    </w:p>
+    <w:p>
+      <w:pPr>
+        <w:rPr>
+          <w:b/>
+          <w:bCs/>
+        </w:rPr>
+      </w:pPr>
+      <w:r>
+        <w:rPr>
+          <w:b/>
+          <w:bCs/>
+        </w:rPr>
+        <w:t>Assessments: 40% internals (quizzes 10%, reports 15%, projects 15%); 60% exams (theory 40%, practical 20%).</w:t>
+      </w:r>
+    </w:p>
+    <w:p>
+      <w:pPr>
+        <w:rPr>
+          <w:b/>
+          <w:bCs/>
+        </w:rPr>
+      </w:pPr>
+      <w:r>
+        <w:rPr>
+          <w:b/>
+          <w:bCs/>
+        </w:rPr>
+        <w:pict w14:anchorId="2F8C32C4">
+          <v:rect id="_x0000_i1077" style="width:0;height:1.5pt" o:hralign="center" o:hrstd="t" o:hr="t" fillcolor="#a0a0a0" stroked="f"/>
+        </w:pict>
+      </w:r>
+    </w:p>
+    <w:p>
+      <w:pPr>
+        <w:rPr>
+          <w:b/>
+          <w:bCs/>
+        </w:rPr>
+      </w:pPr>
+      <w:r>
+        <w:rPr>
+          <w:b/>
+          <w:bCs/>
+        </w:rPr>
         <w:t>B.B.A (Bachelor of Business Administration)</w:t>
       </w:r>
-      <w:r>
-        <w:t>,</w:t>
-      </w:r>
-    </w:p>
-    <w:p>
-      <w:r>
-        <w:t xml:space="preserve">M.Sc. Data Science, </w:t>
-      </w:r>
-      <w:r>
+    </w:p>
+    <w:p>
+      <w:pPr>
+        <w:rPr>
+          <w:b/>
+          <w:bCs/>
+        </w:rPr>
+      </w:pPr>
+      <w:r>
+        <w:rPr>
+          <w:b/>
+          <w:bCs/>
+        </w:rPr>
+        <w:t>Program Overview: A 3-year (6-semester, 130 credits) UG program developing managerial, leadership, and entrepreneurial skills for corporate and startup roles.</w:t>
+      </w:r>
+    </w:p>
+    <w:p>
+      <w:pPr>
+        <w:rPr>
+          <w:b/>
+          <w:bCs/>
+        </w:rPr>
+      </w:pPr>
+      <w:r>
+        <w:rPr>
+          <w:b/>
+          <w:bCs/>
+        </w:rPr>
+        <w:t>Curriculum Highlights:</w:t>
+      </w:r>
+    </w:p>
+    <w:p>
+      <w:pPr>
+        <w:numPr>
+          <w:ilvl w:val="0"/>
+          <w:numId w:val="13"/>
+        </w:numPr>
+        <w:rPr>
+          <w:b/>
+          <w:bCs/>
+        </w:rPr>
+      </w:pPr>
+      <w:r>
+        <w:rPr>
+          <w:b/>
+          <w:bCs/>
+        </w:rPr>
+        <w:t>Year 1 – Semester 1:</w:t>
+      </w:r>
+    </w:p>
+    <w:p>
+      <w:pPr>
+        <w:numPr>
+          <w:ilvl w:val="1"/>
+          <w:numId w:val="13"/>
+        </w:numPr>
+        <w:rPr>
+          <w:b/>
+          <w:bCs/>
+        </w:rPr>
+      </w:pPr>
+      <w:r>
+        <w:rPr>
+          <w:b/>
+          <w:bCs/>
+        </w:rPr>
+        <w:t>Principles of Management (4 credits): Planning, organizing, leadership styles.</w:t>
+      </w:r>
+    </w:p>
+    <w:p>
+      <w:pPr>
+        <w:numPr>
+          <w:ilvl w:val="1"/>
+          <w:numId w:val="13"/>
+        </w:numPr>
+        <w:rPr>
+          <w:b/>
+          <w:bCs/>
+        </w:rPr>
+      </w:pPr>
+      <w:r>
+        <w:rPr>
+          <w:b/>
+          <w:bCs/>
+        </w:rPr>
+        <w:t>Business Environment (4 credits): Economic, legal, CSR trends.</w:t>
+      </w:r>
+    </w:p>
+    <w:p>
+      <w:pPr>
+        <w:numPr>
+          <w:ilvl w:val="1"/>
+          <w:numId w:val="13"/>
+        </w:numPr>
+        <w:rPr>
+          <w:b/>
+          <w:bCs/>
+        </w:rPr>
+      </w:pPr>
+      <w:r>
+        <w:rPr>
+          <w:b/>
+          <w:bCs/>
+        </w:rPr>
+        <w:t>Business Mathematics (3 credits): Interest, matrices, business calculations.</w:t>
+      </w:r>
+    </w:p>
+    <w:p>
+      <w:pPr>
+        <w:numPr>
+          <w:ilvl w:val="1"/>
+          <w:numId w:val="13"/>
+        </w:numPr>
+        <w:rPr>
+          <w:b/>
+          <w:bCs/>
+        </w:rPr>
+      </w:pPr>
+      <w:r>
+        <w:rPr>
+          <w:b/>
+          <w:bCs/>
+        </w:rPr>
+        <w:t>Computer Basics (3 credits): MS Office, Trello, Slack.</w:t>
+      </w:r>
+    </w:p>
+    <w:p>
+      <w:pPr>
+        <w:numPr>
+          <w:ilvl w:val="0"/>
+          <w:numId w:val="13"/>
+        </w:numPr>
+        <w:rPr>
+          <w:b/>
+          <w:bCs/>
+        </w:rPr>
+      </w:pPr>
+      <w:r>
+        <w:rPr>
+          <w:b/>
+          <w:bCs/>
+        </w:rPr>
+        <w:t>Year 2 – Semester 2:</w:t>
+      </w:r>
+    </w:p>
+    <w:p>
+      <w:pPr>
+        <w:numPr>
+          <w:ilvl w:val="1"/>
+          <w:numId w:val="13"/>
+        </w:numPr>
+        <w:rPr>
+          <w:b/>
+          <w:bCs/>
+        </w:rPr>
+      </w:pPr>
+      <w:r>
+        <w:rPr>
+          <w:b/>
+          <w:bCs/>
+        </w:rPr>
+        <w:t>Human Resource Management (4 credits): Recruitment, appraisals, labor laws.</w:t>
+      </w:r>
+    </w:p>
+    <w:p>
+      <w:pPr>
+        <w:numPr>
+          <w:ilvl w:val="1"/>
+          <w:numId w:val="13"/>
+        </w:numPr>
+        <w:rPr>
+          <w:b/>
+          <w:bCs/>
+        </w:rPr>
+      </w:pPr>
+      <w:r>
+        <w:rPr>
+          <w:b/>
+          <w:bCs/>
+        </w:rPr>
+        <w:t>Operations Management (4 credits): Inventory, TQM, supply chain.</w:t>
+      </w:r>
+    </w:p>
+    <w:p>
+      <w:pPr>
+        <w:numPr>
+          <w:ilvl w:val="1"/>
+          <w:numId w:val="13"/>
+        </w:numPr>
+        <w:rPr>
+          <w:b/>
+          <w:bCs/>
+        </w:rPr>
+      </w:pPr>
+      <w:r>
+        <w:rPr>
+          <w:b/>
+          <w:bCs/>
+        </w:rPr>
+        <w:t>Business Law (3 credits): Companies Act, contract law.</w:t>
+      </w:r>
+    </w:p>
+    <w:p>
+      <w:pPr>
+        <w:numPr>
+          <w:ilvl w:val="1"/>
+          <w:numId w:val="13"/>
+        </w:numPr>
+        <w:rPr>
+          <w:b/>
+          <w:bCs/>
+        </w:rPr>
+      </w:pPr>
+      <w:r>
+        <w:rPr>
+          <w:b/>
+          <w:bCs/>
+        </w:rPr>
+        <w:t>Organizational Behavior (3 credits): Motivation, leadership, group dynamics.</w:t>
+      </w:r>
+    </w:p>
+    <w:p>
+      <w:pPr>
+        <w:numPr>
+          <w:ilvl w:val="0"/>
+          <w:numId w:val="13"/>
+        </w:numPr>
+        <w:rPr>
+          <w:b/>
+          <w:bCs/>
+        </w:rPr>
+      </w:pPr>
+      <w:r>
+        <w:rPr>
+          <w:b/>
+          <w:bCs/>
+        </w:rPr>
+        <w:t>Year 3 – Semester 3:</w:t>
+      </w:r>
+    </w:p>
+    <w:p>
+      <w:pPr>
+        <w:numPr>
+          <w:ilvl w:val="1"/>
+          <w:numId w:val="13"/>
+        </w:numPr>
+        <w:rPr>
+          <w:b/>
+          <w:bCs/>
+        </w:rPr>
+      </w:pPr>
+      <w:r>
+        <w:rPr>
+          <w:b/>
+          <w:bCs/>
+        </w:rPr>
+        <w:t>Strategic Management (4 credits): SWOT, Porter’s Five Forces.</w:t>
+      </w:r>
+    </w:p>
+    <w:p>
+      <w:pPr>
+        <w:numPr>
+          <w:ilvl w:val="1"/>
+          <w:numId w:val="13"/>
+        </w:numPr>
+        <w:rPr>
+          <w:b/>
+          <w:bCs/>
+        </w:rPr>
+      </w:pPr>
+      <w:r>
+        <w:rPr>
+          <w:b/>
+          <w:bCs/>
+        </w:rPr>
+        <w:t>Entrepreneurship (4 credits): Business models, venture capital.</w:t>
+      </w:r>
+    </w:p>
+    <w:p>
+      <w:pPr>
+        <w:numPr>
+          <w:ilvl w:val="1"/>
+          <w:numId w:val="13"/>
+        </w:numPr>
+        <w:rPr>
+          <w:b/>
+          <w:bCs/>
+        </w:rPr>
+      </w:pPr>
+      <w:r>
+        <w:rPr>
+          <w:b/>
+          <w:bCs/>
+        </w:rPr>
+        <w:t>Elective I: Digital Marketing / Data Analytics (3 credits): SEO or Tableau.</w:t>
+      </w:r>
+    </w:p>
+    <w:p>
+      <w:pPr>
+        <w:numPr>
+          <w:ilvl w:val="1"/>
+          <w:numId w:val="13"/>
+        </w:numPr>
+        <w:rPr>
+          <w:b/>
+          <w:bCs/>
+        </w:rPr>
+      </w:pPr>
+      <w:r>
+        <w:rPr>
+          <w:b/>
+          <w:bCs/>
+        </w:rPr>
+        <w:lastRenderedPageBreak/>
+        <w:t>Minor Project (3 credits): Market survey, startup idea.</w:t>
+      </w:r>
+    </w:p>
+    <w:p>
+      <w:pPr>
+        <w:rPr>
+          <w:b/>
+          <w:bCs/>
+        </w:rPr>
+      </w:pPr>
+      <w:r>
+        <w:rPr>
+          <w:b/>
+          <w:bCs/>
+        </w:rPr>
+        <w:t>Career Prospects:</w:t>
+      </w:r>
+    </w:p>
+    <w:p>
+      <w:pPr>
+        <w:numPr>
+          <w:ilvl w:val="0"/>
+          <w:numId w:val="14"/>
+        </w:numPr>
+        <w:rPr>
+          <w:b/>
+          <w:bCs/>
+        </w:rPr>
+      </w:pPr>
+      <w:r>
+        <w:rPr>
+          <w:b/>
+          <w:bCs/>
+        </w:rPr>
+        <w:t>Roles: Management trainees (Reliance), HR executives (HCL), marketing coordinators (ITC).</w:t>
+      </w:r>
+    </w:p>
+    <w:p>
+      <w:pPr>
+        <w:numPr>
+          <w:ilvl w:val="0"/>
+          <w:numId w:val="14"/>
+        </w:numPr>
+        <w:rPr>
+          <w:b/>
+          <w:bCs/>
+        </w:rPr>
+      </w:pPr>
+      <w:r>
+        <w:rPr>
+          <w:b/>
+          <w:bCs/>
+        </w:rPr>
+        <w:t>Advanced Studies: MBA, certifications in digital marketing, PMP.</w:t>
+      </w:r>
+    </w:p>
+    <w:p>
+      <w:pPr>
+        <w:numPr>
+          <w:ilvl w:val="0"/>
+          <w:numId w:val="14"/>
+        </w:numPr>
+        <w:rPr>
+          <w:b/>
+          <w:bCs/>
+        </w:rPr>
+      </w:pPr>
+      <w:r>
+        <w:rPr>
+          <w:b/>
+          <w:bCs/>
+        </w:rPr>
+        <w:t>Industry Demand: Booming management sector; 88% placement rate, salaries ₹3.5–7 lakhs p.a.</w:t>
+      </w:r>
+    </w:p>
+    <w:p>
+      <w:pPr>
+        <w:numPr>
+          <w:ilvl w:val="0"/>
+          <w:numId w:val="14"/>
+        </w:numPr>
+        <w:rPr>
+          <w:b/>
+          <w:bCs/>
+        </w:rPr>
+      </w:pPr>
+      <w:r>
+        <w:rPr>
+          <w:b/>
+          <w:bCs/>
+        </w:rPr>
+        <w:t>College Support: Leadership workshops, startup incubation, internships with Chennai firms.</w:t>
+      </w:r>
+    </w:p>
+    <w:p>
+      <w:pPr>
+        <w:rPr>
+          <w:b/>
+          <w:bCs/>
+        </w:rPr>
+      </w:pPr>
+      <w:r>
+        <w:rPr>
+          <w:b/>
+          <w:bCs/>
+        </w:rPr>
+        <w:t>Textbooks:</w:t>
+      </w:r>
+    </w:p>
+    <w:p>
+      <w:pPr>
+        <w:numPr>
+          <w:ilvl w:val="0"/>
+          <w:numId w:val="15"/>
+        </w:numPr>
+        <w:rPr>
+          <w:b/>
+          <w:bCs/>
+        </w:rPr>
+      </w:pPr>
+      <w:r>
+        <w:rPr>
+          <w:b/>
+          <w:bCs/>
+          <w:i/>
+          <w:iCs/>
+        </w:rPr>
+        <w:t>Principles of Management</w:t>
+      </w:r>
+      <w:r>
+        <w:rPr>
+          <w:b/>
+          <w:bCs/>
+        </w:rPr>
+        <w:t xml:space="preserve"> by Harold Koontz.</w:t>
+      </w:r>
+    </w:p>
+    <w:p>
+      <w:pPr>
+        <w:numPr>
+          <w:ilvl w:val="0"/>
+          <w:numId w:val="15"/>
+        </w:numPr>
+        <w:rPr>
+          <w:b/>
+          <w:bCs/>
+        </w:rPr>
+      </w:pPr>
+      <w:r>
+        <w:rPr>
+          <w:b/>
+          <w:bCs/>
+          <w:i/>
+          <w:iCs/>
+        </w:rPr>
+        <w:t>Organizational Behavior</w:t>
+      </w:r>
+      <w:r>
+        <w:rPr>
+          <w:b/>
+          <w:bCs/>
+        </w:rPr>
+        <w:t xml:space="preserve"> by Stephen Robbins.</w:t>
+      </w:r>
+    </w:p>
+    <w:p>
+      <w:pPr>
+        <w:numPr>
+          <w:ilvl w:val="0"/>
+          <w:numId w:val="15"/>
+        </w:numPr>
+        <w:rPr>
+          <w:b/>
+          <w:bCs/>
+        </w:rPr>
+      </w:pPr>
+      <w:r>
+        <w:rPr>
+          <w:b/>
+          <w:bCs/>
+        </w:rPr>
+        <w:t>Online: Coursera, HubSpot Academy.</w:t>
+      </w:r>
+    </w:p>
+    <w:p>
+      <w:pPr>
+        <w:rPr>
+          <w:b/>
+          <w:bCs/>
+        </w:rPr>
+      </w:pPr>
+      <w:r>
+        <w:rPr>
+          <w:b/>
+          <w:bCs/>
+        </w:rPr>
+        <w:t>Assessments: 40% internals (assignments 20%, quizzes 10%, projects 10%); 60% exams (theory 40%, practical 20%).</w:t>
+      </w:r>
+    </w:p>
+    <w:p>
+      <w:pPr>
+        <w:rPr>
+          <w:b/>
+          <w:bCs/>
+        </w:rPr>
+      </w:pPr>
+      <w:r>
+        <w:rPr>
+          <w:b/>
+          <w:bCs/>
+        </w:rPr>
+        <w:pict w14:anchorId="308465DA">
+          <v:rect id="_x0000_i1078" style="width:0;height:1.5pt" o:hralign="center" o:hrstd="t" o:hr="t" fillcolor="#a0a0a0" stroked="f"/>
+        </w:pict>
+      </w:r>
+    </w:p>
+    <w:p>
+      <w:pPr>
+        <w:rPr>
+          <w:b/>
+          <w:bCs/>
+        </w:rPr>
+      </w:pPr>
+      <w:r>
+        <w:rPr>
+          <w:b/>
+          <w:bCs/>
+        </w:rPr>
+        <w:t>M.Sc. Data Science</w:t>
+      </w:r>
+    </w:p>
+    <w:p>
+      <w:pPr>
+        <w:rPr>
+          <w:b/>
+          <w:bCs/>
+        </w:rPr>
+      </w:pPr>
+      <w:r>
+        <w:rPr>
+          <w:b/>
+          <w:bCs/>
+        </w:rPr>
+        <w:t>Program Overview: A 2-year (4-semester, 90 credits) PG program blending statistics, programming, and ML for data-driven decision-making, with tools like Python and Spark.</w:t>
+      </w:r>
+    </w:p>
+    <w:p>
+      <w:pPr>
+        <w:rPr>
+          <w:b/>
+          <w:bCs/>
+        </w:rPr>
+      </w:pPr>
+      <w:r>
+        <w:rPr>
+          <w:b/>
+          <w:bCs/>
+        </w:rPr>
+        <w:t>Curriculum Highlights:</w:t>
+      </w:r>
+    </w:p>
+    <w:p>
+      <w:pPr>
+        <w:numPr>
+          <w:ilvl w:val="0"/>
+          <w:numId w:val="16"/>
+        </w:numPr>
+        <w:rPr>
+          <w:b/>
+          <w:bCs/>
+        </w:rPr>
+      </w:pPr>
+      <w:r>
+        <w:rPr>
+          <w:b/>
+          <w:bCs/>
+        </w:rPr>
+        <w:t>Year 1 – Semester 1:</w:t>
+      </w:r>
+    </w:p>
+    <w:p>
+      <w:pPr>
+        <w:numPr>
+          <w:ilvl w:val="1"/>
+          <w:numId w:val="16"/>
+        </w:numPr>
+        <w:rPr>
+          <w:b/>
+          <w:bCs/>
+        </w:rPr>
+      </w:pPr>
+      <w:r>
+        <w:rPr>
+          <w:b/>
+          <w:bCs/>
+        </w:rPr>
+        <w:t>Mathematics for Data Science (4 credits): Linear algebra, probability, optimization.</w:t>
+      </w:r>
+    </w:p>
+    <w:p>
+      <w:pPr>
+        <w:numPr>
+          <w:ilvl w:val="1"/>
+          <w:numId w:val="16"/>
+        </w:numPr>
+        <w:rPr>
+          <w:b/>
+          <w:bCs/>
+        </w:rPr>
+      </w:pPr>
+      <w:r>
+        <w:rPr>
+          <w:b/>
+          <w:bCs/>
+        </w:rPr>
+        <w:t>Python Programming (4 credits): Loops, Pandas, NumPy, preprocessing.</w:t>
+      </w:r>
+    </w:p>
+    <w:p>
+      <w:pPr>
+        <w:numPr>
+          <w:ilvl w:val="1"/>
+          <w:numId w:val="16"/>
+        </w:numPr>
+        <w:rPr>
+          <w:b/>
+          <w:bCs/>
+        </w:rPr>
+      </w:pPr>
+      <w:r>
+        <w:rPr>
+          <w:b/>
+          <w:bCs/>
+        </w:rPr>
+        <w:t>Statistics &amp; Probability (4 credits): Hypothesis testing, ANOVA.</w:t>
+      </w:r>
+    </w:p>
+    <w:p>
+      <w:pPr>
+        <w:numPr>
+          <w:ilvl w:val="1"/>
+          <w:numId w:val="16"/>
+        </w:numPr>
+        <w:rPr>
+          <w:b/>
+          <w:bCs/>
+        </w:rPr>
+      </w:pPr>
+      <w:r>
+        <w:rPr>
+          <w:b/>
+          <w:bCs/>
+        </w:rPr>
+        <w:t>Database Systems (4 credits): SQL, NoSQL, data warehousing.</w:t>
+      </w:r>
+    </w:p>
+    <w:p>
+      <w:pPr>
+        <w:numPr>
+          <w:ilvl w:val="0"/>
+          <w:numId w:val="16"/>
+        </w:numPr>
+        <w:rPr>
+          <w:b/>
+          <w:bCs/>
+        </w:rPr>
+      </w:pPr>
+      <w:r>
+        <w:rPr>
+          <w:b/>
+          <w:bCs/>
+        </w:rPr>
+        <w:t>Year 2 – Semester 2:</w:t>
+      </w:r>
+    </w:p>
+    <w:p>
+      <w:pPr>
+        <w:numPr>
+          <w:ilvl w:val="1"/>
+          <w:numId w:val="16"/>
+        </w:numPr>
+        <w:rPr>
+          <w:b/>
+          <w:bCs/>
+        </w:rPr>
+      </w:pPr>
+      <w:r>
+        <w:rPr>
+          <w:b/>
+          <w:bCs/>
+        </w:rPr>
+        <w:t>Machine Learning (4 credits): Regression, SVM, clustering, model evaluation.</w:t>
+      </w:r>
+    </w:p>
+    <w:p>
+      <w:pPr>
+        <w:numPr>
+          <w:ilvl w:val="1"/>
+          <w:numId w:val="16"/>
+        </w:numPr>
+        <w:rPr>
+          <w:b/>
+          <w:bCs/>
+        </w:rPr>
+      </w:pPr>
+      <w:r>
+        <w:rPr>
+          <w:b/>
+          <w:bCs/>
+        </w:rPr>
+        <w:t>Big Data Analytics (4 credits): Hadoop, Spark, data lakes.</w:t>
+      </w:r>
+    </w:p>
+    <w:p>
+      <w:pPr>
+        <w:numPr>
+          <w:ilvl w:val="1"/>
+          <w:numId w:val="16"/>
+        </w:numPr>
+        <w:rPr>
+          <w:b/>
+          <w:bCs/>
+        </w:rPr>
+      </w:pPr>
+      <w:r>
+        <w:rPr>
+          <w:b/>
+          <w:bCs/>
+        </w:rPr>
+        <w:t>Deep Learning (4 credits): Neural networks, CNNs, NLP basics.</w:t>
+      </w:r>
+    </w:p>
+    <w:p>
+      <w:pPr>
+        <w:numPr>
+          <w:ilvl w:val="1"/>
+          <w:numId w:val="16"/>
+        </w:numPr>
+        <w:rPr>
+          <w:b/>
+          <w:bCs/>
+        </w:rPr>
+      </w:pPr>
+      <w:r>
+        <w:rPr>
+          <w:b/>
+          <w:bCs/>
+        </w:rPr>
+        <w:t>Research Project (4 credits): Industry/academic data problem-solving.</w:t>
+      </w:r>
+    </w:p>
+    <w:p>
+      <w:pPr>
+        <w:rPr>
+          <w:b/>
+          <w:bCs/>
+        </w:rPr>
+      </w:pPr>
+      <w:r>
+        <w:rPr>
+          <w:b/>
+          <w:bCs/>
+        </w:rPr>
+        <w:t>Career Prospects:</w:t>
+      </w:r>
+    </w:p>
+    <w:p>
+      <w:pPr>
+        <w:numPr>
+          <w:ilvl w:val="0"/>
+          <w:numId w:val="17"/>
+        </w:numPr>
+        <w:rPr>
+          <w:b/>
+          <w:bCs/>
+        </w:rPr>
+      </w:pPr>
+      <w:r>
+        <w:rPr>
+          <w:b/>
+          <w:bCs/>
+        </w:rPr>
+        <w:t>Roles: Data scientists (Google), data analysts (Amazon), ML engineers (Zoho).</w:t>
+      </w:r>
+    </w:p>
+    <w:p>
+      <w:pPr>
+        <w:numPr>
+          <w:ilvl w:val="0"/>
+          <w:numId w:val="17"/>
+        </w:numPr>
+        <w:rPr>
+          <w:b/>
+          <w:bCs/>
+        </w:rPr>
+      </w:pPr>
+      <w:r>
+        <w:rPr>
+          <w:b/>
+          <w:bCs/>
+        </w:rPr>
+        <w:t>Advanced Studies: Ph.D., AWS certifications, TensorFlow Developer.</w:t>
+      </w:r>
+    </w:p>
+    <w:p>
+      <w:pPr>
+        <w:numPr>
+          <w:ilvl w:val="0"/>
+          <w:numId w:val="17"/>
+        </w:numPr>
+        <w:rPr>
+          <w:b/>
+          <w:bCs/>
+        </w:rPr>
+      </w:pPr>
+      <w:r>
+        <w:rPr>
+          <w:b/>
+          <w:bCs/>
+        </w:rPr>
+        <w:lastRenderedPageBreak/>
+        <w:t>Industry Demand: $16 billion market by 2025; 95% placement rate, salaries ₹6–25 lakhs p.a.</w:t>
+      </w:r>
+    </w:p>
+    <w:p>
+      <w:pPr>
+        <w:numPr>
+          <w:ilvl w:val="0"/>
+          <w:numId w:val="17"/>
+        </w:numPr>
+        <w:rPr>
+          <w:b/>
+          <w:bCs/>
+        </w:rPr>
+      </w:pPr>
+      <w:r>
+        <w:rPr>
+          <w:b/>
+          <w:bCs/>
+        </w:rPr>
+        <w:t>College Support: Python bootcamps, Kaggle mentoring, internships with AI startups.</w:t>
+      </w:r>
+    </w:p>
+    <w:p>
+      <w:pPr>
+        <w:rPr>
+          <w:b/>
+          <w:bCs/>
+        </w:rPr>
+      </w:pPr>
+      <w:r>
+        <w:rPr>
+          <w:b/>
+          <w:bCs/>
+        </w:rPr>
+        <w:t>Textbooks:</w:t>
+      </w:r>
+    </w:p>
+    <w:p>
+      <w:pPr>
+        <w:numPr>
+          <w:ilvl w:val="0"/>
+          <w:numId w:val="18"/>
+        </w:numPr>
+        <w:rPr>
+          <w:b/>
+          <w:bCs/>
+        </w:rPr>
+      </w:pPr>
+      <w:r>
+        <w:rPr>
+          <w:b/>
+          <w:bCs/>
+          <w:i/>
+          <w:iCs/>
+        </w:rPr>
+        <w:t>Hands-On Machine Learning</w:t>
+      </w:r>
+      <w:r>
+        <w:rPr>
+          <w:b/>
+          <w:bCs/>
+        </w:rPr>
+        <w:t xml:space="preserve"> by Aurélien Géron.</w:t>
+      </w:r>
+    </w:p>
+    <w:p>
+      <w:pPr>
+        <w:numPr>
+          <w:ilvl w:val="0"/>
+          <w:numId w:val="18"/>
+        </w:numPr>
+        <w:rPr>
+          <w:b/>
+          <w:bCs/>
+        </w:rPr>
+      </w:pPr>
+      <w:r>
+        <w:rPr>
+          <w:b/>
+          <w:bCs/>
+          <w:i/>
+          <w:iCs/>
+        </w:rPr>
+        <w:t>Deep Learning</w:t>
+      </w:r>
+      <w:r>
+        <w:rPr>
+          <w:b/>
+          <w:bCs/>
+        </w:rPr>
+        <w:t xml:space="preserve"> by Ian Goodfellow.</w:t>
+      </w:r>
+    </w:p>
+    <w:p>
+      <w:pPr>
+        <w:numPr>
+          <w:ilvl w:val="0"/>
+          <w:numId w:val="18"/>
+        </w:numPr>
+        <w:rPr>
+          <w:b/>
+          <w:bCs/>
+        </w:rPr>
+      </w:pPr>
+      <w:r>
+        <w:rPr>
+          <w:b/>
+          <w:bCs/>
+        </w:rPr>
+        <w:t>Online: Kaggle, TensorFlow tutorials.</w:t>
+      </w:r>
+    </w:p>
+    <w:p>
+      <w:pPr>
+        <w:rPr>
+          <w:b/>
+          <w:bCs/>
+        </w:rPr>
+      </w:pPr>
+      <w:r>
+        <w:rPr>
+          <w:b/>
+          <w:bCs/>
+        </w:rPr>
+        <w:t>Assessments: 50% internals (projects 30%, quizzes 10%, labs 10%); 50% exams (theory 30%, practical 20%).</w:t>
+      </w:r>
+    </w:p>
+    <w:p>
+      <w:pPr>
+        <w:rPr>
+          <w:b/>
+          <w:bCs/>
+        </w:rPr>
+      </w:pPr>
+      <w:r>
+        <w:rPr>
+          <w:b/>
+          <w:bCs/>
+        </w:rPr>
+        <w:pict w14:anchorId="624439D1">
+          <v:rect id="_x0000_i1079" style="width:0;height:1.5pt" o:hralign="center" o:hrstd="t" o:hr="t" fillcolor="#a0a0a0" stroked="f"/>
+        </w:pict>
+      </w:r>
+    </w:p>
+    <w:p>
+      <w:pPr>
+        <w:rPr>
+          <w:b/>
+          <w:bCs/>
+        </w:rPr>
+      </w:pPr>
+      <w:r>
+        <w:rPr>
+          <w:b/>
+          <w:bCs/>
+        </w:rPr>
         <w:t>M.A. Journalism &amp; Mass Communication</w:t>
       </w:r>
-      <w:r>
-        <w:t>.</w:t>
-      </w:r>
-    </w:p>
-    <w:p>
-      <w:r>
-        <w:rPr>
-          <w:b/>
-          <w:bCs/>
-        </w:rPr>
-        <w:t>B.A. English Literature</w:t>
-      </w:r>
-      <w:r>
-        <w:br/>
-        <w:t>The B.A. in English Literature course is designed to develop students’ communication, critical thinking, and creative skills through the study of classic and contemporary literature, linguistics, and literary theory. It builds strong foundations in writing, editing, and public speaking. Graduates can pursue careers in teaching, publishing, journalism, content writing, public relations, and civil services, or continue with M.A. and NET-based teaching roles.</w:t>
-      </w:r>
-    </w:p>
-    <w:p>
-      <w:r>
-        <w:rPr>
-          <w:b/>
-          <w:bCs/>
-        </w:rPr>
-        <w:t>B.Sc. Computer Science</w:t>
-      </w:r>
-      <w:r>
-        <w:br/>
-        <w:t>This program provides a strong base in programming, data structures, algorithms, software development, and emerging technologies like AI and cloud computing. With hands-on labs and internship opportunities, students are prepared for roles such as software developer, systems analyst, data analyst, cybersecurity expert, and IT consultant. Companies like Infosys, Zoho, and Wipro actively recruit from this stream.</w:t>
-      </w:r>
-    </w:p>
-    <w:p>
-      <w:r>
-        <w:rPr>
-          <w:b/>
-          <w:bCs/>
-        </w:rPr>
-        <w:t>B.Com Accounting &amp; Finance</w:t>
-      </w:r>
-      <w:r>
-        <w:br/>
-        <w:t>B.Com (AF) focuses on core areas like financial accounting, taxation, auditing, corporate finance, and business law. Students gain strong analytical and financial skills, making them suitable for careers in accounting firms, banks, insurance, and financial consultancies. Many go on to pursue CA, CMA, or MBA programs, or secure positions in firms like Deloitte and EY.</w:t>
-      </w:r>
-    </w:p>
-    <w:p>
-      <w:r>
-        <w:rPr>
-          <w:b/>
-          <w:bCs/>
-        </w:rPr>
-        <w:t>B.Sc. Psychology</w:t>
-      </w:r>
-      <w:r>
-        <w:br/>
-        <w:t xml:space="preserve">This course introduces students to the scientific study of human </w:t>
-      </w:r>
-      <w:proofErr w:type="spellStart"/>
-      <w:r>
-        <w:t>behavior</w:t>
-      </w:r>
-      <w:proofErr w:type="spellEnd"/>
-      <w:r>
-        <w:t xml:space="preserve"> and mental processes, covering areas such as </w:t>
-      </w:r>
-      <w:proofErr w:type="spellStart"/>
-      <w:r>
-        <w:t>counseling</w:t>
-      </w:r>
-      <w:proofErr w:type="spellEnd"/>
-      <w:r>
-        <w:t xml:space="preserve">, abnormal psychology, and organizational </w:t>
-      </w:r>
-      <w:proofErr w:type="spellStart"/>
-      <w:r>
-        <w:t>behavior</w:t>
-      </w:r>
-      <w:proofErr w:type="spellEnd"/>
-      <w:r>
-        <w:t xml:space="preserve">. It prepares students for careers in clinical and </w:t>
-      </w:r>
-      <w:proofErr w:type="spellStart"/>
-      <w:r>
-        <w:t>counseling</w:t>
-      </w:r>
-      <w:proofErr w:type="spellEnd"/>
-      <w:r>
-        <w:t xml:space="preserve"> services, HR, rehabilitation </w:t>
-      </w:r>
-      <w:proofErr w:type="spellStart"/>
-      <w:r>
-        <w:t>centers</w:t>
-      </w:r>
-      <w:proofErr w:type="spellEnd"/>
-      <w:r>
-        <w:t>, and education. Graduates can also continue with M.Sc. Psychology for specialized roles in therapy, research, or academia.</w:t>
-      </w:r>
-    </w:p>
-    <w:p>
-      <w:r>
-        <w:rPr>
-          <w:b/>
-          <w:bCs/>
-        </w:rPr>
-        <w:t>B.B.A (Bachelor of Business Administration)</w:t>
-      </w:r>
-      <w:r>
-        <w:br/>
-        <w:t>The B.B.A program equips students with essential knowledge in management, marketing, finance, and entrepreneurship. Through case studies, seminars, and internships, students develop leadership and business problem-solving skills. Job opportunities include management trainees, HR executives, marketing coordinators, and startup founders. It also serves as a stepping stone to an MBA.</w:t>
-      </w:r>
-    </w:p>
-    <w:p>
-      <w:r>
-        <w:rPr>
-          <w:b/>
-          <w:bCs/>
-        </w:rPr>
-        <w:t>M.Sc. Data Science</w:t>
-      </w:r>
-      <w:r>
-        <w:br/>
-        <w:t xml:space="preserve">This postgraduate program blends statistics, programming, and machine learning to help students </w:t>
-      </w:r>
-      <w:proofErr w:type="spellStart"/>
-      <w:r>
-        <w:t>analyze</w:t>
-      </w:r>
-      <w:proofErr w:type="spellEnd"/>
-      <w:r>
-        <w:t xml:space="preserve"> complex data and make data-driven decisions. With tools like Python, R, and SQL, students can pursue roles as data scientists, data analysts, machine learning engineers, and business intelligence analysts. Graduates are in high demand across industries like healthcare, finance, retail, and tech.</w:t>
-      </w:r>
-    </w:p>
-    <w:p>
-      <w:r>
-        <w:rPr>
-          <w:b/>
-          <w:bCs/>
-        </w:rPr>
-        <w:t>M.A. Journalism &amp; Mass Communication</w:t>
-      </w:r>
-      <w:r>
-        <w:br/>
-        <w:t xml:space="preserve">This course trains students in print, broadcast, and digital journalism, along with media ethics, reporting, editing, and media production. Students engage in real-world assignments, internships, </w:t>
-      </w:r>
-      <w:r>
+    </w:p>
+    <w:p>
+      <w:pPr>
+        <w:rPr>
+          <w:b/>
+          <w:bCs/>
+        </w:rPr>
+      </w:pPr>
+      <w:r>
+        <w:rPr>
+          <w:b/>
+          <w:bCs/>
+        </w:rPr>
+        <w:t>Program Overview: A 2-year (4-semester, 90 credits) PG program training in print, broadcast, and digital journalism, with campus media and internships.</w:t>
+      </w:r>
+    </w:p>
+    <w:p>
+      <w:pPr>
+        <w:rPr>
+          <w:b/>
+          <w:bCs/>
+        </w:rPr>
+      </w:pPr>
+      <w:r>
+        <w:rPr>
+          <w:b/>
+          <w:bCs/>
+        </w:rPr>
+        <w:t>Curriculum Highlights:</w:t>
+      </w:r>
+    </w:p>
+    <w:p>
+      <w:pPr>
+        <w:numPr>
+          <w:ilvl w:val="0"/>
+          <w:numId w:val="19"/>
+        </w:numPr>
+        <w:rPr>
+          <w:b/>
+          <w:bCs/>
+        </w:rPr>
+      </w:pPr>
+      <w:r>
+        <w:rPr>
+          <w:b/>
+          <w:bCs/>
+        </w:rPr>
+        <w:t>Year 1 – Semester 1:</w:t>
+      </w:r>
+    </w:p>
+    <w:p>
+      <w:pPr>
+        <w:numPr>
+          <w:ilvl w:val="1"/>
+          <w:numId w:val="19"/>
+        </w:numPr>
+        <w:rPr>
+          <w:b/>
+          <w:bCs/>
+        </w:rPr>
+      </w:pPr>
+      <w:r>
+        <w:rPr>
+          <w:b/>
+          <w:bCs/>
+        </w:rPr>
+        <w:t>Introduction to Mass Communication (4 credits): Media theories, history, trends.</w:t>
+      </w:r>
+    </w:p>
+    <w:p>
+      <w:pPr>
+        <w:numPr>
+          <w:ilvl w:val="1"/>
+          <w:numId w:val="19"/>
+        </w:numPr>
+        <w:rPr>
+          <w:b/>
+          <w:bCs/>
+        </w:rPr>
+      </w:pPr>
+      <w:r>
+        <w:rPr>
+          <w:b/>
+          <w:bCs/>
+        </w:rPr>
+        <w:t>Reporting &amp; Editing (4 credits): News writing, copyediting, newsroom labs.</w:t>
+      </w:r>
+    </w:p>
+    <w:p>
+      <w:pPr>
+        <w:numPr>
+          <w:ilvl w:val="1"/>
+          <w:numId w:val="19"/>
+        </w:numPr>
+        <w:rPr>
+          <w:b/>
+          <w:bCs/>
+        </w:rPr>
+      </w:pPr>
+      <w:r>
+        <w:rPr>
+          <w:b/>
+          <w:bCs/>
+        </w:rPr>
+        <w:t>Media Ethics &amp; Law (4 credits): Copyright, RTI, ethical dilemmas.</w:t>
+      </w:r>
+    </w:p>
+    <w:p>
+      <w:pPr>
+        <w:numPr>
+          <w:ilvl w:val="1"/>
+          <w:numId w:val="19"/>
+        </w:numPr>
+        <w:rPr>
+          <w:b/>
+          <w:bCs/>
+        </w:rPr>
+      </w:pPr>
+      <w:r>
+        <w:rPr>
+          <w:b/>
+          <w:bCs/>
+        </w:rPr>
+        <w:t>Photography &amp; Visual Communication (4 credits): Camera techniques, Photoshop.</w:t>
+      </w:r>
+    </w:p>
+    <w:p>
+      <w:pPr>
+        <w:numPr>
+          <w:ilvl w:val="0"/>
+          <w:numId w:val="19"/>
+        </w:numPr>
+        <w:rPr>
+          <w:b/>
+          <w:bCs/>
+        </w:rPr>
+      </w:pPr>
+      <w:r>
+        <w:rPr>
+          <w:b/>
+          <w:bCs/>
+        </w:rPr>
+        <w:t>Year 2 – Semester 2:</w:t>
+      </w:r>
+    </w:p>
+    <w:p>
+      <w:pPr>
+        <w:numPr>
+          <w:ilvl w:val="1"/>
+          <w:numId w:val="19"/>
+        </w:numPr>
+        <w:rPr>
+          <w:b/>
+          <w:bCs/>
+        </w:rPr>
+      </w:pPr>
+      <w:r>
+        <w:rPr>
+          <w:b/>
+          <w:bCs/>
+        </w:rPr>
+        <w:t>Digital Media Production (4 credits): Blogs, podcasts, video editing.</w:t>
+      </w:r>
+    </w:p>
+    <w:p>
+      <w:pPr>
+        <w:numPr>
+          <w:ilvl w:val="1"/>
+          <w:numId w:val="19"/>
+        </w:numPr>
+        <w:rPr>
+          <w:b/>
+          <w:bCs/>
+        </w:rPr>
+      </w:pPr>
+      <w:r>
+        <w:rPr>
+          <w:b/>
+          <w:bCs/>
+        </w:rPr>
+        <w:t>Public Relations &amp; Corporate Communication (4 credits): PR campaigns, crisis management.</w:t>
+      </w:r>
+    </w:p>
+    <w:p>
+      <w:pPr>
+        <w:numPr>
+          <w:ilvl w:val="1"/>
+          <w:numId w:val="19"/>
+        </w:numPr>
+        <w:rPr>
+          <w:b/>
+          <w:bCs/>
+        </w:rPr>
+      </w:pPr>
+      <w:r>
+        <w:rPr>
+          <w:b/>
+          <w:bCs/>
+        </w:rPr>
+        <w:t>Media Research Methods (4 credits): Surveys, content analysis, metrics.</w:t>
+      </w:r>
+    </w:p>
+    <w:p>
+      <w:pPr>
+        <w:numPr>
+          <w:ilvl w:val="1"/>
+          <w:numId w:val="19"/>
+        </w:numPr>
+        <w:rPr>
+          <w:b/>
+          <w:bCs/>
+        </w:rPr>
+      </w:pPr>
+      <w:r>
+        <w:rPr>
+          <w:b/>
+          <w:bCs/>
+        </w:rPr>
+        <w:t>Major Project (4 credits): Magazine, film, or digital portfolio.</w:t>
+      </w:r>
+    </w:p>
+    <w:p>
+      <w:pPr>
+        <w:rPr>
+          <w:b/>
+          <w:bCs/>
+        </w:rPr>
+      </w:pPr>
+      <w:r>
+        <w:rPr>
+          <w:b/>
+          <w:bCs/>
+        </w:rPr>
+        <w:t>Career Prospects:</w:t>
+      </w:r>
+    </w:p>
+    <w:p>
+      <w:pPr>
+        <w:numPr>
+          <w:ilvl w:val="0"/>
+          <w:numId w:val="20"/>
+        </w:numPr>
+        <w:rPr>
+          <w:b/>
+          <w:bCs/>
+        </w:rPr>
+      </w:pPr>
+      <w:r>
+        <w:rPr>
+          <w:b/>
+          <w:bCs/>
+        </w:rPr>
+        <w:t>Roles: Journalists (NDTV), news anchors (Times Now), PR specialists (Edelman).</w:t>
+      </w:r>
+    </w:p>
+    <w:p>
+      <w:pPr>
+        <w:numPr>
+          <w:ilvl w:val="0"/>
+          <w:numId w:val="20"/>
+        </w:numPr>
+        <w:rPr>
+          <w:b/>
+          <w:bCs/>
+        </w:rPr>
+      </w:pPr>
+      <w:r>
+        <w:rPr>
+          <w:b/>
+          <w:bCs/>
+        </w:rPr>
+        <w:t>Advanced Studies: Ph.D., certifications in digital journalism, video production.</w:t>
+      </w:r>
+    </w:p>
+    <w:p>
+      <w:pPr>
+        <w:numPr>
+          <w:ilvl w:val="0"/>
+          <w:numId w:val="20"/>
+        </w:numPr>
+        <w:rPr>
+          <w:b/>
+          <w:bCs/>
+        </w:rPr>
+      </w:pPr>
+      <w:r>
+        <w:rPr>
+          <w:b/>
+          <w:bCs/>
+        </w:rPr>
+        <w:t>Industry Demand: $23 billion media industry; 90% placement rate, salaries ₹4–15 lakhs p.a.</w:t>
+      </w:r>
+    </w:p>
+    <w:p>
+      <w:pPr>
+        <w:numPr>
+          <w:ilvl w:val="0"/>
+          <w:numId w:val="20"/>
+        </w:numPr>
+        <w:rPr>
+          <w:b/>
+          <w:bCs/>
+        </w:rPr>
+      </w:pPr>
+      <w:r>
+        <w:rPr>
+          <w:b/>
+          <w:bCs/>
+        </w:rPr>
+        <w:t>College Support: Media workshops, internships with Sun TV, campus radio/TV.</w:t>
+      </w:r>
+    </w:p>
+    <w:p>
+      <w:pPr>
+        <w:rPr>
+          <w:b/>
+          <w:bCs/>
+        </w:rPr>
+      </w:pPr>
+      <w:r>
+        <w:rPr>
+          <w:b/>
+          <w:bCs/>
+        </w:rPr>
+        <w:t>Textbooks:</w:t>
+      </w:r>
+    </w:p>
+    <w:p>
+      <w:pPr>
+        <w:numPr>
+          <w:ilvl w:val="0"/>
+          <w:numId w:val="21"/>
+        </w:numPr>
+        <w:rPr>
+          <w:b/>
+          <w:bCs/>
+        </w:rPr>
+      </w:pPr>
+      <w:r>
+        <w:rPr>
+          <w:b/>
+          <w:bCs/>
+          <w:i/>
+          <w:iCs/>
+        </w:rPr>
+        <w:t>Mass Communication Theory</w:t>
+      </w:r>
+      <w:r>
+        <w:rPr>
+          <w:b/>
+          <w:bCs/>
+        </w:rPr>
+        <w:t xml:space="preserve"> by Stanley Baran.</w:t>
+      </w:r>
+    </w:p>
+    <w:p>
+      <w:pPr>
+        <w:numPr>
+          <w:ilvl w:val="0"/>
+          <w:numId w:val="21"/>
+        </w:numPr>
+        <w:rPr>
+          <w:b/>
+          <w:bCs/>
+        </w:rPr>
+      </w:pPr>
+      <w:r>
+        <w:rPr>
+          <w:b/>
+          <w:bCs/>
+          <w:i/>
+          <w:iCs/>
+        </w:rPr>
         <w:lastRenderedPageBreak/>
-        <w:t>and campus radio/TV. Career options include journalist, news anchor, media analyst, PR specialist, and digital content creator, with opportunities in leading media houses and digital platforms.</w:t>
+        <w:t>News Reporting and Editing</w:t>
+      </w:r>
+      <w:r>
+        <w:rPr>
+          <w:b/>
+          <w:bCs/>
+        </w:rPr>
+        <w:t xml:space="preserve"> by K.M. Shrivastava.</w:t>
+      </w:r>
+    </w:p>
+    <w:p>
+      <w:pPr>
+        <w:numPr>
+          <w:ilvl w:val="0"/>
+          <w:numId w:val="21"/>
+        </w:numPr>
+        <w:rPr>
+          <w:b/>
+          <w:bCs/>
+        </w:rPr>
+      </w:pPr>
+      <w:r>
+        <w:rPr>
+          <w:b/>
+          <w:bCs/>
+        </w:rPr>
+        <w:t>Online: Poynter Institute, Adobe tutorials.</w:t>
+      </w:r>
+    </w:p>
+    <w:p>
+      <w:pPr>
+        <w:rPr>
+          <w:b/>
+          <w:bCs/>
+        </w:rPr>
+      </w:pPr>
+      <w:r>
+        <w:rPr>
+          <w:b/>
+          <w:bCs/>
+        </w:rPr>
+        <w:t>Assessments: 50% internals (projects 30%, quizzes 10%, presentations 10%); 50% exams (theory 30%, practical 20%).</w:t>
+      </w:r>
+    </w:p>
+    <w:p>
+      <w:pPr>
+        <w:rPr>
+          <w:b/>
+          <w:bCs/>
+        </w:rPr>
+      </w:pPr>
+      <w:r>
+        <w:rPr>
+          <w:b/>
+          <w:bCs/>
+        </w:rPr>
+        <w:pict w14:anchorId="6E6AF268">
+          <v:rect id="_x0000_i1080" style="width:0;height:1.5pt" o:hralign="center" o:hrstd="t" o:hr="t" fillcolor="#a0a0a0" stroked="f"/>
+        </w:pict>
+      </w:r>
+    </w:p>
+    <w:p>
+      <w:pPr>
+        <w:rPr>
+          <w:b/>
+          <w:bCs/>
+        </w:rPr>
+      </w:pPr>
+      <w:r>
+        <w:rPr>
+          <w:b/>
+          <w:bCs/>
+        </w:rPr>
+        <w:t>College-Wide Career Support</w:t>
+      </w:r>
+    </w:p>
+    <w:p>
+      <w:pPr>
+        <w:numPr>
+          <w:ilvl w:val="0"/>
+          <w:numId w:val="22"/>
+        </w:numPr>
+        <w:rPr>
+          <w:b/>
+          <w:bCs/>
+        </w:rPr>
+      </w:pPr>
+      <w:r>
+        <w:rPr>
+          <w:b/>
+          <w:bCs/>
+        </w:rPr>
+        <w:t>Placement Drives: 90%+ placement rate with recruiters like Infosys, Deloitte, The Hindu.</w:t>
+      </w:r>
+    </w:p>
+    <w:p>
+      <w:pPr>
+        <w:numPr>
+          <w:ilvl w:val="0"/>
+          <w:numId w:val="22"/>
+        </w:numPr>
+        <w:rPr>
+          <w:b/>
+          <w:bCs/>
+        </w:rPr>
+      </w:pPr>
+      <w:r>
+        <w:rPr>
+          <w:b/>
+          <w:bCs/>
+        </w:rPr>
+        <w:t>Internships: 4–12 weeks with tech, media, and finance firms.</w:t>
+      </w:r>
+    </w:p>
+    <w:p>
+      <w:pPr>
+        <w:numPr>
+          <w:ilvl w:val="0"/>
+          <w:numId w:val="22"/>
+        </w:numPr>
+        <w:rPr>
+          <w:b/>
+          <w:bCs/>
+        </w:rPr>
+      </w:pPr>
+      <w:r>
+        <w:rPr>
+          <w:b/>
+          <w:bCs/>
+        </w:rPr>
+        <w:t>Skill Development: Workshops on coding, Tally, counseling, and leadership.</w:t>
+      </w:r>
+    </w:p>
+    <w:p>
+      <w:pPr>
+        <w:numPr>
+          <w:ilvl w:val="0"/>
+          <w:numId w:val="22"/>
+        </w:numPr>
+        <w:rPr>
+          <w:b/>
+          <w:bCs/>
+        </w:rPr>
+      </w:pPr>
+      <w:r>
+        <w:rPr>
+          <w:b/>
+          <w:bCs/>
+        </w:rPr>
+        <w:t>Alumni Network: Mentorship and job referrals from alumni in IT, media, and finance.</w:t>
+      </w:r>
+    </w:p>
+    <w:p>
+      <w:pPr>
+        <w:numPr>
+          <w:ilvl w:val="0"/>
+          <w:numId w:val="22"/>
+        </w:numPr>
+        <w:rPr>
+          <w:b/>
+          <w:bCs/>
+        </w:rPr>
+      </w:pPr>
+      <w:r>
+        <w:rPr>
+          <w:b/>
+          <w:bCs/>
+        </w:rPr>
+        <w:t>Entrepreneurship: Incubation support via Tamil Nadu Startup Mission.</w:t>
+      </w:r>
+    </w:p>
+    <w:p>
+      <w:pPr>
+        <w:rPr>
+          <w:b/>
+          <w:bCs/>
+        </w:rPr>
+      </w:pPr>
+      <w:r>
+        <w:rPr>
+          <w:b/>
+          <w:bCs/>
+        </w:rPr>
+        <w:t>Industry Alignment</w:t>
+      </w:r>
+    </w:p>
+    <w:p>
+      <w:pPr>
+        <w:rPr>
+          <w:b/>
+          <w:bCs/>
+        </w:rPr>
+      </w:pPr>
+      <w:r>
+        <w:rPr>
+          <w:b/>
+          <w:bCs/>
+        </w:rPr>
+        <w:t>Curricula incorporate AI, FinTech, digital media, and mental health advocacy, updated via industry advisory boards. Women’s empowerment focus includes confidence-building workshops.</w:t>
       </w:r>
     </w:p>
     <w:p/>
@@ -202,6 +3904,3355 @@
     </w:sectPr>
   </w:body>
 </w:document>
+</file>
+
+<file path=word/numbering.xml><?xml version="1.0" encoding="utf-8"?>
+<w:numbering xmlns:wpc="http://schemas.microsoft.com/office/word/2010/wordprocessingCanvas" xmlns:cx="http://schemas.microsoft.com/office/drawing/2014/chartex" xmlns:cx1="http://schemas.microsoft.com/office/drawing/2015/9/8/chartex" xmlns:cx2="http://schemas.microsoft.com/office/drawing/2015/10/21/chartex" xmlns:cx3="http://schemas.microsoft.com/office/drawing/2016/5/9/chartex" xmlns:cx4="http://schemas.microsoft.com/office/drawing/2016/5/10/chartex" xmlns:cx5="http://schemas.microsoft.com/office/drawing/2016/5/11/chartex" xmlns:cx6="http://schemas.microsoft.com/office/drawing/2016/5/12/chartex" xmlns:cx7="http://schemas.microsoft.com/office/drawing/2016/5/13/chartex" xmlns:cx8="http://schemas.microsoft.com/office/drawing/2016/5/14/chartex" xmlns:mc="http://schemas.openxmlformats.org/markup-compatibility/2006" xmlns:aink="http://schemas.microsoft.com/office/drawing/2016/ink" xmlns:am3d="http://schemas.microsoft.com/office/drawing/2017/model3d" xmlns:o="urn:schemas-microsoft-com:office:office" xmlns:oel="http://schemas.microsoft.com/office/2019/extlst" xmlns:r="http://schemas.openxmlformats.org/officeDocument/2006/relationships" xmlns:m="http://schemas.openxmlformats.org/officeDocument/2006/math" xmlns:v="urn:schemas-microsoft-com:vml" xmlns:wp14="http://schemas.microsoft.com/office/word/2010/wordprocessingDrawing" xmlns:wp="http://schemas.openxmlformats.org/drawingml/2006/wordprocessingDrawing" xmlns:w10="urn:schemas-microsoft-com:office:word" xmlns:w="http://schemas.openxmlformats.org/wordprocessingml/2006/main" xmlns:w14="http://schemas.microsoft.com/office/word/2010/wordml" xmlns:w15="http://schemas.microsoft.com/office/word/2012/wordml" xmlns:w16cex="http://schemas.microsoft.com/office/word/2018/wordml/cex" xmlns:w16cid="http://schemas.microsoft.com/office/word/2016/wordml/cid" xmlns:w16="http://schemas.microsoft.com/office/word/2018/wordml" xmlns:w16du="http://schemas.microsoft.com/office/word/2023/wordml/word16du" xmlns:w16sdtdh="http://schemas.microsoft.com/office/word/2020/wordml/sdtdatahash" xmlns:w16sdtfl="http://schemas.microsoft.com/office/word/2024/wordml/sdtformatlock" xmlns:w16se="http://schemas.microsoft.com/office/word/2015/wordml/symex" xmlns:wpg="http://schemas.microsoft.com/office/word/2010/wordprocessingGroup" xmlns:wpi="http://schemas.microsoft.com/office/word/2010/wordprocessingInk" xmlns:wne="http://schemas.microsoft.com/office/word/2006/wordml" xmlns:wps="http://schemas.microsoft.com/office/word/2010/wordprocessingShape" mc:Ignorable="w14 w15 w16se w16cid w16 w16cex w16sdtdh w16sdtfl w16du wp14">
+  <w:abstractNum w:abstractNumId="0" w15:restartNumberingAfterBreak="0">
+    <w:nsid w:val="004E6686"/>
+    <w:multiLevelType w:val="multilevel"/>
+    <w:tmpl w:val="DBAE3EA4"/>
+    <w:lvl w:ilvl="0">
+      <w:start w:val="1"/>
+      <w:numFmt w:val="bullet"/>
+      <w:lvlText w:val=""/>
+      <w:lvlJc w:val="left"/>
+      <w:pPr>
+        <w:tabs>
+          <w:tab w:val="num" w:pos="720"/>
+        </w:tabs>
+        <w:ind w:left="720" w:hanging="360"/>
+      </w:pPr>
+      <w:rPr>
+        <w:rFonts w:ascii="Symbol" w:hAnsi="Symbol" w:hint="default"/>
+        <w:sz w:val="20"/>
+      </w:rPr>
+    </w:lvl>
+    <w:lvl w:ilvl="1">
+      <w:start w:val="1"/>
+      <w:numFmt w:val="bullet"/>
+      <w:lvlText w:val="o"/>
+      <w:lvlJc w:val="left"/>
+      <w:pPr>
+        <w:tabs>
+          <w:tab w:val="num" w:pos="1440"/>
+        </w:tabs>
+        <w:ind w:left="1440" w:hanging="360"/>
+      </w:pPr>
+      <w:rPr>
+        <w:rFonts w:ascii="Courier New" w:hAnsi="Courier New" w:hint="default"/>
+        <w:sz w:val="20"/>
+      </w:rPr>
+    </w:lvl>
+    <w:lvl w:ilvl="2" w:tentative="1">
+      <w:start w:val="1"/>
+      <w:numFmt w:val="bullet"/>
+      <w:lvlText w:val=""/>
+      <w:lvlJc w:val="left"/>
+      <w:pPr>
+        <w:tabs>
+          <w:tab w:val="num" w:pos="2160"/>
+        </w:tabs>
+        <w:ind w:left="2160" w:hanging="360"/>
+      </w:pPr>
+      <w:rPr>
+        <w:rFonts w:ascii="Wingdings" w:hAnsi="Wingdings" w:hint="default"/>
+        <w:sz w:val="20"/>
+      </w:rPr>
+    </w:lvl>
+    <w:lvl w:ilvl="3" w:tentative="1">
+      <w:start w:val="1"/>
+      <w:numFmt w:val="bullet"/>
+      <w:lvlText w:val=""/>
+      <w:lvlJc w:val="left"/>
+      <w:pPr>
+        <w:tabs>
+          <w:tab w:val="num" w:pos="2880"/>
+        </w:tabs>
+        <w:ind w:left="2880" w:hanging="360"/>
+      </w:pPr>
+      <w:rPr>
+        <w:rFonts w:ascii="Wingdings" w:hAnsi="Wingdings" w:hint="default"/>
+        <w:sz w:val="20"/>
+      </w:rPr>
+    </w:lvl>
+    <w:lvl w:ilvl="4" w:tentative="1">
+      <w:start w:val="1"/>
+      <w:numFmt w:val="bullet"/>
+      <w:lvlText w:val=""/>
+      <w:lvlJc w:val="left"/>
+      <w:pPr>
+        <w:tabs>
+          <w:tab w:val="num" w:pos="3600"/>
+        </w:tabs>
+        <w:ind w:left="3600" w:hanging="360"/>
+      </w:pPr>
+      <w:rPr>
+        <w:rFonts w:ascii="Wingdings" w:hAnsi="Wingdings" w:hint="default"/>
+        <w:sz w:val="20"/>
+      </w:rPr>
+    </w:lvl>
+    <w:lvl w:ilvl="5" w:tentative="1">
+      <w:start w:val="1"/>
+      <w:numFmt w:val="bullet"/>
+      <w:lvlText w:val=""/>
+      <w:lvlJc w:val="left"/>
+      <w:pPr>
+        <w:tabs>
+          <w:tab w:val="num" w:pos="4320"/>
+        </w:tabs>
+        <w:ind w:left="4320" w:hanging="360"/>
+      </w:pPr>
+      <w:rPr>
+        <w:rFonts w:ascii="Wingdings" w:hAnsi="Wingdings" w:hint="default"/>
+        <w:sz w:val="20"/>
+      </w:rPr>
+    </w:lvl>
+    <w:lvl w:ilvl="6" w:tentative="1">
+      <w:start w:val="1"/>
+      <w:numFmt w:val="bullet"/>
+      <w:lvlText w:val=""/>
+      <w:lvlJc w:val="left"/>
+      <w:pPr>
+        <w:tabs>
+          <w:tab w:val="num" w:pos="5040"/>
+        </w:tabs>
+        <w:ind w:left="5040" w:hanging="360"/>
+      </w:pPr>
+      <w:rPr>
+        <w:rFonts w:ascii="Wingdings" w:hAnsi="Wingdings" w:hint="default"/>
+        <w:sz w:val="20"/>
+      </w:rPr>
+    </w:lvl>
+    <w:lvl w:ilvl="7" w:tentative="1">
+      <w:start w:val="1"/>
+      <w:numFmt w:val="bullet"/>
+      <w:lvlText w:val=""/>
+      <w:lvlJc w:val="left"/>
+      <w:pPr>
+        <w:tabs>
+          <w:tab w:val="num" w:pos="5760"/>
+        </w:tabs>
+        <w:ind w:left="5760" w:hanging="360"/>
+      </w:pPr>
+      <w:rPr>
+        <w:rFonts w:ascii="Wingdings" w:hAnsi="Wingdings" w:hint="default"/>
+        <w:sz w:val="20"/>
+      </w:rPr>
+    </w:lvl>
+    <w:lvl w:ilvl="8" w:tentative="1">
+      <w:start w:val="1"/>
+      <w:numFmt w:val="bullet"/>
+      <w:lvlText w:val=""/>
+      <w:lvlJc w:val="left"/>
+      <w:pPr>
+        <w:tabs>
+          <w:tab w:val="num" w:pos="6480"/>
+        </w:tabs>
+        <w:ind w:left="6480" w:hanging="360"/>
+      </w:pPr>
+      <w:rPr>
+        <w:rFonts w:ascii="Wingdings" w:hAnsi="Wingdings" w:hint="default"/>
+        <w:sz w:val="20"/>
+      </w:rPr>
+    </w:lvl>
+  </w:abstractNum>
+  <w:abstractNum w:abstractNumId="1" w15:restartNumberingAfterBreak="0">
+    <w:nsid w:val="07ED5051"/>
+    <w:multiLevelType w:val="multilevel"/>
+    <w:tmpl w:val="CEB82880"/>
+    <w:lvl w:ilvl="0">
+      <w:start w:val="1"/>
+      <w:numFmt w:val="bullet"/>
+      <w:lvlText w:val=""/>
+      <w:lvlJc w:val="left"/>
+      <w:pPr>
+        <w:tabs>
+          <w:tab w:val="num" w:pos="720"/>
+        </w:tabs>
+        <w:ind w:left="720" w:hanging="360"/>
+      </w:pPr>
+      <w:rPr>
+        <w:rFonts w:ascii="Symbol" w:hAnsi="Symbol" w:hint="default"/>
+        <w:sz w:val="20"/>
+      </w:rPr>
+    </w:lvl>
+    <w:lvl w:ilvl="1" w:tentative="1">
+      <w:start w:val="1"/>
+      <w:numFmt w:val="bullet"/>
+      <w:lvlText w:val="o"/>
+      <w:lvlJc w:val="left"/>
+      <w:pPr>
+        <w:tabs>
+          <w:tab w:val="num" w:pos="1440"/>
+        </w:tabs>
+        <w:ind w:left="1440" w:hanging="360"/>
+      </w:pPr>
+      <w:rPr>
+        <w:rFonts w:ascii="Courier New" w:hAnsi="Courier New" w:hint="default"/>
+        <w:sz w:val="20"/>
+      </w:rPr>
+    </w:lvl>
+    <w:lvl w:ilvl="2" w:tentative="1">
+      <w:start w:val="1"/>
+      <w:numFmt w:val="bullet"/>
+      <w:lvlText w:val=""/>
+      <w:lvlJc w:val="left"/>
+      <w:pPr>
+        <w:tabs>
+          <w:tab w:val="num" w:pos="2160"/>
+        </w:tabs>
+        <w:ind w:left="2160" w:hanging="360"/>
+      </w:pPr>
+      <w:rPr>
+        <w:rFonts w:ascii="Wingdings" w:hAnsi="Wingdings" w:hint="default"/>
+        <w:sz w:val="20"/>
+      </w:rPr>
+    </w:lvl>
+    <w:lvl w:ilvl="3" w:tentative="1">
+      <w:start w:val="1"/>
+      <w:numFmt w:val="bullet"/>
+      <w:lvlText w:val=""/>
+      <w:lvlJc w:val="left"/>
+      <w:pPr>
+        <w:tabs>
+          <w:tab w:val="num" w:pos="2880"/>
+        </w:tabs>
+        <w:ind w:left="2880" w:hanging="360"/>
+      </w:pPr>
+      <w:rPr>
+        <w:rFonts w:ascii="Wingdings" w:hAnsi="Wingdings" w:hint="default"/>
+        <w:sz w:val="20"/>
+      </w:rPr>
+    </w:lvl>
+    <w:lvl w:ilvl="4" w:tentative="1">
+      <w:start w:val="1"/>
+      <w:numFmt w:val="bullet"/>
+      <w:lvlText w:val=""/>
+      <w:lvlJc w:val="left"/>
+      <w:pPr>
+        <w:tabs>
+          <w:tab w:val="num" w:pos="3600"/>
+        </w:tabs>
+        <w:ind w:left="3600" w:hanging="360"/>
+      </w:pPr>
+      <w:rPr>
+        <w:rFonts w:ascii="Wingdings" w:hAnsi="Wingdings" w:hint="default"/>
+        <w:sz w:val="20"/>
+      </w:rPr>
+    </w:lvl>
+    <w:lvl w:ilvl="5" w:tentative="1">
+      <w:start w:val="1"/>
+      <w:numFmt w:val="bullet"/>
+      <w:lvlText w:val=""/>
+      <w:lvlJc w:val="left"/>
+      <w:pPr>
+        <w:tabs>
+          <w:tab w:val="num" w:pos="4320"/>
+        </w:tabs>
+        <w:ind w:left="4320" w:hanging="360"/>
+      </w:pPr>
+      <w:rPr>
+        <w:rFonts w:ascii="Wingdings" w:hAnsi="Wingdings" w:hint="default"/>
+        <w:sz w:val="20"/>
+      </w:rPr>
+    </w:lvl>
+    <w:lvl w:ilvl="6" w:tentative="1">
+      <w:start w:val="1"/>
+      <w:numFmt w:val="bullet"/>
+      <w:lvlText w:val=""/>
+      <w:lvlJc w:val="left"/>
+      <w:pPr>
+        <w:tabs>
+          <w:tab w:val="num" w:pos="5040"/>
+        </w:tabs>
+        <w:ind w:left="5040" w:hanging="360"/>
+      </w:pPr>
+      <w:rPr>
+        <w:rFonts w:ascii="Wingdings" w:hAnsi="Wingdings" w:hint="default"/>
+        <w:sz w:val="20"/>
+      </w:rPr>
+    </w:lvl>
+    <w:lvl w:ilvl="7" w:tentative="1">
+      <w:start w:val="1"/>
+      <w:numFmt w:val="bullet"/>
+      <w:lvlText w:val=""/>
+      <w:lvlJc w:val="left"/>
+      <w:pPr>
+        <w:tabs>
+          <w:tab w:val="num" w:pos="5760"/>
+        </w:tabs>
+        <w:ind w:left="5760" w:hanging="360"/>
+      </w:pPr>
+      <w:rPr>
+        <w:rFonts w:ascii="Wingdings" w:hAnsi="Wingdings" w:hint="default"/>
+        <w:sz w:val="20"/>
+      </w:rPr>
+    </w:lvl>
+    <w:lvl w:ilvl="8" w:tentative="1">
+      <w:start w:val="1"/>
+      <w:numFmt w:val="bullet"/>
+      <w:lvlText w:val=""/>
+      <w:lvlJc w:val="left"/>
+      <w:pPr>
+        <w:tabs>
+          <w:tab w:val="num" w:pos="6480"/>
+        </w:tabs>
+        <w:ind w:left="6480" w:hanging="360"/>
+      </w:pPr>
+      <w:rPr>
+        <w:rFonts w:ascii="Wingdings" w:hAnsi="Wingdings" w:hint="default"/>
+        <w:sz w:val="20"/>
+      </w:rPr>
+    </w:lvl>
+  </w:abstractNum>
+  <w:abstractNum w:abstractNumId="2" w15:restartNumberingAfterBreak="0">
+    <w:nsid w:val="15AA4463"/>
+    <w:multiLevelType w:val="multilevel"/>
+    <w:tmpl w:val="BBAE997C"/>
+    <w:lvl w:ilvl="0">
+      <w:start w:val="1"/>
+      <w:numFmt w:val="bullet"/>
+      <w:lvlText w:val=""/>
+      <w:lvlJc w:val="left"/>
+      <w:pPr>
+        <w:tabs>
+          <w:tab w:val="num" w:pos="720"/>
+        </w:tabs>
+        <w:ind w:left="720" w:hanging="360"/>
+      </w:pPr>
+      <w:rPr>
+        <w:rFonts w:ascii="Symbol" w:hAnsi="Symbol" w:hint="default"/>
+        <w:sz w:val="20"/>
+      </w:rPr>
+    </w:lvl>
+    <w:lvl w:ilvl="1" w:tentative="1">
+      <w:start w:val="1"/>
+      <w:numFmt w:val="bullet"/>
+      <w:lvlText w:val="o"/>
+      <w:lvlJc w:val="left"/>
+      <w:pPr>
+        <w:tabs>
+          <w:tab w:val="num" w:pos="1440"/>
+        </w:tabs>
+        <w:ind w:left="1440" w:hanging="360"/>
+      </w:pPr>
+      <w:rPr>
+        <w:rFonts w:ascii="Courier New" w:hAnsi="Courier New" w:hint="default"/>
+        <w:sz w:val="20"/>
+      </w:rPr>
+    </w:lvl>
+    <w:lvl w:ilvl="2" w:tentative="1">
+      <w:start w:val="1"/>
+      <w:numFmt w:val="bullet"/>
+      <w:lvlText w:val=""/>
+      <w:lvlJc w:val="left"/>
+      <w:pPr>
+        <w:tabs>
+          <w:tab w:val="num" w:pos="2160"/>
+        </w:tabs>
+        <w:ind w:left="2160" w:hanging="360"/>
+      </w:pPr>
+      <w:rPr>
+        <w:rFonts w:ascii="Wingdings" w:hAnsi="Wingdings" w:hint="default"/>
+        <w:sz w:val="20"/>
+      </w:rPr>
+    </w:lvl>
+    <w:lvl w:ilvl="3" w:tentative="1">
+      <w:start w:val="1"/>
+      <w:numFmt w:val="bullet"/>
+      <w:lvlText w:val=""/>
+      <w:lvlJc w:val="left"/>
+      <w:pPr>
+        <w:tabs>
+          <w:tab w:val="num" w:pos="2880"/>
+        </w:tabs>
+        <w:ind w:left="2880" w:hanging="360"/>
+      </w:pPr>
+      <w:rPr>
+        <w:rFonts w:ascii="Wingdings" w:hAnsi="Wingdings" w:hint="default"/>
+        <w:sz w:val="20"/>
+      </w:rPr>
+    </w:lvl>
+    <w:lvl w:ilvl="4" w:tentative="1">
+      <w:start w:val="1"/>
+      <w:numFmt w:val="bullet"/>
+      <w:lvlText w:val=""/>
+      <w:lvlJc w:val="left"/>
+      <w:pPr>
+        <w:tabs>
+          <w:tab w:val="num" w:pos="3600"/>
+        </w:tabs>
+        <w:ind w:left="3600" w:hanging="360"/>
+      </w:pPr>
+      <w:rPr>
+        <w:rFonts w:ascii="Wingdings" w:hAnsi="Wingdings" w:hint="default"/>
+        <w:sz w:val="20"/>
+      </w:rPr>
+    </w:lvl>
+    <w:lvl w:ilvl="5" w:tentative="1">
+      <w:start w:val="1"/>
+      <w:numFmt w:val="bullet"/>
+      <w:lvlText w:val=""/>
+      <w:lvlJc w:val="left"/>
+      <w:pPr>
+        <w:tabs>
+          <w:tab w:val="num" w:pos="4320"/>
+        </w:tabs>
+        <w:ind w:left="4320" w:hanging="360"/>
+      </w:pPr>
+      <w:rPr>
+        <w:rFonts w:ascii="Wingdings" w:hAnsi="Wingdings" w:hint="default"/>
+        <w:sz w:val="20"/>
+      </w:rPr>
+    </w:lvl>
+    <w:lvl w:ilvl="6" w:tentative="1">
+      <w:start w:val="1"/>
+      <w:numFmt w:val="bullet"/>
+      <w:lvlText w:val=""/>
+      <w:lvlJc w:val="left"/>
+      <w:pPr>
+        <w:tabs>
+          <w:tab w:val="num" w:pos="5040"/>
+        </w:tabs>
+        <w:ind w:left="5040" w:hanging="360"/>
+      </w:pPr>
+      <w:rPr>
+        <w:rFonts w:ascii="Wingdings" w:hAnsi="Wingdings" w:hint="default"/>
+        <w:sz w:val="20"/>
+      </w:rPr>
+    </w:lvl>
+    <w:lvl w:ilvl="7" w:tentative="1">
+      <w:start w:val="1"/>
+      <w:numFmt w:val="bullet"/>
+      <w:lvlText w:val=""/>
+      <w:lvlJc w:val="left"/>
+      <w:pPr>
+        <w:tabs>
+          <w:tab w:val="num" w:pos="5760"/>
+        </w:tabs>
+        <w:ind w:left="5760" w:hanging="360"/>
+      </w:pPr>
+      <w:rPr>
+        <w:rFonts w:ascii="Wingdings" w:hAnsi="Wingdings" w:hint="default"/>
+        <w:sz w:val="20"/>
+      </w:rPr>
+    </w:lvl>
+    <w:lvl w:ilvl="8" w:tentative="1">
+      <w:start w:val="1"/>
+      <w:numFmt w:val="bullet"/>
+      <w:lvlText w:val=""/>
+      <w:lvlJc w:val="left"/>
+      <w:pPr>
+        <w:tabs>
+          <w:tab w:val="num" w:pos="6480"/>
+        </w:tabs>
+        <w:ind w:left="6480" w:hanging="360"/>
+      </w:pPr>
+      <w:rPr>
+        <w:rFonts w:ascii="Wingdings" w:hAnsi="Wingdings" w:hint="default"/>
+        <w:sz w:val="20"/>
+      </w:rPr>
+    </w:lvl>
+  </w:abstractNum>
+  <w:abstractNum w:abstractNumId="3" w15:restartNumberingAfterBreak="0">
+    <w:nsid w:val="16A85304"/>
+    <w:multiLevelType w:val="multilevel"/>
+    <w:tmpl w:val="15C0AD0A"/>
+    <w:lvl w:ilvl="0">
+      <w:start w:val="1"/>
+      <w:numFmt w:val="bullet"/>
+      <w:lvlText w:val=""/>
+      <w:lvlJc w:val="left"/>
+      <w:pPr>
+        <w:tabs>
+          <w:tab w:val="num" w:pos="720"/>
+        </w:tabs>
+        <w:ind w:left="720" w:hanging="360"/>
+      </w:pPr>
+      <w:rPr>
+        <w:rFonts w:ascii="Symbol" w:hAnsi="Symbol" w:hint="default"/>
+        <w:sz w:val="20"/>
+      </w:rPr>
+    </w:lvl>
+    <w:lvl w:ilvl="1" w:tentative="1">
+      <w:start w:val="1"/>
+      <w:numFmt w:val="bullet"/>
+      <w:lvlText w:val="o"/>
+      <w:lvlJc w:val="left"/>
+      <w:pPr>
+        <w:tabs>
+          <w:tab w:val="num" w:pos="1440"/>
+        </w:tabs>
+        <w:ind w:left="1440" w:hanging="360"/>
+      </w:pPr>
+      <w:rPr>
+        <w:rFonts w:ascii="Courier New" w:hAnsi="Courier New" w:hint="default"/>
+        <w:sz w:val="20"/>
+      </w:rPr>
+    </w:lvl>
+    <w:lvl w:ilvl="2" w:tentative="1">
+      <w:start w:val="1"/>
+      <w:numFmt w:val="bullet"/>
+      <w:lvlText w:val=""/>
+      <w:lvlJc w:val="left"/>
+      <w:pPr>
+        <w:tabs>
+          <w:tab w:val="num" w:pos="2160"/>
+        </w:tabs>
+        <w:ind w:left="2160" w:hanging="360"/>
+      </w:pPr>
+      <w:rPr>
+        <w:rFonts w:ascii="Wingdings" w:hAnsi="Wingdings" w:hint="default"/>
+        <w:sz w:val="20"/>
+      </w:rPr>
+    </w:lvl>
+    <w:lvl w:ilvl="3" w:tentative="1">
+      <w:start w:val="1"/>
+      <w:numFmt w:val="bullet"/>
+      <w:lvlText w:val=""/>
+      <w:lvlJc w:val="left"/>
+      <w:pPr>
+        <w:tabs>
+          <w:tab w:val="num" w:pos="2880"/>
+        </w:tabs>
+        <w:ind w:left="2880" w:hanging="360"/>
+      </w:pPr>
+      <w:rPr>
+        <w:rFonts w:ascii="Wingdings" w:hAnsi="Wingdings" w:hint="default"/>
+        <w:sz w:val="20"/>
+      </w:rPr>
+    </w:lvl>
+    <w:lvl w:ilvl="4" w:tentative="1">
+      <w:start w:val="1"/>
+      <w:numFmt w:val="bullet"/>
+      <w:lvlText w:val=""/>
+      <w:lvlJc w:val="left"/>
+      <w:pPr>
+        <w:tabs>
+          <w:tab w:val="num" w:pos="3600"/>
+        </w:tabs>
+        <w:ind w:left="3600" w:hanging="360"/>
+      </w:pPr>
+      <w:rPr>
+        <w:rFonts w:ascii="Wingdings" w:hAnsi="Wingdings" w:hint="default"/>
+        <w:sz w:val="20"/>
+      </w:rPr>
+    </w:lvl>
+    <w:lvl w:ilvl="5" w:tentative="1">
+      <w:start w:val="1"/>
+      <w:numFmt w:val="bullet"/>
+      <w:lvlText w:val=""/>
+      <w:lvlJc w:val="left"/>
+      <w:pPr>
+        <w:tabs>
+          <w:tab w:val="num" w:pos="4320"/>
+        </w:tabs>
+        <w:ind w:left="4320" w:hanging="360"/>
+      </w:pPr>
+      <w:rPr>
+        <w:rFonts w:ascii="Wingdings" w:hAnsi="Wingdings" w:hint="default"/>
+        <w:sz w:val="20"/>
+      </w:rPr>
+    </w:lvl>
+    <w:lvl w:ilvl="6" w:tentative="1">
+      <w:start w:val="1"/>
+      <w:numFmt w:val="bullet"/>
+      <w:lvlText w:val=""/>
+      <w:lvlJc w:val="left"/>
+      <w:pPr>
+        <w:tabs>
+          <w:tab w:val="num" w:pos="5040"/>
+        </w:tabs>
+        <w:ind w:left="5040" w:hanging="360"/>
+      </w:pPr>
+      <w:rPr>
+        <w:rFonts w:ascii="Wingdings" w:hAnsi="Wingdings" w:hint="default"/>
+        <w:sz w:val="20"/>
+      </w:rPr>
+    </w:lvl>
+    <w:lvl w:ilvl="7" w:tentative="1">
+      <w:start w:val="1"/>
+      <w:numFmt w:val="bullet"/>
+      <w:lvlText w:val=""/>
+      <w:lvlJc w:val="left"/>
+      <w:pPr>
+        <w:tabs>
+          <w:tab w:val="num" w:pos="5760"/>
+        </w:tabs>
+        <w:ind w:left="5760" w:hanging="360"/>
+      </w:pPr>
+      <w:rPr>
+        <w:rFonts w:ascii="Wingdings" w:hAnsi="Wingdings" w:hint="default"/>
+        <w:sz w:val="20"/>
+      </w:rPr>
+    </w:lvl>
+    <w:lvl w:ilvl="8" w:tentative="1">
+      <w:start w:val="1"/>
+      <w:numFmt w:val="bullet"/>
+      <w:lvlText w:val=""/>
+      <w:lvlJc w:val="left"/>
+      <w:pPr>
+        <w:tabs>
+          <w:tab w:val="num" w:pos="6480"/>
+        </w:tabs>
+        <w:ind w:left="6480" w:hanging="360"/>
+      </w:pPr>
+      <w:rPr>
+        <w:rFonts w:ascii="Wingdings" w:hAnsi="Wingdings" w:hint="default"/>
+        <w:sz w:val="20"/>
+      </w:rPr>
+    </w:lvl>
+  </w:abstractNum>
+  <w:abstractNum w:abstractNumId="4" w15:restartNumberingAfterBreak="0">
+    <w:nsid w:val="170C6847"/>
+    <w:multiLevelType w:val="multilevel"/>
+    <w:tmpl w:val="85FA661E"/>
+    <w:lvl w:ilvl="0">
+      <w:start w:val="1"/>
+      <w:numFmt w:val="bullet"/>
+      <w:lvlText w:val=""/>
+      <w:lvlJc w:val="left"/>
+      <w:pPr>
+        <w:tabs>
+          <w:tab w:val="num" w:pos="720"/>
+        </w:tabs>
+        <w:ind w:left="720" w:hanging="360"/>
+      </w:pPr>
+      <w:rPr>
+        <w:rFonts w:ascii="Symbol" w:hAnsi="Symbol" w:hint="default"/>
+        <w:sz w:val="20"/>
+      </w:rPr>
+    </w:lvl>
+    <w:lvl w:ilvl="1">
+      <w:start w:val="1"/>
+      <w:numFmt w:val="bullet"/>
+      <w:lvlText w:val="o"/>
+      <w:lvlJc w:val="left"/>
+      <w:pPr>
+        <w:tabs>
+          <w:tab w:val="num" w:pos="1440"/>
+        </w:tabs>
+        <w:ind w:left="1440" w:hanging="360"/>
+      </w:pPr>
+      <w:rPr>
+        <w:rFonts w:ascii="Courier New" w:hAnsi="Courier New" w:hint="default"/>
+        <w:sz w:val="20"/>
+      </w:rPr>
+    </w:lvl>
+    <w:lvl w:ilvl="2" w:tentative="1">
+      <w:start w:val="1"/>
+      <w:numFmt w:val="bullet"/>
+      <w:lvlText w:val=""/>
+      <w:lvlJc w:val="left"/>
+      <w:pPr>
+        <w:tabs>
+          <w:tab w:val="num" w:pos="2160"/>
+        </w:tabs>
+        <w:ind w:left="2160" w:hanging="360"/>
+      </w:pPr>
+      <w:rPr>
+        <w:rFonts w:ascii="Wingdings" w:hAnsi="Wingdings" w:hint="default"/>
+        <w:sz w:val="20"/>
+      </w:rPr>
+    </w:lvl>
+    <w:lvl w:ilvl="3" w:tentative="1">
+      <w:start w:val="1"/>
+      <w:numFmt w:val="bullet"/>
+      <w:lvlText w:val=""/>
+      <w:lvlJc w:val="left"/>
+      <w:pPr>
+        <w:tabs>
+          <w:tab w:val="num" w:pos="2880"/>
+        </w:tabs>
+        <w:ind w:left="2880" w:hanging="360"/>
+      </w:pPr>
+      <w:rPr>
+        <w:rFonts w:ascii="Wingdings" w:hAnsi="Wingdings" w:hint="default"/>
+        <w:sz w:val="20"/>
+      </w:rPr>
+    </w:lvl>
+    <w:lvl w:ilvl="4" w:tentative="1">
+      <w:start w:val="1"/>
+      <w:numFmt w:val="bullet"/>
+      <w:lvlText w:val=""/>
+      <w:lvlJc w:val="left"/>
+      <w:pPr>
+        <w:tabs>
+          <w:tab w:val="num" w:pos="3600"/>
+        </w:tabs>
+        <w:ind w:left="3600" w:hanging="360"/>
+      </w:pPr>
+      <w:rPr>
+        <w:rFonts w:ascii="Wingdings" w:hAnsi="Wingdings" w:hint="default"/>
+        <w:sz w:val="20"/>
+      </w:rPr>
+    </w:lvl>
+    <w:lvl w:ilvl="5" w:tentative="1">
+      <w:start w:val="1"/>
+      <w:numFmt w:val="bullet"/>
+      <w:lvlText w:val=""/>
+      <w:lvlJc w:val="left"/>
+      <w:pPr>
+        <w:tabs>
+          <w:tab w:val="num" w:pos="4320"/>
+        </w:tabs>
+        <w:ind w:left="4320" w:hanging="360"/>
+      </w:pPr>
+      <w:rPr>
+        <w:rFonts w:ascii="Wingdings" w:hAnsi="Wingdings" w:hint="default"/>
+        <w:sz w:val="20"/>
+      </w:rPr>
+    </w:lvl>
+    <w:lvl w:ilvl="6" w:tentative="1">
+      <w:start w:val="1"/>
+      <w:numFmt w:val="bullet"/>
+      <w:lvlText w:val=""/>
+      <w:lvlJc w:val="left"/>
+      <w:pPr>
+        <w:tabs>
+          <w:tab w:val="num" w:pos="5040"/>
+        </w:tabs>
+        <w:ind w:left="5040" w:hanging="360"/>
+      </w:pPr>
+      <w:rPr>
+        <w:rFonts w:ascii="Wingdings" w:hAnsi="Wingdings" w:hint="default"/>
+        <w:sz w:val="20"/>
+      </w:rPr>
+    </w:lvl>
+    <w:lvl w:ilvl="7" w:tentative="1">
+      <w:start w:val="1"/>
+      <w:numFmt w:val="bullet"/>
+      <w:lvlText w:val=""/>
+      <w:lvlJc w:val="left"/>
+      <w:pPr>
+        <w:tabs>
+          <w:tab w:val="num" w:pos="5760"/>
+        </w:tabs>
+        <w:ind w:left="5760" w:hanging="360"/>
+      </w:pPr>
+      <w:rPr>
+        <w:rFonts w:ascii="Wingdings" w:hAnsi="Wingdings" w:hint="default"/>
+        <w:sz w:val="20"/>
+      </w:rPr>
+    </w:lvl>
+    <w:lvl w:ilvl="8" w:tentative="1">
+      <w:start w:val="1"/>
+      <w:numFmt w:val="bullet"/>
+      <w:lvlText w:val=""/>
+      <w:lvlJc w:val="left"/>
+      <w:pPr>
+        <w:tabs>
+          <w:tab w:val="num" w:pos="6480"/>
+        </w:tabs>
+        <w:ind w:left="6480" w:hanging="360"/>
+      </w:pPr>
+      <w:rPr>
+        <w:rFonts w:ascii="Wingdings" w:hAnsi="Wingdings" w:hint="default"/>
+        <w:sz w:val="20"/>
+      </w:rPr>
+    </w:lvl>
+  </w:abstractNum>
+  <w:abstractNum w:abstractNumId="5" w15:restartNumberingAfterBreak="0">
+    <w:nsid w:val="1AE0287F"/>
+    <w:multiLevelType w:val="multilevel"/>
+    <w:tmpl w:val="7D548B94"/>
+    <w:lvl w:ilvl="0">
+      <w:start w:val="1"/>
+      <w:numFmt w:val="bullet"/>
+      <w:lvlText w:val=""/>
+      <w:lvlJc w:val="left"/>
+      <w:pPr>
+        <w:tabs>
+          <w:tab w:val="num" w:pos="720"/>
+        </w:tabs>
+        <w:ind w:left="720" w:hanging="360"/>
+      </w:pPr>
+      <w:rPr>
+        <w:rFonts w:ascii="Symbol" w:hAnsi="Symbol" w:hint="default"/>
+        <w:sz w:val="20"/>
+      </w:rPr>
+    </w:lvl>
+    <w:lvl w:ilvl="1" w:tentative="1">
+      <w:start w:val="1"/>
+      <w:numFmt w:val="bullet"/>
+      <w:lvlText w:val="o"/>
+      <w:lvlJc w:val="left"/>
+      <w:pPr>
+        <w:tabs>
+          <w:tab w:val="num" w:pos="1440"/>
+        </w:tabs>
+        <w:ind w:left="1440" w:hanging="360"/>
+      </w:pPr>
+      <w:rPr>
+        <w:rFonts w:ascii="Courier New" w:hAnsi="Courier New" w:hint="default"/>
+        <w:sz w:val="20"/>
+      </w:rPr>
+    </w:lvl>
+    <w:lvl w:ilvl="2" w:tentative="1">
+      <w:start w:val="1"/>
+      <w:numFmt w:val="bullet"/>
+      <w:lvlText w:val=""/>
+      <w:lvlJc w:val="left"/>
+      <w:pPr>
+        <w:tabs>
+          <w:tab w:val="num" w:pos="2160"/>
+        </w:tabs>
+        <w:ind w:left="2160" w:hanging="360"/>
+      </w:pPr>
+      <w:rPr>
+        <w:rFonts w:ascii="Wingdings" w:hAnsi="Wingdings" w:hint="default"/>
+        <w:sz w:val="20"/>
+      </w:rPr>
+    </w:lvl>
+    <w:lvl w:ilvl="3" w:tentative="1">
+      <w:start w:val="1"/>
+      <w:numFmt w:val="bullet"/>
+      <w:lvlText w:val=""/>
+      <w:lvlJc w:val="left"/>
+      <w:pPr>
+        <w:tabs>
+          <w:tab w:val="num" w:pos="2880"/>
+        </w:tabs>
+        <w:ind w:left="2880" w:hanging="360"/>
+      </w:pPr>
+      <w:rPr>
+        <w:rFonts w:ascii="Wingdings" w:hAnsi="Wingdings" w:hint="default"/>
+        <w:sz w:val="20"/>
+      </w:rPr>
+    </w:lvl>
+    <w:lvl w:ilvl="4" w:tentative="1">
+      <w:start w:val="1"/>
+      <w:numFmt w:val="bullet"/>
+      <w:lvlText w:val=""/>
+      <w:lvlJc w:val="left"/>
+      <w:pPr>
+        <w:tabs>
+          <w:tab w:val="num" w:pos="3600"/>
+        </w:tabs>
+        <w:ind w:left="3600" w:hanging="360"/>
+      </w:pPr>
+      <w:rPr>
+        <w:rFonts w:ascii="Wingdings" w:hAnsi="Wingdings" w:hint="default"/>
+        <w:sz w:val="20"/>
+      </w:rPr>
+    </w:lvl>
+    <w:lvl w:ilvl="5" w:tentative="1">
+      <w:start w:val="1"/>
+      <w:numFmt w:val="bullet"/>
+      <w:lvlText w:val=""/>
+      <w:lvlJc w:val="left"/>
+      <w:pPr>
+        <w:tabs>
+          <w:tab w:val="num" w:pos="4320"/>
+        </w:tabs>
+        <w:ind w:left="4320" w:hanging="360"/>
+      </w:pPr>
+      <w:rPr>
+        <w:rFonts w:ascii="Wingdings" w:hAnsi="Wingdings" w:hint="default"/>
+        <w:sz w:val="20"/>
+      </w:rPr>
+    </w:lvl>
+    <w:lvl w:ilvl="6" w:tentative="1">
+      <w:start w:val="1"/>
+      <w:numFmt w:val="bullet"/>
+      <w:lvlText w:val=""/>
+      <w:lvlJc w:val="left"/>
+      <w:pPr>
+        <w:tabs>
+          <w:tab w:val="num" w:pos="5040"/>
+        </w:tabs>
+        <w:ind w:left="5040" w:hanging="360"/>
+      </w:pPr>
+      <w:rPr>
+        <w:rFonts w:ascii="Wingdings" w:hAnsi="Wingdings" w:hint="default"/>
+        <w:sz w:val="20"/>
+      </w:rPr>
+    </w:lvl>
+    <w:lvl w:ilvl="7" w:tentative="1">
+      <w:start w:val="1"/>
+      <w:numFmt w:val="bullet"/>
+      <w:lvlText w:val=""/>
+      <w:lvlJc w:val="left"/>
+      <w:pPr>
+        <w:tabs>
+          <w:tab w:val="num" w:pos="5760"/>
+        </w:tabs>
+        <w:ind w:left="5760" w:hanging="360"/>
+      </w:pPr>
+      <w:rPr>
+        <w:rFonts w:ascii="Wingdings" w:hAnsi="Wingdings" w:hint="default"/>
+        <w:sz w:val="20"/>
+      </w:rPr>
+    </w:lvl>
+    <w:lvl w:ilvl="8" w:tentative="1">
+      <w:start w:val="1"/>
+      <w:numFmt w:val="bullet"/>
+      <w:lvlText w:val=""/>
+      <w:lvlJc w:val="left"/>
+      <w:pPr>
+        <w:tabs>
+          <w:tab w:val="num" w:pos="6480"/>
+        </w:tabs>
+        <w:ind w:left="6480" w:hanging="360"/>
+      </w:pPr>
+      <w:rPr>
+        <w:rFonts w:ascii="Wingdings" w:hAnsi="Wingdings" w:hint="default"/>
+        <w:sz w:val="20"/>
+      </w:rPr>
+    </w:lvl>
+  </w:abstractNum>
+  <w:abstractNum w:abstractNumId="6" w15:restartNumberingAfterBreak="0">
+    <w:nsid w:val="21AE4ECA"/>
+    <w:multiLevelType w:val="multilevel"/>
+    <w:tmpl w:val="BEFEBC9A"/>
+    <w:lvl w:ilvl="0">
+      <w:start w:val="1"/>
+      <w:numFmt w:val="bullet"/>
+      <w:lvlText w:val=""/>
+      <w:lvlJc w:val="left"/>
+      <w:pPr>
+        <w:tabs>
+          <w:tab w:val="num" w:pos="720"/>
+        </w:tabs>
+        <w:ind w:left="720" w:hanging="360"/>
+      </w:pPr>
+      <w:rPr>
+        <w:rFonts w:ascii="Symbol" w:hAnsi="Symbol" w:hint="default"/>
+        <w:sz w:val="20"/>
+      </w:rPr>
+    </w:lvl>
+    <w:lvl w:ilvl="1" w:tentative="1">
+      <w:start w:val="1"/>
+      <w:numFmt w:val="bullet"/>
+      <w:lvlText w:val="o"/>
+      <w:lvlJc w:val="left"/>
+      <w:pPr>
+        <w:tabs>
+          <w:tab w:val="num" w:pos="1440"/>
+        </w:tabs>
+        <w:ind w:left="1440" w:hanging="360"/>
+      </w:pPr>
+      <w:rPr>
+        <w:rFonts w:ascii="Courier New" w:hAnsi="Courier New" w:hint="default"/>
+        <w:sz w:val="20"/>
+      </w:rPr>
+    </w:lvl>
+    <w:lvl w:ilvl="2" w:tentative="1">
+      <w:start w:val="1"/>
+      <w:numFmt w:val="bullet"/>
+      <w:lvlText w:val=""/>
+      <w:lvlJc w:val="left"/>
+      <w:pPr>
+        <w:tabs>
+          <w:tab w:val="num" w:pos="2160"/>
+        </w:tabs>
+        <w:ind w:left="2160" w:hanging="360"/>
+      </w:pPr>
+      <w:rPr>
+        <w:rFonts w:ascii="Wingdings" w:hAnsi="Wingdings" w:hint="default"/>
+        <w:sz w:val="20"/>
+      </w:rPr>
+    </w:lvl>
+    <w:lvl w:ilvl="3" w:tentative="1">
+      <w:start w:val="1"/>
+      <w:numFmt w:val="bullet"/>
+      <w:lvlText w:val=""/>
+      <w:lvlJc w:val="left"/>
+      <w:pPr>
+        <w:tabs>
+          <w:tab w:val="num" w:pos="2880"/>
+        </w:tabs>
+        <w:ind w:left="2880" w:hanging="360"/>
+      </w:pPr>
+      <w:rPr>
+        <w:rFonts w:ascii="Wingdings" w:hAnsi="Wingdings" w:hint="default"/>
+        <w:sz w:val="20"/>
+      </w:rPr>
+    </w:lvl>
+    <w:lvl w:ilvl="4" w:tentative="1">
+      <w:start w:val="1"/>
+      <w:numFmt w:val="bullet"/>
+      <w:lvlText w:val=""/>
+      <w:lvlJc w:val="left"/>
+      <w:pPr>
+        <w:tabs>
+          <w:tab w:val="num" w:pos="3600"/>
+        </w:tabs>
+        <w:ind w:left="3600" w:hanging="360"/>
+      </w:pPr>
+      <w:rPr>
+        <w:rFonts w:ascii="Wingdings" w:hAnsi="Wingdings" w:hint="default"/>
+        <w:sz w:val="20"/>
+      </w:rPr>
+    </w:lvl>
+    <w:lvl w:ilvl="5" w:tentative="1">
+      <w:start w:val="1"/>
+      <w:numFmt w:val="bullet"/>
+      <w:lvlText w:val=""/>
+      <w:lvlJc w:val="left"/>
+      <w:pPr>
+        <w:tabs>
+          <w:tab w:val="num" w:pos="4320"/>
+        </w:tabs>
+        <w:ind w:left="4320" w:hanging="360"/>
+      </w:pPr>
+      <w:rPr>
+        <w:rFonts w:ascii="Wingdings" w:hAnsi="Wingdings" w:hint="default"/>
+        <w:sz w:val="20"/>
+      </w:rPr>
+    </w:lvl>
+    <w:lvl w:ilvl="6" w:tentative="1">
+      <w:start w:val="1"/>
+      <w:numFmt w:val="bullet"/>
+      <w:lvlText w:val=""/>
+      <w:lvlJc w:val="left"/>
+      <w:pPr>
+        <w:tabs>
+          <w:tab w:val="num" w:pos="5040"/>
+        </w:tabs>
+        <w:ind w:left="5040" w:hanging="360"/>
+      </w:pPr>
+      <w:rPr>
+        <w:rFonts w:ascii="Wingdings" w:hAnsi="Wingdings" w:hint="default"/>
+        <w:sz w:val="20"/>
+      </w:rPr>
+    </w:lvl>
+    <w:lvl w:ilvl="7" w:tentative="1">
+      <w:start w:val="1"/>
+      <w:numFmt w:val="bullet"/>
+      <w:lvlText w:val=""/>
+      <w:lvlJc w:val="left"/>
+      <w:pPr>
+        <w:tabs>
+          <w:tab w:val="num" w:pos="5760"/>
+        </w:tabs>
+        <w:ind w:left="5760" w:hanging="360"/>
+      </w:pPr>
+      <w:rPr>
+        <w:rFonts w:ascii="Wingdings" w:hAnsi="Wingdings" w:hint="default"/>
+        <w:sz w:val="20"/>
+      </w:rPr>
+    </w:lvl>
+    <w:lvl w:ilvl="8" w:tentative="1">
+      <w:start w:val="1"/>
+      <w:numFmt w:val="bullet"/>
+      <w:lvlText w:val=""/>
+      <w:lvlJc w:val="left"/>
+      <w:pPr>
+        <w:tabs>
+          <w:tab w:val="num" w:pos="6480"/>
+        </w:tabs>
+        <w:ind w:left="6480" w:hanging="360"/>
+      </w:pPr>
+      <w:rPr>
+        <w:rFonts w:ascii="Wingdings" w:hAnsi="Wingdings" w:hint="default"/>
+        <w:sz w:val="20"/>
+      </w:rPr>
+    </w:lvl>
+  </w:abstractNum>
+  <w:abstractNum w:abstractNumId="7" w15:restartNumberingAfterBreak="0">
+    <w:nsid w:val="2C50454D"/>
+    <w:multiLevelType w:val="multilevel"/>
+    <w:tmpl w:val="A41E8B9E"/>
+    <w:lvl w:ilvl="0">
+      <w:start w:val="1"/>
+      <w:numFmt w:val="bullet"/>
+      <w:lvlText w:val=""/>
+      <w:lvlJc w:val="left"/>
+      <w:pPr>
+        <w:tabs>
+          <w:tab w:val="num" w:pos="720"/>
+        </w:tabs>
+        <w:ind w:left="720" w:hanging="360"/>
+      </w:pPr>
+      <w:rPr>
+        <w:rFonts w:ascii="Symbol" w:hAnsi="Symbol" w:hint="default"/>
+        <w:sz w:val="20"/>
+      </w:rPr>
+    </w:lvl>
+    <w:lvl w:ilvl="1">
+      <w:start w:val="1"/>
+      <w:numFmt w:val="bullet"/>
+      <w:lvlText w:val="o"/>
+      <w:lvlJc w:val="left"/>
+      <w:pPr>
+        <w:tabs>
+          <w:tab w:val="num" w:pos="1440"/>
+        </w:tabs>
+        <w:ind w:left="1440" w:hanging="360"/>
+      </w:pPr>
+      <w:rPr>
+        <w:rFonts w:ascii="Courier New" w:hAnsi="Courier New" w:hint="default"/>
+        <w:sz w:val="20"/>
+      </w:rPr>
+    </w:lvl>
+    <w:lvl w:ilvl="2" w:tentative="1">
+      <w:start w:val="1"/>
+      <w:numFmt w:val="bullet"/>
+      <w:lvlText w:val=""/>
+      <w:lvlJc w:val="left"/>
+      <w:pPr>
+        <w:tabs>
+          <w:tab w:val="num" w:pos="2160"/>
+        </w:tabs>
+        <w:ind w:left="2160" w:hanging="360"/>
+      </w:pPr>
+      <w:rPr>
+        <w:rFonts w:ascii="Wingdings" w:hAnsi="Wingdings" w:hint="default"/>
+        <w:sz w:val="20"/>
+      </w:rPr>
+    </w:lvl>
+    <w:lvl w:ilvl="3" w:tentative="1">
+      <w:start w:val="1"/>
+      <w:numFmt w:val="bullet"/>
+      <w:lvlText w:val=""/>
+      <w:lvlJc w:val="left"/>
+      <w:pPr>
+        <w:tabs>
+          <w:tab w:val="num" w:pos="2880"/>
+        </w:tabs>
+        <w:ind w:left="2880" w:hanging="360"/>
+      </w:pPr>
+      <w:rPr>
+        <w:rFonts w:ascii="Wingdings" w:hAnsi="Wingdings" w:hint="default"/>
+        <w:sz w:val="20"/>
+      </w:rPr>
+    </w:lvl>
+    <w:lvl w:ilvl="4" w:tentative="1">
+      <w:start w:val="1"/>
+      <w:numFmt w:val="bullet"/>
+      <w:lvlText w:val=""/>
+      <w:lvlJc w:val="left"/>
+      <w:pPr>
+        <w:tabs>
+          <w:tab w:val="num" w:pos="3600"/>
+        </w:tabs>
+        <w:ind w:left="3600" w:hanging="360"/>
+      </w:pPr>
+      <w:rPr>
+        <w:rFonts w:ascii="Wingdings" w:hAnsi="Wingdings" w:hint="default"/>
+        <w:sz w:val="20"/>
+      </w:rPr>
+    </w:lvl>
+    <w:lvl w:ilvl="5" w:tentative="1">
+      <w:start w:val="1"/>
+      <w:numFmt w:val="bullet"/>
+      <w:lvlText w:val=""/>
+      <w:lvlJc w:val="left"/>
+      <w:pPr>
+        <w:tabs>
+          <w:tab w:val="num" w:pos="4320"/>
+        </w:tabs>
+        <w:ind w:left="4320" w:hanging="360"/>
+      </w:pPr>
+      <w:rPr>
+        <w:rFonts w:ascii="Wingdings" w:hAnsi="Wingdings" w:hint="default"/>
+        <w:sz w:val="20"/>
+      </w:rPr>
+    </w:lvl>
+    <w:lvl w:ilvl="6" w:tentative="1">
+      <w:start w:val="1"/>
+      <w:numFmt w:val="bullet"/>
+      <w:lvlText w:val=""/>
+      <w:lvlJc w:val="left"/>
+      <w:pPr>
+        <w:tabs>
+          <w:tab w:val="num" w:pos="5040"/>
+        </w:tabs>
+        <w:ind w:left="5040" w:hanging="360"/>
+      </w:pPr>
+      <w:rPr>
+        <w:rFonts w:ascii="Wingdings" w:hAnsi="Wingdings" w:hint="default"/>
+        <w:sz w:val="20"/>
+      </w:rPr>
+    </w:lvl>
+    <w:lvl w:ilvl="7" w:tentative="1">
+      <w:start w:val="1"/>
+      <w:numFmt w:val="bullet"/>
+      <w:lvlText w:val=""/>
+      <w:lvlJc w:val="left"/>
+      <w:pPr>
+        <w:tabs>
+          <w:tab w:val="num" w:pos="5760"/>
+        </w:tabs>
+        <w:ind w:left="5760" w:hanging="360"/>
+      </w:pPr>
+      <w:rPr>
+        <w:rFonts w:ascii="Wingdings" w:hAnsi="Wingdings" w:hint="default"/>
+        <w:sz w:val="20"/>
+      </w:rPr>
+    </w:lvl>
+    <w:lvl w:ilvl="8" w:tentative="1">
+      <w:start w:val="1"/>
+      <w:numFmt w:val="bullet"/>
+      <w:lvlText w:val=""/>
+      <w:lvlJc w:val="left"/>
+      <w:pPr>
+        <w:tabs>
+          <w:tab w:val="num" w:pos="6480"/>
+        </w:tabs>
+        <w:ind w:left="6480" w:hanging="360"/>
+      </w:pPr>
+      <w:rPr>
+        <w:rFonts w:ascii="Wingdings" w:hAnsi="Wingdings" w:hint="default"/>
+        <w:sz w:val="20"/>
+      </w:rPr>
+    </w:lvl>
+  </w:abstractNum>
+  <w:abstractNum w:abstractNumId="8" w15:restartNumberingAfterBreak="0">
+    <w:nsid w:val="347F2164"/>
+    <w:multiLevelType w:val="multilevel"/>
+    <w:tmpl w:val="47FAC928"/>
+    <w:lvl w:ilvl="0">
+      <w:start w:val="1"/>
+      <w:numFmt w:val="bullet"/>
+      <w:lvlText w:val=""/>
+      <w:lvlJc w:val="left"/>
+      <w:pPr>
+        <w:tabs>
+          <w:tab w:val="num" w:pos="720"/>
+        </w:tabs>
+        <w:ind w:left="720" w:hanging="360"/>
+      </w:pPr>
+      <w:rPr>
+        <w:rFonts w:ascii="Symbol" w:hAnsi="Symbol" w:hint="default"/>
+        <w:sz w:val="20"/>
+      </w:rPr>
+    </w:lvl>
+    <w:lvl w:ilvl="1" w:tentative="1">
+      <w:start w:val="1"/>
+      <w:numFmt w:val="bullet"/>
+      <w:lvlText w:val="o"/>
+      <w:lvlJc w:val="left"/>
+      <w:pPr>
+        <w:tabs>
+          <w:tab w:val="num" w:pos="1440"/>
+        </w:tabs>
+        <w:ind w:left="1440" w:hanging="360"/>
+      </w:pPr>
+      <w:rPr>
+        <w:rFonts w:ascii="Courier New" w:hAnsi="Courier New" w:hint="default"/>
+        <w:sz w:val="20"/>
+      </w:rPr>
+    </w:lvl>
+    <w:lvl w:ilvl="2" w:tentative="1">
+      <w:start w:val="1"/>
+      <w:numFmt w:val="bullet"/>
+      <w:lvlText w:val=""/>
+      <w:lvlJc w:val="left"/>
+      <w:pPr>
+        <w:tabs>
+          <w:tab w:val="num" w:pos="2160"/>
+        </w:tabs>
+        <w:ind w:left="2160" w:hanging="360"/>
+      </w:pPr>
+      <w:rPr>
+        <w:rFonts w:ascii="Wingdings" w:hAnsi="Wingdings" w:hint="default"/>
+        <w:sz w:val="20"/>
+      </w:rPr>
+    </w:lvl>
+    <w:lvl w:ilvl="3" w:tentative="1">
+      <w:start w:val="1"/>
+      <w:numFmt w:val="bullet"/>
+      <w:lvlText w:val=""/>
+      <w:lvlJc w:val="left"/>
+      <w:pPr>
+        <w:tabs>
+          <w:tab w:val="num" w:pos="2880"/>
+        </w:tabs>
+        <w:ind w:left="2880" w:hanging="360"/>
+      </w:pPr>
+      <w:rPr>
+        <w:rFonts w:ascii="Wingdings" w:hAnsi="Wingdings" w:hint="default"/>
+        <w:sz w:val="20"/>
+      </w:rPr>
+    </w:lvl>
+    <w:lvl w:ilvl="4" w:tentative="1">
+      <w:start w:val="1"/>
+      <w:numFmt w:val="bullet"/>
+      <w:lvlText w:val=""/>
+      <w:lvlJc w:val="left"/>
+      <w:pPr>
+        <w:tabs>
+          <w:tab w:val="num" w:pos="3600"/>
+        </w:tabs>
+        <w:ind w:left="3600" w:hanging="360"/>
+      </w:pPr>
+      <w:rPr>
+        <w:rFonts w:ascii="Wingdings" w:hAnsi="Wingdings" w:hint="default"/>
+        <w:sz w:val="20"/>
+      </w:rPr>
+    </w:lvl>
+    <w:lvl w:ilvl="5" w:tentative="1">
+      <w:start w:val="1"/>
+      <w:numFmt w:val="bullet"/>
+      <w:lvlText w:val=""/>
+      <w:lvlJc w:val="left"/>
+      <w:pPr>
+        <w:tabs>
+          <w:tab w:val="num" w:pos="4320"/>
+        </w:tabs>
+        <w:ind w:left="4320" w:hanging="360"/>
+      </w:pPr>
+      <w:rPr>
+        <w:rFonts w:ascii="Wingdings" w:hAnsi="Wingdings" w:hint="default"/>
+        <w:sz w:val="20"/>
+      </w:rPr>
+    </w:lvl>
+    <w:lvl w:ilvl="6" w:tentative="1">
+      <w:start w:val="1"/>
+      <w:numFmt w:val="bullet"/>
+      <w:lvlText w:val=""/>
+      <w:lvlJc w:val="left"/>
+      <w:pPr>
+        <w:tabs>
+          <w:tab w:val="num" w:pos="5040"/>
+        </w:tabs>
+        <w:ind w:left="5040" w:hanging="360"/>
+      </w:pPr>
+      <w:rPr>
+        <w:rFonts w:ascii="Wingdings" w:hAnsi="Wingdings" w:hint="default"/>
+        <w:sz w:val="20"/>
+      </w:rPr>
+    </w:lvl>
+    <w:lvl w:ilvl="7" w:tentative="1">
+      <w:start w:val="1"/>
+      <w:numFmt w:val="bullet"/>
+      <w:lvlText w:val=""/>
+      <w:lvlJc w:val="left"/>
+      <w:pPr>
+        <w:tabs>
+          <w:tab w:val="num" w:pos="5760"/>
+        </w:tabs>
+        <w:ind w:left="5760" w:hanging="360"/>
+      </w:pPr>
+      <w:rPr>
+        <w:rFonts w:ascii="Wingdings" w:hAnsi="Wingdings" w:hint="default"/>
+        <w:sz w:val="20"/>
+      </w:rPr>
+    </w:lvl>
+    <w:lvl w:ilvl="8" w:tentative="1">
+      <w:start w:val="1"/>
+      <w:numFmt w:val="bullet"/>
+      <w:lvlText w:val=""/>
+      <w:lvlJc w:val="left"/>
+      <w:pPr>
+        <w:tabs>
+          <w:tab w:val="num" w:pos="6480"/>
+        </w:tabs>
+        <w:ind w:left="6480" w:hanging="360"/>
+      </w:pPr>
+      <w:rPr>
+        <w:rFonts w:ascii="Wingdings" w:hAnsi="Wingdings" w:hint="default"/>
+        <w:sz w:val="20"/>
+      </w:rPr>
+    </w:lvl>
+  </w:abstractNum>
+  <w:abstractNum w:abstractNumId="9" w15:restartNumberingAfterBreak="0">
+    <w:nsid w:val="4A4B57E6"/>
+    <w:multiLevelType w:val="multilevel"/>
+    <w:tmpl w:val="C11E269C"/>
+    <w:lvl w:ilvl="0">
+      <w:start w:val="1"/>
+      <w:numFmt w:val="bullet"/>
+      <w:lvlText w:val=""/>
+      <w:lvlJc w:val="left"/>
+      <w:pPr>
+        <w:tabs>
+          <w:tab w:val="num" w:pos="720"/>
+        </w:tabs>
+        <w:ind w:left="720" w:hanging="360"/>
+      </w:pPr>
+      <w:rPr>
+        <w:rFonts w:ascii="Symbol" w:hAnsi="Symbol" w:hint="default"/>
+        <w:sz w:val="20"/>
+      </w:rPr>
+    </w:lvl>
+    <w:lvl w:ilvl="1" w:tentative="1">
+      <w:start w:val="1"/>
+      <w:numFmt w:val="bullet"/>
+      <w:lvlText w:val="o"/>
+      <w:lvlJc w:val="left"/>
+      <w:pPr>
+        <w:tabs>
+          <w:tab w:val="num" w:pos="1440"/>
+        </w:tabs>
+        <w:ind w:left="1440" w:hanging="360"/>
+      </w:pPr>
+      <w:rPr>
+        <w:rFonts w:ascii="Courier New" w:hAnsi="Courier New" w:hint="default"/>
+        <w:sz w:val="20"/>
+      </w:rPr>
+    </w:lvl>
+    <w:lvl w:ilvl="2" w:tentative="1">
+      <w:start w:val="1"/>
+      <w:numFmt w:val="bullet"/>
+      <w:lvlText w:val=""/>
+      <w:lvlJc w:val="left"/>
+      <w:pPr>
+        <w:tabs>
+          <w:tab w:val="num" w:pos="2160"/>
+        </w:tabs>
+        <w:ind w:left="2160" w:hanging="360"/>
+      </w:pPr>
+      <w:rPr>
+        <w:rFonts w:ascii="Wingdings" w:hAnsi="Wingdings" w:hint="default"/>
+        <w:sz w:val="20"/>
+      </w:rPr>
+    </w:lvl>
+    <w:lvl w:ilvl="3" w:tentative="1">
+      <w:start w:val="1"/>
+      <w:numFmt w:val="bullet"/>
+      <w:lvlText w:val=""/>
+      <w:lvlJc w:val="left"/>
+      <w:pPr>
+        <w:tabs>
+          <w:tab w:val="num" w:pos="2880"/>
+        </w:tabs>
+        <w:ind w:left="2880" w:hanging="360"/>
+      </w:pPr>
+      <w:rPr>
+        <w:rFonts w:ascii="Wingdings" w:hAnsi="Wingdings" w:hint="default"/>
+        <w:sz w:val="20"/>
+      </w:rPr>
+    </w:lvl>
+    <w:lvl w:ilvl="4" w:tentative="1">
+      <w:start w:val="1"/>
+      <w:numFmt w:val="bullet"/>
+      <w:lvlText w:val=""/>
+      <w:lvlJc w:val="left"/>
+      <w:pPr>
+        <w:tabs>
+          <w:tab w:val="num" w:pos="3600"/>
+        </w:tabs>
+        <w:ind w:left="3600" w:hanging="360"/>
+      </w:pPr>
+      <w:rPr>
+        <w:rFonts w:ascii="Wingdings" w:hAnsi="Wingdings" w:hint="default"/>
+        <w:sz w:val="20"/>
+      </w:rPr>
+    </w:lvl>
+    <w:lvl w:ilvl="5" w:tentative="1">
+      <w:start w:val="1"/>
+      <w:numFmt w:val="bullet"/>
+      <w:lvlText w:val=""/>
+      <w:lvlJc w:val="left"/>
+      <w:pPr>
+        <w:tabs>
+          <w:tab w:val="num" w:pos="4320"/>
+        </w:tabs>
+        <w:ind w:left="4320" w:hanging="360"/>
+      </w:pPr>
+      <w:rPr>
+        <w:rFonts w:ascii="Wingdings" w:hAnsi="Wingdings" w:hint="default"/>
+        <w:sz w:val="20"/>
+      </w:rPr>
+    </w:lvl>
+    <w:lvl w:ilvl="6" w:tentative="1">
+      <w:start w:val="1"/>
+      <w:numFmt w:val="bullet"/>
+      <w:lvlText w:val=""/>
+      <w:lvlJc w:val="left"/>
+      <w:pPr>
+        <w:tabs>
+          <w:tab w:val="num" w:pos="5040"/>
+        </w:tabs>
+        <w:ind w:left="5040" w:hanging="360"/>
+      </w:pPr>
+      <w:rPr>
+        <w:rFonts w:ascii="Wingdings" w:hAnsi="Wingdings" w:hint="default"/>
+        <w:sz w:val="20"/>
+      </w:rPr>
+    </w:lvl>
+    <w:lvl w:ilvl="7" w:tentative="1">
+      <w:start w:val="1"/>
+      <w:numFmt w:val="bullet"/>
+      <w:lvlText w:val=""/>
+      <w:lvlJc w:val="left"/>
+      <w:pPr>
+        <w:tabs>
+          <w:tab w:val="num" w:pos="5760"/>
+        </w:tabs>
+        <w:ind w:left="5760" w:hanging="360"/>
+      </w:pPr>
+      <w:rPr>
+        <w:rFonts w:ascii="Wingdings" w:hAnsi="Wingdings" w:hint="default"/>
+        <w:sz w:val="20"/>
+      </w:rPr>
+    </w:lvl>
+    <w:lvl w:ilvl="8" w:tentative="1">
+      <w:start w:val="1"/>
+      <w:numFmt w:val="bullet"/>
+      <w:lvlText w:val=""/>
+      <w:lvlJc w:val="left"/>
+      <w:pPr>
+        <w:tabs>
+          <w:tab w:val="num" w:pos="6480"/>
+        </w:tabs>
+        <w:ind w:left="6480" w:hanging="360"/>
+      </w:pPr>
+      <w:rPr>
+        <w:rFonts w:ascii="Wingdings" w:hAnsi="Wingdings" w:hint="default"/>
+        <w:sz w:val="20"/>
+      </w:rPr>
+    </w:lvl>
+  </w:abstractNum>
+  <w:abstractNum w:abstractNumId="10" w15:restartNumberingAfterBreak="0">
+    <w:nsid w:val="4C620206"/>
+    <w:multiLevelType w:val="multilevel"/>
+    <w:tmpl w:val="7C22BF06"/>
+    <w:lvl w:ilvl="0">
+      <w:start w:val="1"/>
+      <w:numFmt w:val="bullet"/>
+      <w:lvlText w:val=""/>
+      <w:lvlJc w:val="left"/>
+      <w:pPr>
+        <w:tabs>
+          <w:tab w:val="num" w:pos="720"/>
+        </w:tabs>
+        <w:ind w:left="720" w:hanging="360"/>
+      </w:pPr>
+      <w:rPr>
+        <w:rFonts w:ascii="Symbol" w:hAnsi="Symbol" w:hint="default"/>
+        <w:sz w:val="20"/>
+      </w:rPr>
+    </w:lvl>
+    <w:lvl w:ilvl="1">
+      <w:start w:val="1"/>
+      <w:numFmt w:val="bullet"/>
+      <w:lvlText w:val="o"/>
+      <w:lvlJc w:val="left"/>
+      <w:pPr>
+        <w:tabs>
+          <w:tab w:val="num" w:pos="1440"/>
+        </w:tabs>
+        <w:ind w:left="1440" w:hanging="360"/>
+      </w:pPr>
+      <w:rPr>
+        <w:rFonts w:ascii="Courier New" w:hAnsi="Courier New" w:hint="default"/>
+        <w:sz w:val="20"/>
+      </w:rPr>
+    </w:lvl>
+    <w:lvl w:ilvl="2" w:tentative="1">
+      <w:start w:val="1"/>
+      <w:numFmt w:val="bullet"/>
+      <w:lvlText w:val=""/>
+      <w:lvlJc w:val="left"/>
+      <w:pPr>
+        <w:tabs>
+          <w:tab w:val="num" w:pos="2160"/>
+        </w:tabs>
+        <w:ind w:left="2160" w:hanging="360"/>
+      </w:pPr>
+      <w:rPr>
+        <w:rFonts w:ascii="Wingdings" w:hAnsi="Wingdings" w:hint="default"/>
+        <w:sz w:val="20"/>
+      </w:rPr>
+    </w:lvl>
+    <w:lvl w:ilvl="3" w:tentative="1">
+      <w:start w:val="1"/>
+      <w:numFmt w:val="bullet"/>
+      <w:lvlText w:val=""/>
+      <w:lvlJc w:val="left"/>
+      <w:pPr>
+        <w:tabs>
+          <w:tab w:val="num" w:pos="2880"/>
+        </w:tabs>
+        <w:ind w:left="2880" w:hanging="360"/>
+      </w:pPr>
+      <w:rPr>
+        <w:rFonts w:ascii="Wingdings" w:hAnsi="Wingdings" w:hint="default"/>
+        <w:sz w:val="20"/>
+      </w:rPr>
+    </w:lvl>
+    <w:lvl w:ilvl="4" w:tentative="1">
+      <w:start w:val="1"/>
+      <w:numFmt w:val="bullet"/>
+      <w:lvlText w:val=""/>
+      <w:lvlJc w:val="left"/>
+      <w:pPr>
+        <w:tabs>
+          <w:tab w:val="num" w:pos="3600"/>
+        </w:tabs>
+        <w:ind w:left="3600" w:hanging="360"/>
+      </w:pPr>
+      <w:rPr>
+        <w:rFonts w:ascii="Wingdings" w:hAnsi="Wingdings" w:hint="default"/>
+        <w:sz w:val="20"/>
+      </w:rPr>
+    </w:lvl>
+    <w:lvl w:ilvl="5" w:tentative="1">
+      <w:start w:val="1"/>
+      <w:numFmt w:val="bullet"/>
+      <w:lvlText w:val=""/>
+      <w:lvlJc w:val="left"/>
+      <w:pPr>
+        <w:tabs>
+          <w:tab w:val="num" w:pos="4320"/>
+        </w:tabs>
+        <w:ind w:left="4320" w:hanging="360"/>
+      </w:pPr>
+      <w:rPr>
+        <w:rFonts w:ascii="Wingdings" w:hAnsi="Wingdings" w:hint="default"/>
+        <w:sz w:val="20"/>
+      </w:rPr>
+    </w:lvl>
+    <w:lvl w:ilvl="6" w:tentative="1">
+      <w:start w:val="1"/>
+      <w:numFmt w:val="bullet"/>
+      <w:lvlText w:val=""/>
+      <w:lvlJc w:val="left"/>
+      <w:pPr>
+        <w:tabs>
+          <w:tab w:val="num" w:pos="5040"/>
+        </w:tabs>
+        <w:ind w:left="5040" w:hanging="360"/>
+      </w:pPr>
+      <w:rPr>
+        <w:rFonts w:ascii="Wingdings" w:hAnsi="Wingdings" w:hint="default"/>
+        <w:sz w:val="20"/>
+      </w:rPr>
+    </w:lvl>
+    <w:lvl w:ilvl="7" w:tentative="1">
+      <w:start w:val="1"/>
+      <w:numFmt w:val="bullet"/>
+      <w:lvlText w:val=""/>
+      <w:lvlJc w:val="left"/>
+      <w:pPr>
+        <w:tabs>
+          <w:tab w:val="num" w:pos="5760"/>
+        </w:tabs>
+        <w:ind w:left="5760" w:hanging="360"/>
+      </w:pPr>
+      <w:rPr>
+        <w:rFonts w:ascii="Wingdings" w:hAnsi="Wingdings" w:hint="default"/>
+        <w:sz w:val="20"/>
+      </w:rPr>
+    </w:lvl>
+    <w:lvl w:ilvl="8" w:tentative="1">
+      <w:start w:val="1"/>
+      <w:numFmt w:val="bullet"/>
+      <w:lvlText w:val=""/>
+      <w:lvlJc w:val="left"/>
+      <w:pPr>
+        <w:tabs>
+          <w:tab w:val="num" w:pos="6480"/>
+        </w:tabs>
+        <w:ind w:left="6480" w:hanging="360"/>
+      </w:pPr>
+      <w:rPr>
+        <w:rFonts w:ascii="Wingdings" w:hAnsi="Wingdings" w:hint="default"/>
+        <w:sz w:val="20"/>
+      </w:rPr>
+    </w:lvl>
+  </w:abstractNum>
+  <w:abstractNum w:abstractNumId="11" w15:restartNumberingAfterBreak="0">
+    <w:nsid w:val="4C9B208C"/>
+    <w:multiLevelType w:val="multilevel"/>
+    <w:tmpl w:val="843C6E1A"/>
+    <w:lvl w:ilvl="0">
+      <w:start w:val="1"/>
+      <w:numFmt w:val="bullet"/>
+      <w:lvlText w:val=""/>
+      <w:lvlJc w:val="left"/>
+      <w:pPr>
+        <w:tabs>
+          <w:tab w:val="num" w:pos="720"/>
+        </w:tabs>
+        <w:ind w:left="720" w:hanging="360"/>
+      </w:pPr>
+      <w:rPr>
+        <w:rFonts w:ascii="Symbol" w:hAnsi="Symbol" w:hint="default"/>
+        <w:sz w:val="20"/>
+      </w:rPr>
+    </w:lvl>
+    <w:lvl w:ilvl="1" w:tentative="1">
+      <w:start w:val="1"/>
+      <w:numFmt w:val="bullet"/>
+      <w:lvlText w:val="o"/>
+      <w:lvlJc w:val="left"/>
+      <w:pPr>
+        <w:tabs>
+          <w:tab w:val="num" w:pos="1440"/>
+        </w:tabs>
+        <w:ind w:left="1440" w:hanging="360"/>
+      </w:pPr>
+      <w:rPr>
+        <w:rFonts w:ascii="Courier New" w:hAnsi="Courier New" w:hint="default"/>
+        <w:sz w:val="20"/>
+      </w:rPr>
+    </w:lvl>
+    <w:lvl w:ilvl="2" w:tentative="1">
+      <w:start w:val="1"/>
+      <w:numFmt w:val="bullet"/>
+      <w:lvlText w:val=""/>
+      <w:lvlJc w:val="left"/>
+      <w:pPr>
+        <w:tabs>
+          <w:tab w:val="num" w:pos="2160"/>
+        </w:tabs>
+        <w:ind w:left="2160" w:hanging="360"/>
+      </w:pPr>
+      <w:rPr>
+        <w:rFonts w:ascii="Wingdings" w:hAnsi="Wingdings" w:hint="default"/>
+        <w:sz w:val="20"/>
+      </w:rPr>
+    </w:lvl>
+    <w:lvl w:ilvl="3" w:tentative="1">
+      <w:start w:val="1"/>
+      <w:numFmt w:val="bullet"/>
+      <w:lvlText w:val=""/>
+      <w:lvlJc w:val="left"/>
+      <w:pPr>
+        <w:tabs>
+          <w:tab w:val="num" w:pos="2880"/>
+        </w:tabs>
+        <w:ind w:left="2880" w:hanging="360"/>
+      </w:pPr>
+      <w:rPr>
+        <w:rFonts w:ascii="Wingdings" w:hAnsi="Wingdings" w:hint="default"/>
+        <w:sz w:val="20"/>
+      </w:rPr>
+    </w:lvl>
+    <w:lvl w:ilvl="4" w:tentative="1">
+      <w:start w:val="1"/>
+      <w:numFmt w:val="bullet"/>
+      <w:lvlText w:val=""/>
+      <w:lvlJc w:val="left"/>
+      <w:pPr>
+        <w:tabs>
+          <w:tab w:val="num" w:pos="3600"/>
+        </w:tabs>
+        <w:ind w:left="3600" w:hanging="360"/>
+      </w:pPr>
+      <w:rPr>
+        <w:rFonts w:ascii="Wingdings" w:hAnsi="Wingdings" w:hint="default"/>
+        <w:sz w:val="20"/>
+      </w:rPr>
+    </w:lvl>
+    <w:lvl w:ilvl="5" w:tentative="1">
+      <w:start w:val="1"/>
+      <w:numFmt w:val="bullet"/>
+      <w:lvlText w:val=""/>
+      <w:lvlJc w:val="left"/>
+      <w:pPr>
+        <w:tabs>
+          <w:tab w:val="num" w:pos="4320"/>
+        </w:tabs>
+        <w:ind w:left="4320" w:hanging="360"/>
+      </w:pPr>
+      <w:rPr>
+        <w:rFonts w:ascii="Wingdings" w:hAnsi="Wingdings" w:hint="default"/>
+        <w:sz w:val="20"/>
+      </w:rPr>
+    </w:lvl>
+    <w:lvl w:ilvl="6" w:tentative="1">
+      <w:start w:val="1"/>
+      <w:numFmt w:val="bullet"/>
+      <w:lvlText w:val=""/>
+      <w:lvlJc w:val="left"/>
+      <w:pPr>
+        <w:tabs>
+          <w:tab w:val="num" w:pos="5040"/>
+        </w:tabs>
+        <w:ind w:left="5040" w:hanging="360"/>
+      </w:pPr>
+      <w:rPr>
+        <w:rFonts w:ascii="Wingdings" w:hAnsi="Wingdings" w:hint="default"/>
+        <w:sz w:val="20"/>
+      </w:rPr>
+    </w:lvl>
+    <w:lvl w:ilvl="7" w:tentative="1">
+      <w:start w:val="1"/>
+      <w:numFmt w:val="bullet"/>
+      <w:lvlText w:val=""/>
+      <w:lvlJc w:val="left"/>
+      <w:pPr>
+        <w:tabs>
+          <w:tab w:val="num" w:pos="5760"/>
+        </w:tabs>
+        <w:ind w:left="5760" w:hanging="360"/>
+      </w:pPr>
+      <w:rPr>
+        <w:rFonts w:ascii="Wingdings" w:hAnsi="Wingdings" w:hint="default"/>
+        <w:sz w:val="20"/>
+      </w:rPr>
+    </w:lvl>
+    <w:lvl w:ilvl="8" w:tentative="1">
+      <w:start w:val="1"/>
+      <w:numFmt w:val="bullet"/>
+      <w:lvlText w:val=""/>
+      <w:lvlJc w:val="left"/>
+      <w:pPr>
+        <w:tabs>
+          <w:tab w:val="num" w:pos="6480"/>
+        </w:tabs>
+        <w:ind w:left="6480" w:hanging="360"/>
+      </w:pPr>
+      <w:rPr>
+        <w:rFonts w:ascii="Wingdings" w:hAnsi="Wingdings" w:hint="default"/>
+        <w:sz w:val="20"/>
+      </w:rPr>
+    </w:lvl>
+  </w:abstractNum>
+  <w:abstractNum w:abstractNumId="12" w15:restartNumberingAfterBreak="0">
+    <w:nsid w:val="4EA37862"/>
+    <w:multiLevelType w:val="multilevel"/>
+    <w:tmpl w:val="1024B21C"/>
+    <w:lvl w:ilvl="0">
+      <w:start w:val="1"/>
+      <w:numFmt w:val="bullet"/>
+      <w:lvlText w:val=""/>
+      <w:lvlJc w:val="left"/>
+      <w:pPr>
+        <w:tabs>
+          <w:tab w:val="num" w:pos="720"/>
+        </w:tabs>
+        <w:ind w:left="720" w:hanging="360"/>
+      </w:pPr>
+      <w:rPr>
+        <w:rFonts w:ascii="Symbol" w:hAnsi="Symbol" w:hint="default"/>
+        <w:sz w:val="20"/>
+      </w:rPr>
+    </w:lvl>
+    <w:lvl w:ilvl="1">
+      <w:start w:val="1"/>
+      <w:numFmt w:val="bullet"/>
+      <w:lvlText w:val="o"/>
+      <w:lvlJc w:val="left"/>
+      <w:pPr>
+        <w:tabs>
+          <w:tab w:val="num" w:pos="1440"/>
+        </w:tabs>
+        <w:ind w:left="1440" w:hanging="360"/>
+      </w:pPr>
+      <w:rPr>
+        <w:rFonts w:ascii="Courier New" w:hAnsi="Courier New" w:hint="default"/>
+        <w:sz w:val="20"/>
+      </w:rPr>
+    </w:lvl>
+    <w:lvl w:ilvl="2" w:tentative="1">
+      <w:start w:val="1"/>
+      <w:numFmt w:val="bullet"/>
+      <w:lvlText w:val=""/>
+      <w:lvlJc w:val="left"/>
+      <w:pPr>
+        <w:tabs>
+          <w:tab w:val="num" w:pos="2160"/>
+        </w:tabs>
+        <w:ind w:left="2160" w:hanging="360"/>
+      </w:pPr>
+      <w:rPr>
+        <w:rFonts w:ascii="Wingdings" w:hAnsi="Wingdings" w:hint="default"/>
+        <w:sz w:val="20"/>
+      </w:rPr>
+    </w:lvl>
+    <w:lvl w:ilvl="3" w:tentative="1">
+      <w:start w:val="1"/>
+      <w:numFmt w:val="bullet"/>
+      <w:lvlText w:val=""/>
+      <w:lvlJc w:val="left"/>
+      <w:pPr>
+        <w:tabs>
+          <w:tab w:val="num" w:pos="2880"/>
+        </w:tabs>
+        <w:ind w:left="2880" w:hanging="360"/>
+      </w:pPr>
+      <w:rPr>
+        <w:rFonts w:ascii="Wingdings" w:hAnsi="Wingdings" w:hint="default"/>
+        <w:sz w:val="20"/>
+      </w:rPr>
+    </w:lvl>
+    <w:lvl w:ilvl="4" w:tentative="1">
+      <w:start w:val="1"/>
+      <w:numFmt w:val="bullet"/>
+      <w:lvlText w:val=""/>
+      <w:lvlJc w:val="left"/>
+      <w:pPr>
+        <w:tabs>
+          <w:tab w:val="num" w:pos="3600"/>
+        </w:tabs>
+        <w:ind w:left="3600" w:hanging="360"/>
+      </w:pPr>
+      <w:rPr>
+        <w:rFonts w:ascii="Wingdings" w:hAnsi="Wingdings" w:hint="default"/>
+        <w:sz w:val="20"/>
+      </w:rPr>
+    </w:lvl>
+    <w:lvl w:ilvl="5" w:tentative="1">
+      <w:start w:val="1"/>
+      <w:numFmt w:val="bullet"/>
+      <w:lvlText w:val=""/>
+      <w:lvlJc w:val="left"/>
+      <w:pPr>
+        <w:tabs>
+          <w:tab w:val="num" w:pos="4320"/>
+        </w:tabs>
+        <w:ind w:left="4320" w:hanging="360"/>
+      </w:pPr>
+      <w:rPr>
+        <w:rFonts w:ascii="Wingdings" w:hAnsi="Wingdings" w:hint="default"/>
+        <w:sz w:val="20"/>
+      </w:rPr>
+    </w:lvl>
+    <w:lvl w:ilvl="6" w:tentative="1">
+      <w:start w:val="1"/>
+      <w:numFmt w:val="bullet"/>
+      <w:lvlText w:val=""/>
+      <w:lvlJc w:val="left"/>
+      <w:pPr>
+        <w:tabs>
+          <w:tab w:val="num" w:pos="5040"/>
+        </w:tabs>
+        <w:ind w:left="5040" w:hanging="360"/>
+      </w:pPr>
+      <w:rPr>
+        <w:rFonts w:ascii="Wingdings" w:hAnsi="Wingdings" w:hint="default"/>
+        <w:sz w:val="20"/>
+      </w:rPr>
+    </w:lvl>
+    <w:lvl w:ilvl="7" w:tentative="1">
+      <w:start w:val="1"/>
+      <w:numFmt w:val="bullet"/>
+      <w:lvlText w:val=""/>
+      <w:lvlJc w:val="left"/>
+      <w:pPr>
+        <w:tabs>
+          <w:tab w:val="num" w:pos="5760"/>
+        </w:tabs>
+        <w:ind w:left="5760" w:hanging="360"/>
+      </w:pPr>
+      <w:rPr>
+        <w:rFonts w:ascii="Wingdings" w:hAnsi="Wingdings" w:hint="default"/>
+        <w:sz w:val="20"/>
+      </w:rPr>
+    </w:lvl>
+    <w:lvl w:ilvl="8" w:tentative="1">
+      <w:start w:val="1"/>
+      <w:numFmt w:val="bullet"/>
+      <w:lvlText w:val=""/>
+      <w:lvlJc w:val="left"/>
+      <w:pPr>
+        <w:tabs>
+          <w:tab w:val="num" w:pos="6480"/>
+        </w:tabs>
+        <w:ind w:left="6480" w:hanging="360"/>
+      </w:pPr>
+      <w:rPr>
+        <w:rFonts w:ascii="Wingdings" w:hAnsi="Wingdings" w:hint="default"/>
+        <w:sz w:val="20"/>
+      </w:rPr>
+    </w:lvl>
+  </w:abstractNum>
+  <w:abstractNum w:abstractNumId="13" w15:restartNumberingAfterBreak="0">
+    <w:nsid w:val="595B5397"/>
+    <w:multiLevelType w:val="multilevel"/>
+    <w:tmpl w:val="13809734"/>
+    <w:lvl w:ilvl="0">
+      <w:start w:val="1"/>
+      <w:numFmt w:val="bullet"/>
+      <w:lvlText w:val=""/>
+      <w:lvlJc w:val="left"/>
+      <w:pPr>
+        <w:tabs>
+          <w:tab w:val="num" w:pos="720"/>
+        </w:tabs>
+        <w:ind w:left="720" w:hanging="360"/>
+      </w:pPr>
+      <w:rPr>
+        <w:rFonts w:ascii="Symbol" w:hAnsi="Symbol" w:hint="default"/>
+        <w:sz w:val="20"/>
+      </w:rPr>
+    </w:lvl>
+    <w:lvl w:ilvl="1" w:tentative="1">
+      <w:start w:val="1"/>
+      <w:numFmt w:val="bullet"/>
+      <w:lvlText w:val="o"/>
+      <w:lvlJc w:val="left"/>
+      <w:pPr>
+        <w:tabs>
+          <w:tab w:val="num" w:pos="1440"/>
+        </w:tabs>
+        <w:ind w:left="1440" w:hanging="360"/>
+      </w:pPr>
+      <w:rPr>
+        <w:rFonts w:ascii="Courier New" w:hAnsi="Courier New" w:hint="default"/>
+        <w:sz w:val="20"/>
+      </w:rPr>
+    </w:lvl>
+    <w:lvl w:ilvl="2" w:tentative="1">
+      <w:start w:val="1"/>
+      <w:numFmt w:val="bullet"/>
+      <w:lvlText w:val=""/>
+      <w:lvlJc w:val="left"/>
+      <w:pPr>
+        <w:tabs>
+          <w:tab w:val="num" w:pos="2160"/>
+        </w:tabs>
+        <w:ind w:left="2160" w:hanging="360"/>
+      </w:pPr>
+      <w:rPr>
+        <w:rFonts w:ascii="Wingdings" w:hAnsi="Wingdings" w:hint="default"/>
+        <w:sz w:val="20"/>
+      </w:rPr>
+    </w:lvl>
+    <w:lvl w:ilvl="3" w:tentative="1">
+      <w:start w:val="1"/>
+      <w:numFmt w:val="bullet"/>
+      <w:lvlText w:val=""/>
+      <w:lvlJc w:val="left"/>
+      <w:pPr>
+        <w:tabs>
+          <w:tab w:val="num" w:pos="2880"/>
+        </w:tabs>
+        <w:ind w:left="2880" w:hanging="360"/>
+      </w:pPr>
+      <w:rPr>
+        <w:rFonts w:ascii="Wingdings" w:hAnsi="Wingdings" w:hint="default"/>
+        <w:sz w:val="20"/>
+      </w:rPr>
+    </w:lvl>
+    <w:lvl w:ilvl="4" w:tentative="1">
+      <w:start w:val="1"/>
+      <w:numFmt w:val="bullet"/>
+      <w:lvlText w:val=""/>
+      <w:lvlJc w:val="left"/>
+      <w:pPr>
+        <w:tabs>
+          <w:tab w:val="num" w:pos="3600"/>
+        </w:tabs>
+        <w:ind w:left="3600" w:hanging="360"/>
+      </w:pPr>
+      <w:rPr>
+        <w:rFonts w:ascii="Wingdings" w:hAnsi="Wingdings" w:hint="default"/>
+        <w:sz w:val="20"/>
+      </w:rPr>
+    </w:lvl>
+    <w:lvl w:ilvl="5" w:tentative="1">
+      <w:start w:val="1"/>
+      <w:numFmt w:val="bullet"/>
+      <w:lvlText w:val=""/>
+      <w:lvlJc w:val="left"/>
+      <w:pPr>
+        <w:tabs>
+          <w:tab w:val="num" w:pos="4320"/>
+        </w:tabs>
+        <w:ind w:left="4320" w:hanging="360"/>
+      </w:pPr>
+      <w:rPr>
+        <w:rFonts w:ascii="Wingdings" w:hAnsi="Wingdings" w:hint="default"/>
+        <w:sz w:val="20"/>
+      </w:rPr>
+    </w:lvl>
+    <w:lvl w:ilvl="6" w:tentative="1">
+      <w:start w:val="1"/>
+      <w:numFmt w:val="bullet"/>
+      <w:lvlText w:val=""/>
+      <w:lvlJc w:val="left"/>
+      <w:pPr>
+        <w:tabs>
+          <w:tab w:val="num" w:pos="5040"/>
+        </w:tabs>
+        <w:ind w:left="5040" w:hanging="360"/>
+      </w:pPr>
+      <w:rPr>
+        <w:rFonts w:ascii="Wingdings" w:hAnsi="Wingdings" w:hint="default"/>
+        <w:sz w:val="20"/>
+      </w:rPr>
+    </w:lvl>
+    <w:lvl w:ilvl="7" w:tentative="1">
+      <w:start w:val="1"/>
+      <w:numFmt w:val="bullet"/>
+      <w:lvlText w:val=""/>
+      <w:lvlJc w:val="left"/>
+      <w:pPr>
+        <w:tabs>
+          <w:tab w:val="num" w:pos="5760"/>
+        </w:tabs>
+        <w:ind w:left="5760" w:hanging="360"/>
+      </w:pPr>
+      <w:rPr>
+        <w:rFonts w:ascii="Wingdings" w:hAnsi="Wingdings" w:hint="default"/>
+        <w:sz w:val="20"/>
+      </w:rPr>
+    </w:lvl>
+    <w:lvl w:ilvl="8" w:tentative="1">
+      <w:start w:val="1"/>
+      <w:numFmt w:val="bullet"/>
+      <w:lvlText w:val=""/>
+      <w:lvlJc w:val="left"/>
+      <w:pPr>
+        <w:tabs>
+          <w:tab w:val="num" w:pos="6480"/>
+        </w:tabs>
+        <w:ind w:left="6480" w:hanging="360"/>
+      </w:pPr>
+      <w:rPr>
+        <w:rFonts w:ascii="Wingdings" w:hAnsi="Wingdings" w:hint="default"/>
+        <w:sz w:val="20"/>
+      </w:rPr>
+    </w:lvl>
+  </w:abstractNum>
+  <w:abstractNum w:abstractNumId="14" w15:restartNumberingAfterBreak="0">
+    <w:nsid w:val="597B158E"/>
+    <w:multiLevelType w:val="multilevel"/>
+    <w:tmpl w:val="407404FE"/>
+    <w:lvl w:ilvl="0">
+      <w:start w:val="1"/>
+      <w:numFmt w:val="bullet"/>
+      <w:lvlText w:val=""/>
+      <w:lvlJc w:val="left"/>
+      <w:pPr>
+        <w:tabs>
+          <w:tab w:val="num" w:pos="720"/>
+        </w:tabs>
+        <w:ind w:left="720" w:hanging="360"/>
+      </w:pPr>
+      <w:rPr>
+        <w:rFonts w:ascii="Symbol" w:hAnsi="Symbol" w:hint="default"/>
+        <w:sz w:val="20"/>
+      </w:rPr>
+    </w:lvl>
+    <w:lvl w:ilvl="1" w:tentative="1">
+      <w:start w:val="1"/>
+      <w:numFmt w:val="bullet"/>
+      <w:lvlText w:val="o"/>
+      <w:lvlJc w:val="left"/>
+      <w:pPr>
+        <w:tabs>
+          <w:tab w:val="num" w:pos="1440"/>
+        </w:tabs>
+        <w:ind w:left="1440" w:hanging="360"/>
+      </w:pPr>
+      <w:rPr>
+        <w:rFonts w:ascii="Courier New" w:hAnsi="Courier New" w:hint="default"/>
+        <w:sz w:val="20"/>
+      </w:rPr>
+    </w:lvl>
+    <w:lvl w:ilvl="2" w:tentative="1">
+      <w:start w:val="1"/>
+      <w:numFmt w:val="bullet"/>
+      <w:lvlText w:val=""/>
+      <w:lvlJc w:val="left"/>
+      <w:pPr>
+        <w:tabs>
+          <w:tab w:val="num" w:pos="2160"/>
+        </w:tabs>
+        <w:ind w:left="2160" w:hanging="360"/>
+      </w:pPr>
+      <w:rPr>
+        <w:rFonts w:ascii="Wingdings" w:hAnsi="Wingdings" w:hint="default"/>
+        <w:sz w:val="20"/>
+      </w:rPr>
+    </w:lvl>
+    <w:lvl w:ilvl="3" w:tentative="1">
+      <w:start w:val="1"/>
+      <w:numFmt w:val="bullet"/>
+      <w:lvlText w:val=""/>
+      <w:lvlJc w:val="left"/>
+      <w:pPr>
+        <w:tabs>
+          <w:tab w:val="num" w:pos="2880"/>
+        </w:tabs>
+        <w:ind w:left="2880" w:hanging="360"/>
+      </w:pPr>
+      <w:rPr>
+        <w:rFonts w:ascii="Wingdings" w:hAnsi="Wingdings" w:hint="default"/>
+        <w:sz w:val="20"/>
+      </w:rPr>
+    </w:lvl>
+    <w:lvl w:ilvl="4" w:tentative="1">
+      <w:start w:val="1"/>
+      <w:numFmt w:val="bullet"/>
+      <w:lvlText w:val=""/>
+      <w:lvlJc w:val="left"/>
+      <w:pPr>
+        <w:tabs>
+          <w:tab w:val="num" w:pos="3600"/>
+        </w:tabs>
+        <w:ind w:left="3600" w:hanging="360"/>
+      </w:pPr>
+      <w:rPr>
+        <w:rFonts w:ascii="Wingdings" w:hAnsi="Wingdings" w:hint="default"/>
+        <w:sz w:val="20"/>
+      </w:rPr>
+    </w:lvl>
+    <w:lvl w:ilvl="5" w:tentative="1">
+      <w:start w:val="1"/>
+      <w:numFmt w:val="bullet"/>
+      <w:lvlText w:val=""/>
+      <w:lvlJc w:val="left"/>
+      <w:pPr>
+        <w:tabs>
+          <w:tab w:val="num" w:pos="4320"/>
+        </w:tabs>
+        <w:ind w:left="4320" w:hanging="360"/>
+      </w:pPr>
+      <w:rPr>
+        <w:rFonts w:ascii="Wingdings" w:hAnsi="Wingdings" w:hint="default"/>
+        <w:sz w:val="20"/>
+      </w:rPr>
+    </w:lvl>
+    <w:lvl w:ilvl="6" w:tentative="1">
+      <w:start w:val="1"/>
+      <w:numFmt w:val="bullet"/>
+      <w:lvlText w:val=""/>
+      <w:lvlJc w:val="left"/>
+      <w:pPr>
+        <w:tabs>
+          <w:tab w:val="num" w:pos="5040"/>
+        </w:tabs>
+        <w:ind w:left="5040" w:hanging="360"/>
+      </w:pPr>
+      <w:rPr>
+        <w:rFonts w:ascii="Wingdings" w:hAnsi="Wingdings" w:hint="default"/>
+        <w:sz w:val="20"/>
+      </w:rPr>
+    </w:lvl>
+    <w:lvl w:ilvl="7" w:tentative="1">
+      <w:start w:val="1"/>
+      <w:numFmt w:val="bullet"/>
+      <w:lvlText w:val=""/>
+      <w:lvlJc w:val="left"/>
+      <w:pPr>
+        <w:tabs>
+          <w:tab w:val="num" w:pos="5760"/>
+        </w:tabs>
+        <w:ind w:left="5760" w:hanging="360"/>
+      </w:pPr>
+      <w:rPr>
+        <w:rFonts w:ascii="Wingdings" w:hAnsi="Wingdings" w:hint="default"/>
+        <w:sz w:val="20"/>
+      </w:rPr>
+    </w:lvl>
+    <w:lvl w:ilvl="8" w:tentative="1">
+      <w:start w:val="1"/>
+      <w:numFmt w:val="bullet"/>
+      <w:lvlText w:val=""/>
+      <w:lvlJc w:val="left"/>
+      <w:pPr>
+        <w:tabs>
+          <w:tab w:val="num" w:pos="6480"/>
+        </w:tabs>
+        <w:ind w:left="6480" w:hanging="360"/>
+      </w:pPr>
+      <w:rPr>
+        <w:rFonts w:ascii="Wingdings" w:hAnsi="Wingdings" w:hint="default"/>
+        <w:sz w:val="20"/>
+      </w:rPr>
+    </w:lvl>
+  </w:abstractNum>
+  <w:abstractNum w:abstractNumId="15" w15:restartNumberingAfterBreak="0">
+    <w:nsid w:val="5B1322B5"/>
+    <w:multiLevelType w:val="multilevel"/>
+    <w:tmpl w:val="8200D0A4"/>
+    <w:lvl w:ilvl="0">
+      <w:start w:val="1"/>
+      <w:numFmt w:val="bullet"/>
+      <w:lvlText w:val=""/>
+      <w:lvlJc w:val="left"/>
+      <w:pPr>
+        <w:tabs>
+          <w:tab w:val="num" w:pos="720"/>
+        </w:tabs>
+        <w:ind w:left="720" w:hanging="360"/>
+      </w:pPr>
+      <w:rPr>
+        <w:rFonts w:ascii="Symbol" w:hAnsi="Symbol" w:hint="default"/>
+        <w:sz w:val="20"/>
+      </w:rPr>
+    </w:lvl>
+    <w:lvl w:ilvl="1">
+      <w:start w:val="1"/>
+      <w:numFmt w:val="bullet"/>
+      <w:lvlText w:val="o"/>
+      <w:lvlJc w:val="left"/>
+      <w:pPr>
+        <w:tabs>
+          <w:tab w:val="num" w:pos="1440"/>
+        </w:tabs>
+        <w:ind w:left="1440" w:hanging="360"/>
+      </w:pPr>
+      <w:rPr>
+        <w:rFonts w:ascii="Courier New" w:hAnsi="Courier New" w:hint="default"/>
+        <w:sz w:val="20"/>
+      </w:rPr>
+    </w:lvl>
+    <w:lvl w:ilvl="2" w:tentative="1">
+      <w:start w:val="1"/>
+      <w:numFmt w:val="bullet"/>
+      <w:lvlText w:val=""/>
+      <w:lvlJc w:val="left"/>
+      <w:pPr>
+        <w:tabs>
+          <w:tab w:val="num" w:pos="2160"/>
+        </w:tabs>
+        <w:ind w:left="2160" w:hanging="360"/>
+      </w:pPr>
+      <w:rPr>
+        <w:rFonts w:ascii="Wingdings" w:hAnsi="Wingdings" w:hint="default"/>
+        <w:sz w:val="20"/>
+      </w:rPr>
+    </w:lvl>
+    <w:lvl w:ilvl="3" w:tentative="1">
+      <w:start w:val="1"/>
+      <w:numFmt w:val="bullet"/>
+      <w:lvlText w:val=""/>
+      <w:lvlJc w:val="left"/>
+      <w:pPr>
+        <w:tabs>
+          <w:tab w:val="num" w:pos="2880"/>
+        </w:tabs>
+        <w:ind w:left="2880" w:hanging="360"/>
+      </w:pPr>
+      <w:rPr>
+        <w:rFonts w:ascii="Wingdings" w:hAnsi="Wingdings" w:hint="default"/>
+        <w:sz w:val="20"/>
+      </w:rPr>
+    </w:lvl>
+    <w:lvl w:ilvl="4" w:tentative="1">
+      <w:start w:val="1"/>
+      <w:numFmt w:val="bullet"/>
+      <w:lvlText w:val=""/>
+      <w:lvlJc w:val="left"/>
+      <w:pPr>
+        <w:tabs>
+          <w:tab w:val="num" w:pos="3600"/>
+        </w:tabs>
+        <w:ind w:left="3600" w:hanging="360"/>
+      </w:pPr>
+      <w:rPr>
+        <w:rFonts w:ascii="Wingdings" w:hAnsi="Wingdings" w:hint="default"/>
+        <w:sz w:val="20"/>
+      </w:rPr>
+    </w:lvl>
+    <w:lvl w:ilvl="5" w:tentative="1">
+      <w:start w:val="1"/>
+      <w:numFmt w:val="bullet"/>
+      <w:lvlText w:val=""/>
+      <w:lvlJc w:val="left"/>
+      <w:pPr>
+        <w:tabs>
+          <w:tab w:val="num" w:pos="4320"/>
+        </w:tabs>
+        <w:ind w:left="4320" w:hanging="360"/>
+      </w:pPr>
+      <w:rPr>
+        <w:rFonts w:ascii="Wingdings" w:hAnsi="Wingdings" w:hint="default"/>
+        <w:sz w:val="20"/>
+      </w:rPr>
+    </w:lvl>
+    <w:lvl w:ilvl="6" w:tentative="1">
+      <w:start w:val="1"/>
+      <w:numFmt w:val="bullet"/>
+      <w:lvlText w:val=""/>
+      <w:lvlJc w:val="left"/>
+      <w:pPr>
+        <w:tabs>
+          <w:tab w:val="num" w:pos="5040"/>
+        </w:tabs>
+        <w:ind w:left="5040" w:hanging="360"/>
+      </w:pPr>
+      <w:rPr>
+        <w:rFonts w:ascii="Wingdings" w:hAnsi="Wingdings" w:hint="default"/>
+        <w:sz w:val="20"/>
+      </w:rPr>
+    </w:lvl>
+    <w:lvl w:ilvl="7" w:tentative="1">
+      <w:start w:val="1"/>
+      <w:numFmt w:val="bullet"/>
+      <w:lvlText w:val=""/>
+      <w:lvlJc w:val="left"/>
+      <w:pPr>
+        <w:tabs>
+          <w:tab w:val="num" w:pos="5760"/>
+        </w:tabs>
+        <w:ind w:left="5760" w:hanging="360"/>
+      </w:pPr>
+      <w:rPr>
+        <w:rFonts w:ascii="Wingdings" w:hAnsi="Wingdings" w:hint="default"/>
+        <w:sz w:val="20"/>
+      </w:rPr>
+    </w:lvl>
+    <w:lvl w:ilvl="8" w:tentative="1">
+      <w:start w:val="1"/>
+      <w:numFmt w:val="bullet"/>
+      <w:lvlText w:val=""/>
+      <w:lvlJc w:val="left"/>
+      <w:pPr>
+        <w:tabs>
+          <w:tab w:val="num" w:pos="6480"/>
+        </w:tabs>
+        <w:ind w:left="6480" w:hanging="360"/>
+      </w:pPr>
+      <w:rPr>
+        <w:rFonts w:ascii="Wingdings" w:hAnsi="Wingdings" w:hint="default"/>
+        <w:sz w:val="20"/>
+      </w:rPr>
+    </w:lvl>
+  </w:abstractNum>
+  <w:abstractNum w:abstractNumId="16" w15:restartNumberingAfterBreak="0">
+    <w:nsid w:val="5BF80B19"/>
+    <w:multiLevelType w:val="multilevel"/>
+    <w:tmpl w:val="C860A5BA"/>
+    <w:lvl w:ilvl="0">
+      <w:start w:val="1"/>
+      <w:numFmt w:val="bullet"/>
+      <w:lvlText w:val=""/>
+      <w:lvlJc w:val="left"/>
+      <w:pPr>
+        <w:tabs>
+          <w:tab w:val="num" w:pos="720"/>
+        </w:tabs>
+        <w:ind w:left="720" w:hanging="360"/>
+      </w:pPr>
+      <w:rPr>
+        <w:rFonts w:ascii="Symbol" w:hAnsi="Symbol" w:hint="default"/>
+        <w:sz w:val="20"/>
+      </w:rPr>
+    </w:lvl>
+    <w:lvl w:ilvl="1" w:tentative="1">
+      <w:start w:val="1"/>
+      <w:numFmt w:val="bullet"/>
+      <w:lvlText w:val="o"/>
+      <w:lvlJc w:val="left"/>
+      <w:pPr>
+        <w:tabs>
+          <w:tab w:val="num" w:pos="1440"/>
+        </w:tabs>
+        <w:ind w:left="1440" w:hanging="360"/>
+      </w:pPr>
+      <w:rPr>
+        <w:rFonts w:ascii="Courier New" w:hAnsi="Courier New" w:hint="default"/>
+        <w:sz w:val="20"/>
+      </w:rPr>
+    </w:lvl>
+    <w:lvl w:ilvl="2" w:tentative="1">
+      <w:start w:val="1"/>
+      <w:numFmt w:val="bullet"/>
+      <w:lvlText w:val=""/>
+      <w:lvlJc w:val="left"/>
+      <w:pPr>
+        <w:tabs>
+          <w:tab w:val="num" w:pos="2160"/>
+        </w:tabs>
+        <w:ind w:left="2160" w:hanging="360"/>
+      </w:pPr>
+      <w:rPr>
+        <w:rFonts w:ascii="Wingdings" w:hAnsi="Wingdings" w:hint="default"/>
+        <w:sz w:val="20"/>
+      </w:rPr>
+    </w:lvl>
+    <w:lvl w:ilvl="3" w:tentative="1">
+      <w:start w:val="1"/>
+      <w:numFmt w:val="bullet"/>
+      <w:lvlText w:val=""/>
+      <w:lvlJc w:val="left"/>
+      <w:pPr>
+        <w:tabs>
+          <w:tab w:val="num" w:pos="2880"/>
+        </w:tabs>
+        <w:ind w:left="2880" w:hanging="360"/>
+      </w:pPr>
+      <w:rPr>
+        <w:rFonts w:ascii="Wingdings" w:hAnsi="Wingdings" w:hint="default"/>
+        <w:sz w:val="20"/>
+      </w:rPr>
+    </w:lvl>
+    <w:lvl w:ilvl="4" w:tentative="1">
+      <w:start w:val="1"/>
+      <w:numFmt w:val="bullet"/>
+      <w:lvlText w:val=""/>
+      <w:lvlJc w:val="left"/>
+      <w:pPr>
+        <w:tabs>
+          <w:tab w:val="num" w:pos="3600"/>
+        </w:tabs>
+        <w:ind w:left="3600" w:hanging="360"/>
+      </w:pPr>
+      <w:rPr>
+        <w:rFonts w:ascii="Wingdings" w:hAnsi="Wingdings" w:hint="default"/>
+        <w:sz w:val="20"/>
+      </w:rPr>
+    </w:lvl>
+    <w:lvl w:ilvl="5" w:tentative="1">
+      <w:start w:val="1"/>
+      <w:numFmt w:val="bullet"/>
+      <w:lvlText w:val=""/>
+      <w:lvlJc w:val="left"/>
+      <w:pPr>
+        <w:tabs>
+          <w:tab w:val="num" w:pos="4320"/>
+        </w:tabs>
+        <w:ind w:left="4320" w:hanging="360"/>
+      </w:pPr>
+      <w:rPr>
+        <w:rFonts w:ascii="Wingdings" w:hAnsi="Wingdings" w:hint="default"/>
+        <w:sz w:val="20"/>
+      </w:rPr>
+    </w:lvl>
+    <w:lvl w:ilvl="6" w:tentative="1">
+      <w:start w:val="1"/>
+      <w:numFmt w:val="bullet"/>
+      <w:lvlText w:val=""/>
+      <w:lvlJc w:val="left"/>
+      <w:pPr>
+        <w:tabs>
+          <w:tab w:val="num" w:pos="5040"/>
+        </w:tabs>
+        <w:ind w:left="5040" w:hanging="360"/>
+      </w:pPr>
+      <w:rPr>
+        <w:rFonts w:ascii="Wingdings" w:hAnsi="Wingdings" w:hint="default"/>
+        <w:sz w:val="20"/>
+      </w:rPr>
+    </w:lvl>
+    <w:lvl w:ilvl="7" w:tentative="1">
+      <w:start w:val="1"/>
+      <w:numFmt w:val="bullet"/>
+      <w:lvlText w:val=""/>
+      <w:lvlJc w:val="left"/>
+      <w:pPr>
+        <w:tabs>
+          <w:tab w:val="num" w:pos="5760"/>
+        </w:tabs>
+        <w:ind w:left="5760" w:hanging="360"/>
+      </w:pPr>
+      <w:rPr>
+        <w:rFonts w:ascii="Wingdings" w:hAnsi="Wingdings" w:hint="default"/>
+        <w:sz w:val="20"/>
+      </w:rPr>
+    </w:lvl>
+    <w:lvl w:ilvl="8" w:tentative="1">
+      <w:start w:val="1"/>
+      <w:numFmt w:val="bullet"/>
+      <w:lvlText w:val=""/>
+      <w:lvlJc w:val="left"/>
+      <w:pPr>
+        <w:tabs>
+          <w:tab w:val="num" w:pos="6480"/>
+        </w:tabs>
+        <w:ind w:left="6480" w:hanging="360"/>
+      </w:pPr>
+      <w:rPr>
+        <w:rFonts w:ascii="Wingdings" w:hAnsi="Wingdings" w:hint="default"/>
+        <w:sz w:val="20"/>
+      </w:rPr>
+    </w:lvl>
+  </w:abstractNum>
+  <w:abstractNum w:abstractNumId="17" w15:restartNumberingAfterBreak="0">
+    <w:nsid w:val="5C9466CE"/>
+    <w:multiLevelType w:val="multilevel"/>
+    <w:tmpl w:val="572821B6"/>
+    <w:lvl w:ilvl="0">
+      <w:start w:val="1"/>
+      <w:numFmt w:val="bullet"/>
+      <w:lvlText w:val=""/>
+      <w:lvlJc w:val="left"/>
+      <w:pPr>
+        <w:tabs>
+          <w:tab w:val="num" w:pos="720"/>
+        </w:tabs>
+        <w:ind w:left="720" w:hanging="360"/>
+      </w:pPr>
+      <w:rPr>
+        <w:rFonts w:ascii="Symbol" w:hAnsi="Symbol" w:hint="default"/>
+        <w:sz w:val="20"/>
+      </w:rPr>
+    </w:lvl>
+    <w:lvl w:ilvl="1">
+      <w:start w:val="1"/>
+      <w:numFmt w:val="bullet"/>
+      <w:lvlText w:val="o"/>
+      <w:lvlJc w:val="left"/>
+      <w:pPr>
+        <w:tabs>
+          <w:tab w:val="num" w:pos="1440"/>
+        </w:tabs>
+        <w:ind w:left="1440" w:hanging="360"/>
+      </w:pPr>
+      <w:rPr>
+        <w:rFonts w:ascii="Courier New" w:hAnsi="Courier New" w:hint="default"/>
+        <w:sz w:val="20"/>
+      </w:rPr>
+    </w:lvl>
+    <w:lvl w:ilvl="2" w:tentative="1">
+      <w:start w:val="1"/>
+      <w:numFmt w:val="bullet"/>
+      <w:lvlText w:val=""/>
+      <w:lvlJc w:val="left"/>
+      <w:pPr>
+        <w:tabs>
+          <w:tab w:val="num" w:pos="2160"/>
+        </w:tabs>
+        <w:ind w:left="2160" w:hanging="360"/>
+      </w:pPr>
+      <w:rPr>
+        <w:rFonts w:ascii="Wingdings" w:hAnsi="Wingdings" w:hint="default"/>
+        <w:sz w:val="20"/>
+      </w:rPr>
+    </w:lvl>
+    <w:lvl w:ilvl="3" w:tentative="1">
+      <w:start w:val="1"/>
+      <w:numFmt w:val="bullet"/>
+      <w:lvlText w:val=""/>
+      <w:lvlJc w:val="left"/>
+      <w:pPr>
+        <w:tabs>
+          <w:tab w:val="num" w:pos="2880"/>
+        </w:tabs>
+        <w:ind w:left="2880" w:hanging="360"/>
+      </w:pPr>
+      <w:rPr>
+        <w:rFonts w:ascii="Wingdings" w:hAnsi="Wingdings" w:hint="default"/>
+        <w:sz w:val="20"/>
+      </w:rPr>
+    </w:lvl>
+    <w:lvl w:ilvl="4" w:tentative="1">
+      <w:start w:val="1"/>
+      <w:numFmt w:val="bullet"/>
+      <w:lvlText w:val=""/>
+      <w:lvlJc w:val="left"/>
+      <w:pPr>
+        <w:tabs>
+          <w:tab w:val="num" w:pos="3600"/>
+        </w:tabs>
+        <w:ind w:left="3600" w:hanging="360"/>
+      </w:pPr>
+      <w:rPr>
+        <w:rFonts w:ascii="Wingdings" w:hAnsi="Wingdings" w:hint="default"/>
+        <w:sz w:val="20"/>
+      </w:rPr>
+    </w:lvl>
+    <w:lvl w:ilvl="5" w:tentative="1">
+      <w:start w:val="1"/>
+      <w:numFmt w:val="bullet"/>
+      <w:lvlText w:val=""/>
+      <w:lvlJc w:val="left"/>
+      <w:pPr>
+        <w:tabs>
+          <w:tab w:val="num" w:pos="4320"/>
+        </w:tabs>
+        <w:ind w:left="4320" w:hanging="360"/>
+      </w:pPr>
+      <w:rPr>
+        <w:rFonts w:ascii="Wingdings" w:hAnsi="Wingdings" w:hint="default"/>
+        <w:sz w:val="20"/>
+      </w:rPr>
+    </w:lvl>
+    <w:lvl w:ilvl="6" w:tentative="1">
+      <w:start w:val="1"/>
+      <w:numFmt w:val="bullet"/>
+      <w:lvlText w:val=""/>
+      <w:lvlJc w:val="left"/>
+      <w:pPr>
+        <w:tabs>
+          <w:tab w:val="num" w:pos="5040"/>
+        </w:tabs>
+        <w:ind w:left="5040" w:hanging="360"/>
+      </w:pPr>
+      <w:rPr>
+        <w:rFonts w:ascii="Wingdings" w:hAnsi="Wingdings" w:hint="default"/>
+        <w:sz w:val="20"/>
+      </w:rPr>
+    </w:lvl>
+    <w:lvl w:ilvl="7" w:tentative="1">
+      <w:start w:val="1"/>
+      <w:numFmt w:val="bullet"/>
+      <w:lvlText w:val=""/>
+      <w:lvlJc w:val="left"/>
+      <w:pPr>
+        <w:tabs>
+          <w:tab w:val="num" w:pos="5760"/>
+        </w:tabs>
+        <w:ind w:left="5760" w:hanging="360"/>
+      </w:pPr>
+      <w:rPr>
+        <w:rFonts w:ascii="Wingdings" w:hAnsi="Wingdings" w:hint="default"/>
+        <w:sz w:val="20"/>
+      </w:rPr>
+    </w:lvl>
+    <w:lvl w:ilvl="8" w:tentative="1">
+      <w:start w:val="1"/>
+      <w:numFmt w:val="bullet"/>
+      <w:lvlText w:val=""/>
+      <w:lvlJc w:val="left"/>
+      <w:pPr>
+        <w:tabs>
+          <w:tab w:val="num" w:pos="6480"/>
+        </w:tabs>
+        <w:ind w:left="6480" w:hanging="360"/>
+      </w:pPr>
+      <w:rPr>
+        <w:rFonts w:ascii="Wingdings" w:hAnsi="Wingdings" w:hint="default"/>
+        <w:sz w:val="20"/>
+      </w:rPr>
+    </w:lvl>
+  </w:abstractNum>
+  <w:abstractNum w:abstractNumId="18" w15:restartNumberingAfterBreak="0">
+    <w:nsid w:val="618C7CFD"/>
+    <w:multiLevelType w:val="multilevel"/>
+    <w:tmpl w:val="7D662BEE"/>
+    <w:lvl w:ilvl="0">
+      <w:start w:val="1"/>
+      <w:numFmt w:val="bullet"/>
+      <w:lvlText w:val=""/>
+      <w:lvlJc w:val="left"/>
+      <w:pPr>
+        <w:tabs>
+          <w:tab w:val="num" w:pos="720"/>
+        </w:tabs>
+        <w:ind w:left="720" w:hanging="360"/>
+      </w:pPr>
+      <w:rPr>
+        <w:rFonts w:ascii="Symbol" w:hAnsi="Symbol" w:hint="default"/>
+        <w:sz w:val="20"/>
+      </w:rPr>
+    </w:lvl>
+    <w:lvl w:ilvl="1" w:tentative="1">
+      <w:start w:val="1"/>
+      <w:numFmt w:val="bullet"/>
+      <w:lvlText w:val="o"/>
+      <w:lvlJc w:val="left"/>
+      <w:pPr>
+        <w:tabs>
+          <w:tab w:val="num" w:pos="1440"/>
+        </w:tabs>
+        <w:ind w:left="1440" w:hanging="360"/>
+      </w:pPr>
+      <w:rPr>
+        <w:rFonts w:ascii="Courier New" w:hAnsi="Courier New" w:hint="default"/>
+        <w:sz w:val="20"/>
+      </w:rPr>
+    </w:lvl>
+    <w:lvl w:ilvl="2" w:tentative="1">
+      <w:start w:val="1"/>
+      <w:numFmt w:val="bullet"/>
+      <w:lvlText w:val=""/>
+      <w:lvlJc w:val="left"/>
+      <w:pPr>
+        <w:tabs>
+          <w:tab w:val="num" w:pos="2160"/>
+        </w:tabs>
+        <w:ind w:left="2160" w:hanging="360"/>
+      </w:pPr>
+      <w:rPr>
+        <w:rFonts w:ascii="Wingdings" w:hAnsi="Wingdings" w:hint="default"/>
+        <w:sz w:val="20"/>
+      </w:rPr>
+    </w:lvl>
+    <w:lvl w:ilvl="3" w:tentative="1">
+      <w:start w:val="1"/>
+      <w:numFmt w:val="bullet"/>
+      <w:lvlText w:val=""/>
+      <w:lvlJc w:val="left"/>
+      <w:pPr>
+        <w:tabs>
+          <w:tab w:val="num" w:pos="2880"/>
+        </w:tabs>
+        <w:ind w:left="2880" w:hanging="360"/>
+      </w:pPr>
+      <w:rPr>
+        <w:rFonts w:ascii="Wingdings" w:hAnsi="Wingdings" w:hint="default"/>
+        <w:sz w:val="20"/>
+      </w:rPr>
+    </w:lvl>
+    <w:lvl w:ilvl="4" w:tentative="1">
+      <w:start w:val="1"/>
+      <w:numFmt w:val="bullet"/>
+      <w:lvlText w:val=""/>
+      <w:lvlJc w:val="left"/>
+      <w:pPr>
+        <w:tabs>
+          <w:tab w:val="num" w:pos="3600"/>
+        </w:tabs>
+        <w:ind w:left="3600" w:hanging="360"/>
+      </w:pPr>
+      <w:rPr>
+        <w:rFonts w:ascii="Wingdings" w:hAnsi="Wingdings" w:hint="default"/>
+        <w:sz w:val="20"/>
+      </w:rPr>
+    </w:lvl>
+    <w:lvl w:ilvl="5" w:tentative="1">
+      <w:start w:val="1"/>
+      <w:numFmt w:val="bullet"/>
+      <w:lvlText w:val=""/>
+      <w:lvlJc w:val="left"/>
+      <w:pPr>
+        <w:tabs>
+          <w:tab w:val="num" w:pos="4320"/>
+        </w:tabs>
+        <w:ind w:left="4320" w:hanging="360"/>
+      </w:pPr>
+      <w:rPr>
+        <w:rFonts w:ascii="Wingdings" w:hAnsi="Wingdings" w:hint="default"/>
+        <w:sz w:val="20"/>
+      </w:rPr>
+    </w:lvl>
+    <w:lvl w:ilvl="6" w:tentative="1">
+      <w:start w:val="1"/>
+      <w:numFmt w:val="bullet"/>
+      <w:lvlText w:val=""/>
+      <w:lvlJc w:val="left"/>
+      <w:pPr>
+        <w:tabs>
+          <w:tab w:val="num" w:pos="5040"/>
+        </w:tabs>
+        <w:ind w:left="5040" w:hanging="360"/>
+      </w:pPr>
+      <w:rPr>
+        <w:rFonts w:ascii="Wingdings" w:hAnsi="Wingdings" w:hint="default"/>
+        <w:sz w:val="20"/>
+      </w:rPr>
+    </w:lvl>
+    <w:lvl w:ilvl="7" w:tentative="1">
+      <w:start w:val="1"/>
+      <w:numFmt w:val="bullet"/>
+      <w:lvlText w:val=""/>
+      <w:lvlJc w:val="left"/>
+      <w:pPr>
+        <w:tabs>
+          <w:tab w:val="num" w:pos="5760"/>
+        </w:tabs>
+        <w:ind w:left="5760" w:hanging="360"/>
+      </w:pPr>
+      <w:rPr>
+        <w:rFonts w:ascii="Wingdings" w:hAnsi="Wingdings" w:hint="default"/>
+        <w:sz w:val="20"/>
+      </w:rPr>
+    </w:lvl>
+    <w:lvl w:ilvl="8" w:tentative="1">
+      <w:start w:val="1"/>
+      <w:numFmt w:val="bullet"/>
+      <w:lvlText w:val=""/>
+      <w:lvlJc w:val="left"/>
+      <w:pPr>
+        <w:tabs>
+          <w:tab w:val="num" w:pos="6480"/>
+        </w:tabs>
+        <w:ind w:left="6480" w:hanging="360"/>
+      </w:pPr>
+      <w:rPr>
+        <w:rFonts w:ascii="Wingdings" w:hAnsi="Wingdings" w:hint="default"/>
+        <w:sz w:val="20"/>
+      </w:rPr>
+    </w:lvl>
+  </w:abstractNum>
+  <w:abstractNum w:abstractNumId="19" w15:restartNumberingAfterBreak="0">
+    <w:nsid w:val="65A77B7C"/>
+    <w:multiLevelType w:val="multilevel"/>
+    <w:tmpl w:val="3D487744"/>
+    <w:lvl w:ilvl="0">
+      <w:start w:val="1"/>
+      <w:numFmt w:val="bullet"/>
+      <w:lvlText w:val=""/>
+      <w:lvlJc w:val="left"/>
+      <w:pPr>
+        <w:tabs>
+          <w:tab w:val="num" w:pos="720"/>
+        </w:tabs>
+        <w:ind w:left="720" w:hanging="360"/>
+      </w:pPr>
+      <w:rPr>
+        <w:rFonts w:ascii="Symbol" w:hAnsi="Symbol" w:hint="default"/>
+        <w:sz w:val="20"/>
+      </w:rPr>
+    </w:lvl>
+    <w:lvl w:ilvl="1" w:tentative="1">
+      <w:start w:val="1"/>
+      <w:numFmt w:val="bullet"/>
+      <w:lvlText w:val="o"/>
+      <w:lvlJc w:val="left"/>
+      <w:pPr>
+        <w:tabs>
+          <w:tab w:val="num" w:pos="1440"/>
+        </w:tabs>
+        <w:ind w:left="1440" w:hanging="360"/>
+      </w:pPr>
+      <w:rPr>
+        <w:rFonts w:ascii="Courier New" w:hAnsi="Courier New" w:hint="default"/>
+        <w:sz w:val="20"/>
+      </w:rPr>
+    </w:lvl>
+    <w:lvl w:ilvl="2" w:tentative="1">
+      <w:start w:val="1"/>
+      <w:numFmt w:val="bullet"/>
+      <w:lvlText w:val=""/>
+      <w:lvlJc w:val="left"/>
+      <w:pPr>
+        <w:tabs>
+          <w:tab w:val="num" w:pos="2160"/>
+        </w:tabs>
+        <w:ind w:left="2160" w:hanging="360"/>
+      </w:pPr>
+      <w:rPr>
+        <w:rFonts w:ascii="Wingdings" w:hAnsi="Wingdings" w:hint="default"/>
+        <w:sz w:val="20"/>
+      </w:rPr>
+    </w:lvl>
+    <w:lvl w:ilvl="3" w:tentative="1">
+      <w:start w:val="1"/>
+      <w:numFmt w:val="bullet"/>
+      <w:lvlText w:val=""/>
+      <w:lvlJc w:val="left"/>
+      <w:pPr>
+        <w:tabs>
+          <w:tab w:val="num" w:pos="2880"/>
+        </w:tabs>
+        <w:ind w:left="2880" w:hanging="360"/>
+      </w:pPr>
+      <w:rPr>
+        <w:rFonts w:ascii="Wingdings" w:hAnsi="Wingdings" w:hint="default"/>
+        <w:sz w:val="20"/>
+      </w:rPr>
+    </w:lvl>
+    <w:lvl w:ilvl="4" w:tentative="1">
+      <w:start w:val="1"/>
+      <w:numFmt w:val="bullet"/>
+      <w:lvlText w:val=""/>
+      <w:lvlJc w:val="left"/>
+      <w:pPr>
+        <w:tabs>
+          <w:tab w:val="num" w:pos="3600"/>
+        </w:tabs>
+        <w:ind w:left="3600" w:hanging="360"/>
+      </w:pPr>
+      <w:rPr>
+        <w:rFonts w:ascii="Wingdings" w:hAnsi="Wingdings" w:hint="default"/>
+        <w:sz w:val="20"/>
+      </w:rPr>
+    </w:lvl>
+    <w:lvl w:ilvl="5" w:tentative="1">
+      <w:start w:val="1"/>
+      <w:numFmt w:val="bullet"/>
+      <w:lvlText w:val=""/>
+      <w:lvlJc w:val="left"/>
+      <w:pPr>
+        <w:tabs>
+          <w:tab w:val="num" w:pos="4320"/>
+        </w:tabs>
+        <w:ind w:left="4320" w:hanging="360"/>
+      </w:pPr>
+      <w:rPr>
+        <w:rFonts w:ascii="Wingdings" w:hAnsi="Wingdings" w:hint="default"/>
+        <w:sz w:val="20"/>
+      </w:rPr>
+    </w:lvl>
+    <w:lvl w:ilvl="6" w:tentative="1">
+      <w:start w:val="1"/>
+      <w:numFmt w:val="bullet"/>
+      <w:lvlText w:val=""/>
+      <w:lvlJc w:val="left"/>
+      <w:pPr>
+        <w:tabs>
+          <w:tab w:val="num" w:pos="5040"/>
+        </w:tabs>
+        <w:ind w:left="5040" w:hanging="360"/>
+      </w:pPr>
+      <w:rPr>
+        <w:rFonts w:ascii="Wingdings" w:hAnsi="Wingdings" w:hint="default"/>
+        <w:sz w:val="20"/>
+      </w:rPr>
+    </w:lvl>
+    <w:lvl w:ilvl="7" w:tentative="1">
+      <w:start w:val="1"/>
+      <w:numFmt w:val="bullet"/>
+      <w:lvlText w:val=""/>
+      <w:lvlJc w:val="left"/>
+      <w:pPr>
+        <w:tabs>
+          <w:tab w:val="num" w:pos="5760"/>
+        </w:tabs>
+        <w:ind w:left="5760" w:hanging="360"/>
+      </w:pPr>
+      <w:rPr>
+        <w:rFonts w:ascii="Wingdings" w:hAnsi="Wingdings" w:hint="default"/>
+        <w:sz w:val="20"/>
+      </w:rPr>
+    </w:lvl>
+    <w:lvl w:ilvl="8" w:tentative="1">
+      <w:start w:val="1"/>
+      <w:numFmt w:val="bullet"/>
+      <w:lvlText w:val=""/>
+      <w:lvlJc w:val="left"/>
+      <w:pPr>
+        <w:tabs>
+          <w:tab w:val="num" w:pos="6480"/>
+        </w:tabs>
+        <w:ind w:left="6480" w:hanging="360"/>
+      </w:pPr>
+      <w:rPr>
+        <w:rFonts w:ascii="Wingdings" w:hAnsi="Wingdings" w:hint="default"/>
+        <w:sz w:val="20"/>
+      </w:rPr>
+    </w:lvl>
+  </w:abstractNum>
+  <w:abstractNum w:abstractNumId="20" w15:restartNumberingAfterBreak="0">
+    <w:nsid w:val="7667208E"/>
+    <w:multiLevelType w:val="multilevel"/>
+    <w:tmpl w:val="4BB02698"/>
+    <w:lvl w:ilvl="0">
+      <w:start w:val="1"/>
+      <w:numFmt w:val="bullet"/>
+      <w:lvlText w:val=""/>
+      <w:lvlJc w:val="left"/>
+      <w:pPr>
+        <w:tabs>
+          <w:tab w:val="num" w:pos="720"/>
+        </w:tabs>
+        <w:ind w:left="720" w:hanging="360"/>
+      </w:pPr>
+      <w:rPr>
+        <w:rFonts w:ascii="Symbol" w:hAnsi="Symbol" w:hint="default"/>
+        <w:sz w:val="20"/>
+      </w:rPr>
+    </w:lvl>
+    <w:lvl w:ilvl="1" w:tentative="1">
+      <w:start w:val="1"/>
+      <w:numFmt w:val="bullet"/>
+      <w:lvlText w:val="o"/>
+      <w:lvlJc w:val="left"/>
+      <w:pPr>
+        <w:tabs>
+          <w:tab w:val="num" w:pos="1440"/>
+        </w:tabs>
+        <w:ind w:left="1440" w:hanging="360"/>
+      </w:pPr>
+      <w:rPr>
+        <w:rFonts w:ascii="Courier New" w:hAnsi="Courier New" w:hint="default"/>
+        <w:sz w:val="20"/>
+      </w:rPr>
+    </w:lvl>
+    <w:lvl w:ilvl="2" w:tentative="1">
+      <w:start w:val="1"/>
+      <w:numFmt w:val="bullet"/>
+      <w:lvlText w:val=""/>
+      <w:lvlJc w:val="left"/>
+      <w:pPr>
+        <w:tabs>
+          <w:tab w:val="num" w:pos="2160"/>
+        </w:tabs>
+        <w:ind w:left="2160" w:hanging="360"/>
+      </w:pPr>
+      <w:rPr>
+        <w:rFonts w:ascii="Wingdings" w:hAnsi="Wingdings" w:hint="default"/>
+        <w:sz w:val="20"/>
+      </w:rPr>
+    </w:lvl>
+    <w:lvl w:ilvl="3" w:tentative="1">
+      <w:start w:val="1"/>
+      <w:numFmt w:val="bullet"/>
+      <w:lvlText w:val=""/>
+      <w:lvlJc w:val="left"/>
+      <w:pPr>
+        <w:tabs>
+          <w:tab w:val="num" w:pos="2880"/>
+        </w:tabs>
+        <w:ind w:left="2880" w:hanging="360"/>
+      </w:pPr>
+      <w:rPr>
+        <w:rFonts w:ascii="Wingdings" w:hAnsi="Wingdings" w:hint="default"/>
+        <w:sz w:val="20"/>
+      </w:rPr>
+    </w:lvl>
+    <w:lvl w:ilvl="4" w:tentative="1">
+      <w:start w:val="1"/>
+      <w:numFmt w:val="bullet"/>
+      <w:lvlText w:val=""/>
+      <w:lvlJc w:val="left"/>
+      <w:pPr>
+        <w:tabs>
+          <w:tab w:val="num" w:pos="3600"/>
+        </w:tabs>
+        <w:ind w:left="3600" w:hanging="360"/>
+      </w:pPr>
+      <w:rPr>
+        <w:rFonts w:ascii="Wingdings" w:hAnsi="Wingdings" w:hint="default"/>
+        <w:sz w:val="20"/>
+      </w:rPr>
+    </w:lvl>
+    <w:lvl w:ilvl="5" w:tentative="1">
+      <w:start w:val="1"/>
+      <w:numFmt w:val="bullet"/>
+      <w:lvlText w:val=""/>
+      <w:lvlJc w:val="left"/>
+      <w:pPr>
+        <w:tabs>
+          <w:tab w:val="num" w:pos="4320"/>
+        </w:tabs>
+        <w:ind w:left="4320" w:hanging="360"/>
+      </w:pPr>
+      <w:rPr>
+        <w:rFonts w:ascii="Wingdings" w:hAnsi="Wingdings" w:hint="default"/>
+        <w:sz w:val="20"/>
+      </w:rPr>
+    </w:lvl>
+    <w:lvl w:ilvl="6" w:tentative="1">
+      <w:start w:val="1"/>
+      <w:numFmt w:val="bullet"/>
+      <w:lvlText w:val=""/>
+      <w:lvlJc w:val="left"/>
+      <w:pPr>
+        <w:tabs>
+          <w:tab w:val="num" w:pos="5040"/>
+        </w:tabs>
+        <w:ind w:left="5040" w:hanging="360"/>
+      </w:pPr>
+      <w:rPr>
+        <w:rFonts w:ascii="Wingdings" w:hAnsi="Wingdings" w:hint="default"/>
+        <w:sz w:val="20"/>
+      </w:rPr>
+    </w:lvl>
+    <w:lvl w:ilvl="7" w:tentative="1">
+      <w:start w:val="1"/>
+      <w:numFmt w:val="bullet"/>
+      <w:lvlText w:val=""/>
+      <w:lvlJc w:val="left"/>
+      <w:pPr>
+        <w:tabs>
+          <w:tab w:val="num" w:pos="5760"/>
+        </w:tabs>
+        <w:ind w:left="5760" w:hanging="360"/>
+      </w:pPr>
+      <w:rPr>
+        <w:rFonts w:ascii="Wingdings" w:hAnsi="Wingdings" w:hint="default"/>
+        <w:sz w:val="20"/>
+      </w:rPr>
+    </w:lvl>
+    <w:lvl w:ilvl="8" w:tentative="1">
+      <w:start w:val="1"/>
+      <w:numFmt w:val="bullet"/>
+      <w:lvlText w:val=""/>
+      <w:lvlJc w:val="left"/>
+      <w:pPr>
+        <w:tabs>
+          <w:tab w:val="num" w:pos="6480"/>
+        </w:tabs>
+        <w:ind w:left="6480" w:hanging="360"/>
+      </w:pPr>
+      <w:rPr>
+        <w:rFonts w:ascii="Wingdings" w:hAnsi="Wingdings" w:hint="default"/>
+        <w:sz w:val="20"/>
+      </w:rPr>
+    </w:lvl>
+  </w:abstractNum>
+  <w:abstractNum w:abstractNumId="21" w15:restartNumberingAfterBreak="0">
+    <w:nsid w:val="7BB52A29"/>
+    <w:multiLevelType w:val="multilevel"/>
+    <w:tmpl w:val="34867B34"/>
+    <w:lvl w:ilvl="0">
+      <w:start w:val="1"/>
+      <w:numFmt w:val="bullet"/>
+      <w:lvlText w:val=""/>
+      <w:lvlJc w:val="left"/>
+      <w:pPr>
+        <w:tabs>
+          <w:tab w:val="num" w:pos="720"/>
+        </w:tabs>
+        <w:ind w:left="720" w:hanging="360"/>
+      </w:pPr>
+      <w:rPr>
+        <w:rFonts w:ascii="Symbol" w:hAnsi="Symbol" w:hint="default"/>
+        <w:sz w:val="20"/>
+      </w:rPr>
+    </w:lvl>
+    <w:lvl w:ilvl="1" w:tentative="1">
+      <w:start w:val="1"/>
+      <w:numFmt w:val="bullet"/>
+      <w:lvlText w:val="o"/>
+      <w:lvlJc w:val="left"/>
+      <w:pPr>
+        <w:tabs>
+          <w:tab w:val="num" w:pos="1440"/>
+        </w:tabs>
+        <w:ind w:left="1440" w:hanging="360"/>
+      </w:pPr>
+      <w:rPr>
+        <w:rFonts w:ascii="Courier New" w:hAnsi="Courier New" w:hint="default"/>
+        <w:sz w:val="20"/>
+      </w:rPr>
+    </w:lvl>
+    <w:lvl w:ilvl="2" w:tentative="1">
+      <w:start w:val="1"/>
+      <w:numFmt w:val="bullet"/>
+      <w:lvlText w:val=""/>
+      <w:lvlJc w:val="left"/>
+      <w:pPr>
+        <w:tabs>
+          <w:tab w:val="num" w:pos="2160"/>
+        </w:tabs>
+        <w:ind w:left="2160" w:hanging="360"/>
+      </w:pPr>
+      <w:rPr>
+        <w:rFonts w:ascii="Wingdings" w:hAnsi="Wingdings" w:hint="default"/>
+        <w:sz w:val="20"/>
+      </w:rPr>
+    </w:lvl>
+    <w:lvl w:ilvl="3" w:tentative="1">
+      <w:start w:val="1"/>
+      <w:numFmt w:val="bullet"/>
+      <w:lvlText w:val=""/>
+      <w:lvlJc w:val="left"/>
+      <w:pPr>
+        <w:tabs>
+          <w:tab w:val="num" w:pos="2880"/>
+        </w:tabs>
+        <w:ind w:left="2880" w:hanging="360"/>
+      </w:pPr>
+      <w:rPr>
+        <w:rFonts w:ascii="Wingdings" w:hAnsi="Wingdings" w:hint="default"/>
+        <w:sz w:val="20"/>
+      </w:rPr>
+    </w:lvl>
+    <w:lvl w:ilvl="4" w:tentative="1">
+      <w:start w:val="1"/>
+      <w:numFmt w:val="bullet"/>
+      <w:lvlText w:val=""/>
+      <w:lvlJc w:val="left"/>
+      <w:pPr>
+        <w:tabs>
+          <w:tab w:val="num" w:pos="3600"/>
+        </w:tabs>
+        <w:ind w:left="3600" w:hanging="360"/>
+      </w:pPr>
+      <w:rPr>
+        <w:rFonts w:ascii="Wingdings" w:hAnsi="Wingdings" w:hint="default"/>
+        <w:sz w:val="20"/>
+      </w:rPr>
+    </w:lvl>
+    <w:lvl w:ilvl="5" w:tentative="1">
+      <w:start w:val="1"/>
+      <w:numFmt w:val="bullet"/>
+      <w:lvlText w:val=""/>
+      <w:lvlJc w:val="left"/>
+      <w:pPr>
+        <w:tabs>
+          <w:tab w:val="num" w:pos="4320"/>
+        </w:tabs>
+        <w:ind w:left="4320" w:hanging="360"/>
+      </w:pPr>
+      <w:rPr>
+        <w:rFonts w:ascii="Wingdings" w:hAnsi="Wingdings" w:hint="default"/>
+        <w:sz w:val="20"/>
+      </w:rPr>
+    </w:lvl>
+    <w:lvl w:ilvl="6" w:tentative="1">
+      <w:start w:val="1"/>
+      <w:numFmt w:val="bullet"/>
+      <w:lvlText w:val=""/>
+      <w:lvlJc w:val="left"/>
+      <w:pPr>
+        <w:tabs>
+          <w:tab w:val="num" w:pos="5040"/>
+        </w:tabs>
+        <w:ind w:left="5040" w:hanging="360"/>
+      </w:pPr>
+      <w:rPr>
+        <w:rFonts w:ascii="Wingdings" w:hAnsi="Wingdings" w:hint="default"/>
+        <w:sz w:val="20"/>
+      </w:rPr>
+    </w:lvl>
+    <w:lvl w:ilvl="7" w:tentative="1">
+      <w:start w:val="1"/>
+      <w:numFmt w:val="bullet"/>
+      <w:lvlText w:val=""/>
+      <w:lvlJc w:val="left"/>
+      <w:pPr>
+        <w:tabs>
+          <w:tab w:val="num" w:pos="5760"/>
+        </w:tabs>
+        <w:ind w:left="5760" w:hanging="360"/>
+      </w:pPr>
+      <w:rPr>
+        <w:rFonts w:ascii="Wingdings" w:hAnsi="Wingdings" w:hint="default"/>
+        <w:sz w:val="20"/>
+      </w:rPr>
+    </w:lvl>
+    <w:lvl w:ilvl="8" w:tentative="1">
+      <w:start w:val="1"/>
+      <w:numFmt w:val="bullet"/>
+      <w:lvlText w:val=""/>
+      <w:lvlJc w:val="left"/>
+      <w:pPr>
+        <w:tabs>
+          <w:tab w:val="num" w:pos="6480"/>
+        </w:tabs>
+        <w:ind w:left="6480" w:hanging="360"/>
+      </w:pPr>
+      <w:rPr>
+        <w:rFonts w:ascii="Wingdings" w:hAnsi="Wingdings" w:hint="default"/>
+        <w:sz w:val="20"/>
+      </w:rPr>
+    </w:lvl>
+  </w:abstractNum>
+  <w:num w:numId="1" w16cid:durableId="1889994455">
+    <w:abstractNumId w:val="10"/>
+  </w:num>
+  <w:num w:numId="2" w16cid:durableId="1529218770">
+    <w:abstractNumId w:val="2"/>
+  </w:num>
+  <w:num w:numId="3" w16cid:durableId="1593246804">
+    <w:abstractNumId w:val="14"/>
+  </w:num>
+  <w:num w:numId="4" w16cid:durableId="1804928228">
+    <w:abstractNumId w:val="7"/>
+  </w:num>
+  <w:num w:numId="5" w16cid:durableId="982586853">
+    <w:abstractNumId w:val="11"/>
+  </w:num>
+  <w:num w:numId="6" w16cid:durableId="1100027544">
+    <w:abstractNumId w:val="8"/>
+  </w:num>
+  <w:num w:numId="7" w16cid:durableId="995838665">
+    <w:abstractNumId w:val="0"/>
+  </w:num>
+  <w:num w:numId="8" w16cid:durableId="1055541963">
+    <w:abstractNumId w:val="9"/>
+  </w:num>
+  <w:num w:numId="9" w16cid:durableId="2015104252">
+    <w:abstractNumId w:val="6"/>
+  </w:num>
+  <w:num w:numId="10" w16cid:durableId="1722905579">
+    <w:abstractNumId w:val="17"/>
+  </w:num>
+  <w:num w:numId="11" w16cid:durableId="1574654564">
+    <w:abstractNumId w:val="18"/>
+  </w:num>
+  <w:num w:numId="12" w16cid:durableId="193351101">
+    <w:abstractNumId w:val="1"/>
+  </w:num>
+  <w:num w:numId="13" w16cid:durableId="128012790">
+    <w:abstractNumId w:val="4"/>
+  </w:num>
+  <w:num w:numId="14" w16cid:durableId="1987856100">
+    <w:abstractNumId w:val="3"/>
+  </w:num>
+  <w:num w:numId="15" w16cid:durableId="254438906">
+    <w:abstractNumId w:val="13"/>
+  </w:num>
+  <w:num w:numId="16" w16cid:durableId="1656490536">
+    <w:abstractNumId w:val="15"/>
+  </w:num>
+  <w:num w:numId="17" w16cid:durableId="638149514">
+    <w:abstractNumId w:val="16"/>
+  </w:num>
+  <w:num w:numId="18" w16cid:durableId="1657953544">
+    <w:abstractNumId w:val="19"/>
+  </w:num>
+  <w:num w:numId="19" w16cid:durableId="1011562359">
+    <w:abstractNumId w:val="12"/>
+  </w:num>
+  <w:num w:numId="20" w16cid:durableId="715393547">
+    <w:abstractNumId w:val="5"/>
+  </w:num>
+  <w:num w:numId="21" w16cid:durableId="180097134">
+    <w:abstractNumId w:val="21"/>
+  </w:num>
+  <w:num w:numId="22" w16cid:durableId="1951692947">
+    <w:abstractNumId w:val="20"/>
+  </w:num>
+</w:numbering>
 </file>
 
 <file path=word/styles.xml><?xml version="1.0" encoding="utf-8"?>
@@ -807,7 +7858,6 @@
   <w:style w:type="character" w:default="1" w:styleId="DefaultParagraphFont">
     <w:name w:val="Default Paragraph Font"/>
     <w:uiPriority w:val="1"/>
-    <w:semiHidden/>
     <w:unhideWhenUsed/>
   </w:style>
   <w:style w:type="table" w:default="1" w:styleId="TableNormal">
